--- a/Assignment3/results/340915149_206216517.docx
+++ b/Assignment3/results/340915149_206216517.docx
@@ -94,7 +94,6 @@
     </w:p>
     <w:p>
       <w:pPr>
-        <w:jc w:val="center"/>
         <w:rPr>
           <w:rFonts w:asciiTheme="majorHAnsi" w:hAnsiTheme="majorHAnsi" w:cstheme="majorBidi"/>
           <w:sz w:val="24"/>
@@ -105,32 +104,50 @@
     </w:p>
     <w:p>
       <w:pPr>
+        <w:rPr>
+          <w:b/>
+          <w:bCs/>
+          <w:noProof/>
+          <w:u w:val="single"/>
+        </w:rPr>
+      </w:pPr>
+    </w:p>
+    <w:p>
+      <w:pPr>
+        <w:rPr>
+          <w:b/>
+          <w:bCs/>
+          <w:noProof/>
+          <w:u w:val="single"/>
+        </w:rPr>
+      </w:pPr>
+      <w:r>
+        <w:rPr>
+          <w:b/>
+          <w:bCs/>
+          <w:noProof/>
+          <w:u w:val="single"/>
+        </w:rPr>
+        <w:t xml:space="preserve">1. </w:t>
+      </w:r>
+      <w:r>
+        <w:rPr>
+          <w:b/>
+          <w:bCs/>
+          <w:noProof/>
+          <w:u w:val="single"/>
+        </w:rPr>
+        <w:t>Data Preparation and Preprocessing:</w:t>
+      </w:r>
+    </w:p>
+    <w:p>
+      <w:pPr>
         <w:pStyle w:val="ListParagraph"/>
         <w:numPr>
-          <w:ilvl w:val="0"/>
-          <w:numId w:val="34"/>
+          <w:ilvl w:val="1"/>
+          <w:numId w:val="52"/>
         </w:numPr>
         <w:rPr>
-          <w:b/>
-          <w:bCs/>
-          <w:noProof/>
-          <w:u w:val="single"/>
-        </w:rPr>
-      </w:pPr>
-      <w:r>
-        <w:rPr>
-          <w:b/>
-          <w:bCs/>
-          <w:noProof/>
-          <w:u w:val="single"/>
-        </w:rPr>
-        <w:t>Data Preparation and Preprocessing:</w:t>
-      </w:r>
-    </w:p>
-    <w:p>
-      <w:pPr>
-        <w:ind w:left="360"/>
-        <w:rPr>
           <w:noProof/>
           <w:lang w:val="ru-RU"/>
         </w:rPr>
@@ -140,14 +157,6 @@
           <w:b/>
           <w:bCs/>
           <w:noProof/>
-        </w:rPr>
-        <w:t xml:space="preserve">1.1 </w:t>
-      </w:r>
-      <w:r>
-        <w:rPr>
-          <w:b/>
-          <w:bCs/>
-          <w:noProof/>
           <w:lang w:val="ru-RU"/>
         </w:rPr>
         <w:t>Data Loading</w:t>
@@ -155,6 +164,7 @@
     </w:p>
     <w:p>
       <w:pPr>
+        <w:pStyle w:val="ListParagraph"/>
         <w:numPr>
           <w:ilvl w:val="0"/>
           <w:numId w:val="33"/>
@@ -204,12 +214,14 @@
     </w:p>
     <w:p>
       <w:pPr>
+        <w:pStyle w:val="ListParagraph"/>
         <w:numPr>
           <w:ilvl w:val="0"/>
           <w:numId w:val="33"/>
         </w:numPr>
         <w:rPr>
           <w:noProof/>
+          <w:lang w:val="ru-RU"/>
         </w:rPr>
       </w:pPr>
       <w:r>
@@ -229,7 +241,6 @@
     </w:p>
     <w:p>
       <w:pPr>
-        <w:ind w:left="360"/>
         <w:rPr>
           <w:b/>
           <w:bCs/>
@@ -255,11 +266,14 @@
     </w:p>
     <w:p>
       <w:pPr>
+        <w:pStyle w:val="ListParagraph"/>
         <w:numPr>
           <w:ilvl w:val="0"/>
-          <w:numId w:val="35"/>
+          <w:numId w:val="56"/>
         </w:numPr>
         <w:rPr>
+          <w:b/>
+          <w:bCs/>
           <w:noProof/>
         </w:rPr>
       </w:pPr>
@@ -280,11 +294,24 @@
     </w:p>
     <w:p>
       <w:pPr>
+        <w:pStyle w:val="ListParagraph"/>
+        <w:rPr>
+          <w:b/>
+          <w:bCs/>
+          <w:noProof/>
+        </w:rPr>
+      </w:pPr>
+    </w:p>
+    <w:p>
+      <w:pPr>
+        <w:pStyle w:val="ListParagraph"/>
         <w:numPr>
           <w:ilvl w:val="0"/>
-          <w:numId w:val="35"/>
+          <w:numId w:val="56"/>
         </w:numPr>
         <w:rPr>
+          <w:b/>
+          <w:bCs/>
           <w:noProof/>
         </w:rPr>
       </w:pPr>
@@ -305,13 +332,25 @@
     </w:p>
     <w:p>
       <w:pPr>
+        <w:pStyle w:val="ListParagraph"/>
+        <w:rPr>
+          <w:b/>
+          <w:bCs/>
+          <w:noProof/>
+        </w:rPr>
+      </w:pPr>
+    </w:p>
+    <w:p>
+      <w:pPr>
+        <w:pStyle w:val="ListParagraph"/>
         <w:numPr>
           <w:ilvl w:val="0"/>
-          <w:numId w:val="35"/>
+          <w:numId w:val="56"/>
         </w:numPr>
         <w:rPr>
-          <w:noProof/>
-          <w:lang w:val="ru-RU"/>
+          <w:b/>
+          <w:bCs/>
+          <w:noProof/>
         </w:rPr>
       </w:pPr>
       <w:r>
@@ -345,14 +384,12 @@
       <w:r>
         <w:rPr>
           <w:noProof/>
-          <w:lang w:val="ru-RU"/>
         </w:rPr>
         <w:t>Empty lines after tokenization were skipped.</w:t>
       </w:r>
     </w:p>
     <w:p>
       <w:pPr>
-        <w:ind w:left="360"/>
         <w:rPr>
           <w:noProof/>
         </w:rPr>
@@ -412,7 +449,6 @@
     </w:p>
     <w:p>
       <w:pPr>
-        <w:ind w:left="360"/>
         <w:rPr>
           <w:b/>
           <w:bCs/>
@@ -438,7 +474,6 @@
     </w:p>
     <w:p>
       <w:pPr>
-        <w:ind w:left="360"/>
         <w:rPr>
           <w:noProof/>
         </w:rPr>
@@ -452,6 +487,33 @@
     </w:p>
     <w:p>
       <w:pPr>
+        <w:pStyle w:val="ListParagraph"/>
+        <w:numPr>
+          <w:ilvl w:val="0"/>
+          <w:numId w:val="57"/>
+        </w:numPr>
+        <w:rPr>
+          <w:noProof/>
+        </w:rPr>
+      </w:pPr>
+      <w:r>
+        <w:rPr>
+          <w:b/>
+          <w:bCs/>
+          <w:noProof/>
+        </w:rPr>
+        <w:t xml:space="preserve">Word Counts: </w:t>
+      </w:r>
+      <w:r>
+        <w:rPr>
+          <w:noProof/>
+        </w:rPr>
+        <w:t>A frequency count of all words in the training set was performed.</w:t>
+      </w:r>
+    </w:p>
+    <w:p>
+      <w:pPr>
+        <w:pStyle w:val="ListParagraph"/>
         <w:numPr>
           <w:ilvl w:val="0"/>
           <w:numId w:val="36"/>
@@ -466,13 +528,125 @@
           <w:bCs/>
           <w:noProof/>
         </w:rPr>
-        <w:t xml:space="preserve">Word Counts: </w:t>
-      </w:r>
-      <w:r>
-        <w:rPr>
-          <w:noProof/>
-        </w:rPr>
-        <w:t>A frequency count of all words in the training set was performed.</w:t>
+        <w:t xml:space="preserve">Special Tokens: </w:t>
+      </w:r>
+      <w:r>
+        <w:rPr>
+          <w:noProof/>
+        </w:rPr>
+        <w:t>Four special tokens were added to the vocabulary:</w:t>
+      </w:r>
+      <w:r>
+        <w:rPr>
+          <w:b/>
+          <w:bCs/>
+          <w:noProof/>
+        </w:rPr>
+        <w:t xml:space="preserve"> </w:t>
+      </w:r>
+    </w:p>
+    <w:p>
+      <w:pPr>
+        <w:pStyle w:val="ListParagraph"/>
+        <w:numPr>
+          <w:ilvl w:val="1"/>
+          <w:numId w:val="36"/>
+        </w:numPr>
+        <w:rPr>
+          <w:noProof/>
+        </w:rPr>
+      </w:pPr>
+      <w:r>
+        <w:rPr>
+          <w:b/>
+          <w:bCs/>
+          <w:noProof/>
+        </w:rPr>
+        <w:t xml:space="preserve">&lt;PAD&gt;: </w:t>
+      </w:r>
+      <w:r>
+        <w:rPr>
+          <w:noProof/>
+        </w:rPr>
+        <w:t>For padding sequences.</w:t>
+      </w:r>
+    </w:p>
+    <w:p>
+      <w:pPr>
+        <w:pStyle w:val="ListParagraph"/>
+        <w:numPr>
+          <w:ilvl w:val="1"/>
+          <w:numId w:val="36"/>
+        </w:numPr>
+        <w:rPr>
+          <w:noProof/>
+        </w:rPr>
+      </w:pPr>
+      <w:r>
+        <w:rPr>
+          <w:b/>
+          <w:bCs/>
+          <w:noProof/>
+        </w:rPr>
+        <w:t xml:space="preserve">&lt;NEXT LINE&gt;: </w:t>
+      </w:r>
+      <w:r>
+        <w:rPr>
+          <w:noProof/>
+        </w:rPr>
+        <w:t>To signify the end of a lyrical line.</w:t>
+      </w:r>
+    </w:p>
+    <w:p>
+      <w:pPr>
+        <w:pStyle w:val="ListParagraph"/>
+        <w:numPr>
+          <w:ilvl w:val="1"/>
+          <w:numId w:val="36"/>
+        </w:numPr>
+        <w:rPr>
+          <w:noProof/>
+        </w:rPr>
+      </w:pPr>
+      <w:r>
+        <w:rPr>
+          <w:b/>
+          <w:bCs/>
+          <w:noProof/>
+        </w:rPr>
+        <w:t xml:space="preserve">&lt;START&gt;: </w:t>
+      </w:r>
+      <w:r>
+        <w:rPr>
+          <w:noProof/>
+        </w:rPr>
+        <w:t>To mark the beginning of a song's lyrics.</w:t>
+      </w:r>
+    </w:p>
+    <w:p>
+      <w:pPr>
+        <w:pStyle w:val="ListParagraph"/>
+        <w:numPr>
+          <w:ilvl w:val="1"/>
+          <w:numId w:val="36"/>
+        </w:numPr>
+        <w:rPr>
+          <w:noProof/>
+        </w:rPr>
+      </w:pPr>
+      <w:r>
+        <w:rPr>
+          <w:b/>
+          <w:bCs/>
+          <w:noProof/>
+        </w:rPr>
+        <w:t xml:space="preserve">&lt;END&gt;: </w:t>
+      </w:r>
+      <w:r>
+        <w:rPr>
+          <w:noProof/>
+        </w:rPr>
+        <w:t>To mark the end of a song's lyrics.</w:t>
       </w:r>
     </w:p>
     <w:p>
@@ -482,29 +656,77 @@
           <w:numId w:val="36"/>
         </w:numPr>
         <w:rPr>
-          <w:b/>
-          <w:bCs/>
-          <w:noProof/>
-        </w:rPr>
-      </w:pPr>
-      <w:r>
-        <w:rPr>
-          <w:b/>
-          <w:bCs/>
-          <w:noProof/>
-        </w:rPr>
-        <w:t xml:space="preserve">Special Tokens: </w:t>
-      </w:r>
-      <w:r>
-        <w:rPr>
-          <w:noProof/>
-        </w:rPr>
-        <w:t>Four special tokens were added to the vocabulary:</w:t>
-      </w:r>
-      <w:r>
-        <w:rPr>
-          <w:b/>
-          <w:bCs/>
+          <w:noProof/>
+        </w:rPr>
+      </w:pPr>
+      <w:r>
+        <w:rPr>
+          <w:b/>
+          <w:bCs/>
+          <w:noProof/>
+        </w:rPr>
+        <w:t xml:space="preserve">Vocabulary Creation: </w:t>
+      </w:r>
+      <w:r>
+        <w:rPr>
+          <w:noProof/>
+        </w:rPr>
+        <w:t xml:space="preserve">All unique words </w:t>
+      </w:r>
+      <w:r>
+        <w:rPr>
+          <w:noProof/>
+        </w:rPr>
+        <w:t xml:space="preserve">were added to the vocabulary, </w:t>
+      </w:r>
+      <w:r>
+        <w:rPr>
+          <w:noProof/>
+        </w:rPr>
+        <w:t xml:space="preserve">and </w:t>
+      </w:r>
+      <w:r>
+        <w:rPr>
+          <w:noProof/>
+        </w:rPr>
+        <w:t xml:space="preserve">each word </w:t>
+      </w:r>
+      <w:r>
+        <w:rPr>
+          <w:noProof/>
+        </w:rPr>
+        <w:t xml:space="preserve">was mapped </w:t>
+      </w:r>
+      <w:r>
+        <w:rPr>
+          <w:noProof/>
+        </w:rPr>
+        <w:t xml:space="preserve">to a unique integer index. The resulting vocabulary size was </w:t>
+      </w:r>
+      <w:r>
+        <w:rPr>
+          <w:b/>
+          <w:bCs/>
+          <w:noProof/>
+        </w:rPr>
+        <w:t>738</w:t>
+      </w:r>
+      <w:r>
+        <w:rPr>
+          <w:b/>
+          <w:bCs/>
+          <w:noProof/>
+        </w:rPr>
+        <w:t>5</w:t>
+      </w:r>
+      <w:r>
+        <w:rPr>
+          <w:noProof/>
+        </w:rPr>
+        <w:t>.</w:t>
+      </w:r>
+      <w:r>
+        <w:rPr>
           <w:noProof/>
         </w:rPr>
         <w:t xml:space="preserve"> </w:t>
@@ -512,177 +734,43 @@
     </w:p>
     <w:p>
       <w:pPr>
-        <w:numPr>
-          <w:ilvl w:val="1"/>
-          <w:numId w:val="36"/>
-        </w:numPr>
-        <w:rPr>
-          <w:b/>
-          <w:bCs/>
-          <w:noProof/>
-        </w:rPr>
-      </w:pPr>
-      <w:r>
-        <w:rPr>
-          <w:b/>
-          <w:bCs/>
-          <w:noProof/>
-        </w:rPr>
-        <w:t xml:space="preserve">&lt;PAD&gt;: </w:t>
-      </w:r>
-      <w:r>
-        <w:rPr>
-          <w:noProof/>
-        </w:rPr>
-        <w:t>For padding sequences.</w:t>
-      </w:r>
-    </w:p>
-    <w:p>
-      <w:pPr>
-        <w:numPr>
-          <w:ilvl w:val="1"/>
-          <w:numId w:val="36"/>
-        </w:numPr>
-        <w:rPr>
-          <w:noProof/>
-        </w:rPr>
-      </w:pPr>
-      <w:r>
-        <w:rPr>
-          <w:b/>
-          <w:bCs/>
-          <w:noProof/>
-        </w:rPr>
-        <w:t xml:space="preserve">&lt;NEXT LINE&gt;: </w:t>
-      </w:r>
-      <w:r>
-        <w:rPr>
-          <w:noProof/>
-        </w:rPr>
-        <w:t>To signify the end of a lyrical line.</w:t>
-      </w:r>
-    </w:p>
-    <w:p>
-      <w:pPr>
-        <w:numPr>
-          <w:ilvl w:val="1"/>
-          <w:numId w:val="36"/>
-        </w:numPr>
-        <w:rPr>
-          <w:b/>
-          <w:bCs/>
-          <w:noProof/>
-        </w:rPr>
-      </w:pPr>
-      <w:r>
-        <w:rPr>
-          <w:b/>
-          <w:bCs/>
-          <w:noProof/>
-        </w:rPr>
-        <w:t xml:space="preserve">&lt;START&gt;: </w:t>
-      </w:r>
-      <w:r>
-        <w:rPr>
-          <w:noProof/>
-        </w:rPr>
-        <w:t>To mark the beginning of a song's lyrics.</w:t>
-      </w:r>
-    </w:p>
-    <w:p>
-      <w:pPr>
-        <w:numPr>
-          <w:ilvl w:val="1"/>
-          <w:numId w:val="36"/>
-        </w:numPr>
-        <w:rPr>
-          <w:b/>
-          <w:bCs/>
-          <w:noProof/>
-        </w:rPr>
-      </w:pPr>
-      <w:r>
-        <w:rPr>
-          <w:b/>
-          <w:bCs/>
-          <w:noProof/>
-        </w:rPr>
-        <w:t xml:space="preserve">&lt;END&gt;: </w:t>
-      </w:r>
-      <w:r>
-        <w:rPr>
-          <w:noProof/>
-        </w:rPr>
-        <w:t>To mark the end of a song's lyrics.</w:t>
-      </w:r>
-    </w:p>
-    <w:p>
-      <w:pPr>
-        <w:numPr>
-          <w:ilvl w:val="0"/>
-          <w:numId w:val="36"/>
-        </w:numPr>
-        <w:rPr>
-          <w:noProof/>
-        </w:rPr>
-      </w:pPr>
-      <w:r>
-        <w:rPr>
-          <w:b/>
-          <w:bCs/>
-          <w:noProof/>
-        </w:rPr>
-        <w:t xml:space="preserve">Vocabulary Creation: </w:t>
-      </w:r>
-      <w:r>
-        <w:rPr>
-          <w:noProof/>
-        </w:rPr>
-        <w:t xml:space="preserve">All unique words </w:t>
-      </w:r>
-      <w:r>
-        <w:rPr>
-          <w:noProof/>
-        </w:rPr>
-        <w:t xml:space="preserve">were added to the vocabulary, </w:t>
-      </w:r>
-      <w:r>
-        <w:rPr>
-          <w:noProof/>
-        </w:rPr>
-        <w:t xml:space="preserve">and </w:t>
-      </w:r>
-      <w:r>
-        <w:rPr>
-          <w:noProof/>
-        </w:rPr>
-        <w:t xml:space="preserve">each word </w:t>
-      </w:r>
-      <w:r>
-        <w:rPr>
-          <w:noProof/>
-        </w:rPr>
-        <w:t xml:space="preserve">was mapped </w:t>
-      </w:r>
-      <w:r>
-        <w:rPr>
-          <w:noProof/>
-        </w:rPr>
-        <w:t xml:space="preserve">to a unique integer index. The resulting vocabulary size was </w:t>
-      </w:r>
-      <w:r>
-        <w:rPr>
-          <w:b/>
-          <w:bCs/>
-          <w:noProof/>
-        </w:rPr>
-        <w:t>7384</w:t>
-      </w:r>
-      <w:r>
-        <w:rPr>
-          <w:noProof/>
-        </w:rPr>
-        <w:t>.</w:t>
+        <w:rPr>
+          <w:b/>
+          <w:bCs/>
+          <w:noProof/>
+        </w:rPr>
+      </w:pPr>
+    </w:p>
+    <w:p>
+      <w:pPr>
+        <w:rPr>
+          <w:b/>
+          <w:bCs/>
+          <w:noProof/>
+        </w:rPr>
+      </w:pPr>
+    </w:p>
+    <w:p>
+      <w:pPr>
+        <w:rPr>
+          <w:noProof/>
+        </w:rPr>
+      </w:pPr>
+      <w:r>
+        <w:rPr>
+          <w:b/>
+          <w:bCs/>
+          <w:noProof/>
+        </w:rPr>
+        <w:t xml:space="preserve">1.4. </w:t>
+      </w:r>
+      <w:r>
+        <w:rPr>
+          <w:b/>
+          <w:bCs/>
+          <w:noProof/>
+        </w:rPr>
+        <w:t>Word Embeddings (Word2Vec)</w:t>
       </w:r>
       <w:r>
         <w:rPr>
@@ -700,37 +788,6 @@
       </w:pPr>
       <w:r>
         <w:rPr>
-          <w:b/>
-          <w:bCs/>
-          <w:noProof/>
-        </w:rPr>
-        <w:lastRenderedPageBreak/>
-        <w:t xml:space="preserve">1.4. </w:t>
-      </w:r>
-      <w:r>
-        <w:rPr>
-          <w:b/>
-          <w:bCs/>
-          <w:noProof/>
-        </w:rPr>
-        <w:t>Word Embeddings (Word2Vec)</w:t>
-      </w:r>
-      <w:r>
-        <w:rPr>
-          <w:noProof/>
-        </w:rPr>
-        <w:t xml:space="preserve"> </w:t>
-      </w:r>
-    </w:p>
-    <w:p>
-      <w:pPr>
-        <w:ind w:left="360"/>
-        <w:rPr>
-          <w:noProof/>
-        </w:rPr>
-      </w:pPr>
-      <w:r>
-        <w:rPr>
           <w:noProof/>
         </w:rPr>
         <w:t>To represent words as dense vectors, a Word2Vec model was trained on the tokenized training lyrics:</w:t>
@@ -738,6 +795,7 @@
     </w:p>
     <w:p>
       <w:pPr>
+        <w:pStyle w:val="ListParagraph"/>
         <w:numPr>
           <w:ilvl w:val="0"/>
           <w:numId w:val="37"/>
@@ -763,91 +821,85 @@
     </w:p>
     <w:p>
       <w:pPr>
+        <w:pStyle w:val="ListParagraph"/>
         <w:numPr>
           <w:ilvl w:val="0"/>
           <w:numId w:val="37"/>
         </w:numPr>
         <w:rPr>
           <w:noProof/>
+        </w:rPr>
+      </w:pPr>
+      <w:r>
+        <w:rPr>
+          <w:b/>
+          <w:bCs/>
+          <w:noProof/>
           <w:lang w:val="ru-RU"/>
         </w:rPr>
-      </w:pPr>
-      <w:r>
-        <w:rPr>
-          <w:b/>
-          <w:bCs/>
-          <w:noProof/>
-          <w:lang w:val="ru-RU"/>
-        </w:rPr>
         <w:t>Parameters:</w:t>
       </w:r>
-      <w:r>
-        <w:rPr>
-          <w:noProof/>
-          <w:lang w:val="ru-RU"/>
-        </w:rPr>
-        <w:t xml:space="preserve"> </w:t>
-      </w:r>
-    </w:p>
-    <w:p>
-      <w:pPr>
+    </w:p>
+    <w:p>
+      <w:pPr>
+        <w:pStyle w:val="ListParagraph"/>
         <w:numPr>
           <w:ilvl w:val="1"/>
           <w:numId w:val="37"/>
         </w:numPr>
         <w:rPr>
           <w:noProof/>
+        </w:rPr>
+      </w:pPr>
+      <w:r>
+        <w:rPr>
+          <w:noProof/>
           <w:lang w:val="ru-RU"/>
         </w:rPr>
-      </w:pPr>
-      <w:r>
-        <w:rPr>
-          <w:noProof/>
-          <w:lang w:val="ru-RU"/>
-        </w:rPr>
         <w:t>vector_size: 300 (embedding dimension)</w:t>
       </w:r>
     </w:p>
     <w:p>
       <w:pPr>
+        <w:pStyle w:val="ListParagraph"/>
         <w:numPr>
           <w:ilvl w:val="1"/>
           <w:numId w:val="37"/>
         </w:numPr>
         <w:rPr>
           <w:noProof/>
+        </w:rPr>
+      </w:pPr>
+      <w:r>
+        <w:rPr>
+          <w:noProof/>
           <w:lang w:val="ru-RU"/>
         </w:rPr>
-      </w:pPr>
-      <w:r>
-        <w:rPr>
-          <w:noProof/>
-          <w:lang w:val="ru-RU"/>
-        </w:rPr>
         <w:t>window: 5 (context window size)</w:t>
       </w:r>
     </w:p>
     <w:p>
       <w:pPr>
+        <w:pStyle w:val="ListParagraph"/>
         <w:numPr>
           <w:ilvl w:val="1"/>
           <w:numId w:val="37"/>
         </w:numPr>
         <w:rPr>
           <w:noProof/>
+        </w:rPr>
+      </w:pPr>
+      <w:r>
+        <w:rPr>
+          <w:noProof/>
           <w:lang w:val="ru-RU"/>
         </w:rPr>
-      </w:pPr>
-      <w:r>
-        <w:rPr>
-          <w:noProof/>
-          <w:lang w:val="ru-RU"/>
-        </w:rPr>
         <w:t>epochs: 20</w:t>
       </w:r>
     </w:p>
     <w:p>
       <w:pPr>
+        <w:pStyle w:val="ListParagraph"/>
         <w:numPr>
           <w:ilvl w:val="0"/>
           <w:numId w:val="37"/>
@@ -910,16 +962,7 @@
           <w:noProof/>
           <w:u w:val="single"/>
         </w:rPr>
-        <w:t>2</w:t>
-      </w:r>
-      <w:r>
-        <w:rPr>
-          <w:b/>
-          <w:bCs/>
-          <w:noProof/>
-          <w:u w:val="single"/>
-        </w:rPr>
-        <w:t>. Approach 1: Simple Model - Global Melody Features</w:t>
+        <w:t>2. Approach 1: Simple Model - Global Melody Features</w:t>
       </w:r>
     </w:p>
     <w:p>
@@ -949,15 +992,7 @@
           <w:bCs/>
           <w:noProof/>
         </w:rPr>
-        <w:t xml:space="preserve">2.1. </w:t>
-      </w:r>
-      <w:r>
-        <w:rPr>
-          <w:b/>
-          <w:bCs/>
-          <w:noProof/>
-        </w:rPr>
-        <w:t>Dataset for Simple Model</w:t>
+        <w:t>2.1. Dataset for Simple Model</w:t>
       </w:r>
       <w:r>
         <w:rPr>
@@ -1179,28 +1214,11 @@
     <w:p>
       <w:pPr>
         <w:pStyle w:val="ListParagraph"/>
-        <w:numPr>
-          <w:ilvl w:val="0"/>
-          <w:numId w:val="37"/>
-        </w:numPr>
-        <w:rPr>
-          <w:noProof/>
-        </w:rPr>
-      </w:pPr>
-      <w:r>
-        <w:rPr>
-          <w:b/>
-          <w:bCs/>
-          <w:noProof/>
-        </w:rPr>
-        <w:t>Sequence Preparation:</w:t>
-      </w:r>
-      <w:r>
-        <w:rPr>
-          <w:noProof/>
-        </w:rPr>
-        <w:t xml:space="preserve"> For each song, lyrics were tokenized, and special tokens (&lt;START&gt;, &lt;NEXT LINE&gt;, &lt;END&gt;) were added. &lt;START&gt; was prepended, &lt;NEXT LINE&gt; was appended after each actual line, and the final &lt;NEXT LINE&gt; was replaced by &lt;END&gt;.</w:t>
-      </w:r>
+        <w:ind w:left="1440"/>
+        <w:rPr>
+          <w:noProof/>
+        </w:rPr>
+      </w:pPr>
     </w:p>
     <w:p>
       <w:pPr>
@@ -1219,6 +1237,40 @@
           <w:bCs/>
           <w:noProof/>
         </w:rPr>
+        <w:t>Sequence Preparation:</w:t>
+      </w:r>
+      <w:r>
+        <w:rPr>
+          <w:noProof/>
+        </w:rPr>
+        <w:t xml:space="preserve"> For each song, lyrics were tokenized, and special tokens (&lt;START&gt;, &lt;NEXT LINE&gt;, &lt;END&gt;) were added. &lt;START&gt; was prepended, &lt;NEXT LINE&gt; was appended after each actual line, and the final &lt;NEXT LINE&gt; was replaced by &lt;END&gt;.</w:t>
+      </w:r>
+    </w:p>
+    <w:p>
+      <w:pPr>
+        <w:pStyle w:val="ListParagraph"/>
+        <w:rPr>
+          <w:noProof/>
+        </w:rPr>
+      </w:pPr>
+    </w:p>
+    <w:p>
+      <w:pPr>
+        <w:pStyle w:val="ListParagraph"/>
+        <w:numPr>
+          <w:ilvl w:val="0"/>
+          <w:numId w:val="37"/>
+        </w:numPr>
+        <w:rPr>
+          <w:noProof/>
+        </w:rPr>
+      </w:pPr>
+      <w:r>
+        <w:rPr>
+          <w:b/>
+          <w:bCs/>
+          <w:noProof/>
+        </w:rPr>
         <w:t>Input-Target Pairs:</w:t>
       </w:r>
       <w:r>
@@ -1227,6 +1279,14 @@
         </w:rPr>
         <w:t xml:space="preserve"> The entire song's token sequence was used to create input-target pairs. For each token word_i in the sequence, the input was word_i and the target was word_{i+1}.</w:t>
       </w:r>
+    </w:p>
+    <w:p>
+      <w:pPr>
+        <w:pStyle w:val="ListParagraph"/>
+        <w:rPr>
+          <w:noProof/>
+        </w:rPr>
+      </w:pPr>
     </w:p>
     <w:p>
       <w:pPr>
@@ -1248,6 +1308,7 @@
     </w:p>
     <w:p>
       <w:pPr>
+        <w:pStyle w:val="ListParagraph"/>
         <w:numPr>
           <w:ilvl w:val="1"/>
           <w:numId w:val="39"/>
@@ -1277,6 +1338,7 @@
     </w:p>
     <w:p>
       <w:pPr>
+        <w:pStyle w:val="ListParagraph"/>
         <w:numPr>
           <w:ilvl w:val="1"/>
           <w:numId w:val="39"/>
@@ -1300,13 +1362,21 @@
           <w:noProof/>
         </w:rPr>
       </w:pPr>
-      <w:r>
-        <w:rPr>
-          <w:b/>
-          <w:bCs/>
-          <w:noProof/>
-        </w:rPr>
-        <w:lastRenderedPageBreak/>
+    </w:p>
+    <w:p>
+      <w:pPr>
+        <w:rPr>
+          <w:b/>
+          <w:bCs/>
+          <w:noProof/>
+        </w:rPr>
+      </w:pPr>
+      <w:r>
+        <w:rPr>
+          <w:b/>
+          <w:bCs/>
+          <w:noProof/>
+        </w:rPr>
         <w:t xml:space="preserve">2.2. </w:t>
       </w:r>
       <w:r>
@@ -1337,11 +1407,14 @@
     </w:p>
     <w:p>
       <w:pPr>
+        <w:pStyle w:val="ListParagraph"/>
         <w:numPr>
           <w:ilvl w:val="0"/>
           <w:numId w:val="41"/>
         </w:numPr>
         <w:rPr>
+          <w:b/>
+          <w:bCs/>
           <w:noProof/>
         </w:rPr>
       </w:pPr>
@@ -1362,11 +1435,14 @@
     </w:p>
     <w:p>
       <w:pPr>
+        <w:pStyle w:val="ListParagraph"/>
         <w:numPr>
           <w:ilvl w:val="0"/>
           <w:numId w:val="41"/>
         </w:numPr>
         <w:rPr>
+          <w:b/>
+          <w:bCs/>
           <w:noProof/>
         </w:rPr>
       </w:pPr>
@@ -1387,13 +1463,15 @@
     </w:p>
     <w:p>
       <w:pPr>
+        <w:pStyle w:val="ListParagraph"/>
         <w:numPr>
           <w:ilvl w:val="0"/>
           <w:numId w:val="41"/>
         </w:numPr>
         <w:rPr>
-          <w:noProof/>
-          <w:lang w:val="ru-RU"/>
+          <w:b/>
+          <w:bCs/>
+          <w:noProof/>
         </w:rPr>
       </w:pPr>
       <w:r>
@@ -1413,18 +1491,20 @@
       <w:r>
         <w:rPr>
           <w:noProof/>
-          <w:lang w:val="ru-RU"/>
         </w:rPr>
         <w:t>This allows for easy concatenation.</w:t>
       </w:r>
     </w:p>
     <w:p>
       <w:pPr>
+        <w:pStyle w:val="ListParagraph"/>
         <w:numPr>
           <w:ilvl w:val="0"/>
           <w:numId w:val="41"/>
         </w:numPr>
         <w:rPr>
+          <w:b/>
+          <w:bCs/>
           <w:noProof/>
         </w:rPr>
       </w:pPr>
@@ -1445,6 +1525,7 @@
     </w:p>
     <w:p>
       <w:pPr>
+        <w:pStyle w:val="ListParagraph"/>
         <w:numPr>
           <w:ilvl w:val="0"/>
           <w:numId w:val="41"/>
@@ -1472,6 +1553,7 @@
     </w:p>
     <w:p>
       <w:pPr>
+        <w:pStyle w:val="ListParagraph"/>
         <w:numPr>
           <w:ilvl w:val="0"/>
           <w:numId w:val="41"/>
@@ -1499,11 +1581,14 @@
     </w:p>
     <w:p>
       <w:pPr>
+        <w:pStyle w:val="ListParagraph"/>
         <w:numPr>
           <w:ilvl w:val="0"/>
           <w:numId w:val="41"/>
         </w:numPr>
         <w:rPr>
+          <w:b/>
+          <w:bCs/>
           <w:noProof/>
         </w:rPr>
       </w:pPr>
@@ -1524,6 +1609,7 @@
     </w:p>
     <w:p>
       <w:pPr>
+        <w:pStyle w:val="ListParagraph"/>
         <w:numPr>
           <w:ilvl w:val="0"/>
           <w:numId w:val="41"/>
@@ -1595,38 +1681,10 @@
     <w:p>
       <w:pPr>
         <w:pStyle w:val="ListParagraph"/>
-        <w:numPr>
-          <w:ilvl w:val="0"/>
-          <w:numId w:val="40"/>
-        </w:numPr>
-        <w:rPr>
-          <w:b/>
-          <w:bCs/>
-          <w:noProof/>
-        </w:rPr>
-      </w:pPr>
-      <w:r>
-        <w:rPr>
-          <w:b/>
-          <w:bCs/>
-          <w:noProof/>
-        </w:rPr>
-        <w:t xml:space="preserve">Optimizer: </w:t>
-      </w:r>
-      <w:r>
-        <w:rPr>
-          <w:noProof/>
-        </w:rPr>
-        <w:t>optim.Adam with a learning rate of 1×10−4.</w:t>
-      </w:r>
-      <w:r>
-        <w:rPr>
-          <w:b/>
-          <w:bCs/>
-          <w:noProof/>
-        </w:rPr>
-        <w:t xml:space="preserve"> </w:t>
-      </w:r>
+        <w:rPr>
+          <w:noProof/>
+        </w:rPr>
+      </w:pPr>
     </w:p>
     <w:p>
       <w:pPr>
@@ -1636,23 +1694,87 @@
           <w:numId w:val="40"/>
         </w:numPr>
         <w:rPr>
-          <w:noProof/>
-        </w:rPr>
-      </w:pPr>
-      <w:r>
-        <w:rPr>
-          <w:b/>
-          <w:bCs/>
-          <w:noProof/>
-        </w:rPr>
-        <w:t xml:space="preserve">Learning Rate Scheduler: </w:t>
-      </w:r>
-      <w:r>
-        <w:rPr>
-          <w:noProof/>
-        </w:rPr>
-        <w:t xml:space="preserve">optim.lr_scheduler.ReduceLROnPlateau was used to reduce the learning rate by a factor of 0.5 if the validation loss did not improve for 2 consecutive epochs. </w:t>
-      </w:r>
+          <w:b/>
+          <w:bCs/>
+          <w:noProof/>
+        </w:rPr>
+      </w:pPr>
+      <w:r>
+        <w:rPr>
+          <w:b/>
+          <w:bCs/>
+          <w:noProof/>
+        </w:rPr>
+        <w:t xml:space="preserve">Optimizer: </w:t>
+      </w:r>
+      <w:r>
+        <w:rPr>
+          <w:noProof/>
+        </w:rPr>
+        <w:t xml:space="preserve">optim.Adam with a learning rate of </w:t>
+      </w:r>
+      <m:oMath>
+        <m:r>
+          <w:rPr>
+            <w:rFonts w:ascii="Cambria Math" w:hAnsi="Cambria Math"/>
+            <w:noProof/>
+          </w:rPr>
+          <m:t>5*</m:t>
+        </m:r>
+        <m:sSup>
+          <m:sSupPr>
+            <m:ctrlPr>
+              <w:rPr>
+                <w:rFonts w:ascii="Cambria Math" w:hAnsi="Cambria Math"/>
+                <w:i/>
+                <w:noProof/>
+              </w:rPr>
+            </m:ctrlPr>
+          </m:sSupPr>
+          <m:e>
+            <m:r>
+              <w:rPr>
+                <w:rFonts w:ascii="Cambria Math" w:hAnsi="Cambria Math"/>
+                <w:noProof/>
+              </w:rPr>
+              <m:t>10</m:t>
+            </m:r>
+          </m:e>
+          <m:sup>
+            <m:r>
+              <w:rPr>
+                <w:rFonts w:ascii="Cambria Math" w:hAnsi="Cambria Math"/>
+                <w:noProof/>
+              </w:rPr>
+              <m:t>-5</m:t>
+            </m:r>
+          </m:sup>
+        </m:sSup>
+      </m:oMath>
+      <w:r>
+        <w:rPr>
+          <w:noProof/>
+        </w:rPr>
+        <w:t>.</w:t>
+      </w:r>
+      <w:r>
+        <w:rPr>
+          <w:b/>
+          <w:bCs/>
+          <w:noProof/>
+        </w:rPr>
+        <w:t xml:space="preserve"> </w:t>
+      </w:r>
+    </w:p>
+    <w:p>
+      <w:pPr>
+        <w:pStyle w:val="ListParagraph"/>
+        <w:rPr>
+          <w:b/>
+          <w:bCs/>
+          <w:noProof/>
+        </w:rPr>
+      </w:pPr>
     </w:p>
     <w:p>
       <w:pPr>
@@ -1662,33 +1784,33 @@
           <w:numId w:val="40"/>
         </w:numPr>
         <w:rPr>
-          <w:b/>
-          <w:bCs/>
-          <w:noProof/>
-        </w:rPr>
-      </w:pPr>
-      <w:r>
-        <w:rPr>
-          <w:b/>
-          <w:bCs/>
-          <w:noProof/>
-        </w:rPr>
-        <w:t xml:space="preserve">Epochs: </w:t>
-      </w:r>
-      <w:r>
-        <w:rPr>
-          <w:noProof/>
-        </w:rPr>
-        <w:t>The model was trained for 50 epochs.</w:t>
-      </w:r>
-      <w:r>
-        <w:rPr>
-          <w:b/>
-          <w:bCs/>
-          <w:noProof/>
-        </w:rPr>
-        <w:t xml:space="preserve"> </w:t>
-      </w:r>
+          <w:noProof/>
+        </w:rPr>
+      </w:pPr>
+      <w:r>
+        <w:rPr>
+          <w:b/>
+          <w:bCs/>
+          <w:noProof/>
+        </w:rPr>
+        <w:t xml:space="preserve">Learning Rate Scheduler: </w:t>
+      </w:r>
+      <w:r>
+        <w:rPr>
+          <w:noProof/>
+        </w:rPr>
+        <w:t xml:space="preserve">optim.lr_scheduler.ReduceLROnPlateau was used to reduce the learning rate by a factor of 0.5 if the validation loss did not improve for 2 consecutive epochs. </w:t>
+      </w:r>
+    </w:p>
+    <w:p>
+      <w:pPr>
+        <w:pStyle w:val="ListParagraph"/>
+        <w:rPr>
+          <w:b/>
+          <w:bCs/>
+          <w:noProof/>
+        </w:rPr>
+      </w:pPr>
     </w:p>
     <w:p>
       <w:pPr>
@@ -1698,23 +1820,41 @@
           <w:numId w:val="40"/>
         </w:numPr>
         <w:rPr>
-          <w:noProof/>
-        </w:rPr>
-      </w:pPr>
-      <w:r>
-        <w:rPr>
-          <w:b/>
-          <w:bCs/>
-          <w:noProof/>
-        </w:rPr>
-        <w:t xml:space="preserve">Gradient Clipping: </w:t>
-      </w:r>
-      <w:r>
-        <w:rPr>
-          <w:noProof/>
-        </w:rPr>
-        <w:t xml:space="preserve">Gradients were clipped to a maximum norm of 5.0 (torch.nn.utils.clip_grad_norm_) to prevent exploding gradients. </w:t>
-      </w:r>
+          <w:b/>
+          <w:bCs/>
+          <w:noProof/>
+        </w:rPr>
+      </w:pPr>
+      <w:r>
+        <w:rPr>
+          <w:b/>
+          <w:bCs/>
+          <w:noProof/>
+        </w:rPr>
+        <w:t xml:space="preserve">Epochs: </w:t>
+      </w:r>
+      <w:r>
+        <w:rPr>
+          <w:noProof/>
+        </w:rPr>
+        <w:t>The model was trained for 50 epochs.</w:t>
+      </w:r>
+      <w:r>
+        <w:rPr>
+          <w:b/>
+          <w:bCs/>
+          <w:noProof/>
+        </w:rPr>
+        <w:t xml:space="preserve"> </w:t>
+      </w:r>
+    </w:p>
+    <w:p>
+      <w:pPr>
+        <w:pStyle w:val="ListParagraph"/>
+        <w:rPr>
+          <w:noProof/>
+        </w:rPr>
+      </w:pPr>
     </w:p>
     <w:p>
       <w:pPr>
@@ -1733,6 +1873,40 @@
           <w:bCs/>
           <w:noProof/>
         </w:rPr>
+        <w:t xml:space="preserve">Gradient Clipping: </w:t>
+      </w:r>
+      <w:r>
+        <w:rPr>
+          <w:noProof/>
+        </w:rPr>
+        <w:t xml:space="preserve">Gradients were clipped to a maximum norm of 5.0 (torch.nn.utils.clip_grad_norm_) to prevent exploding gradients. </w:t>
+      </w:r>
+    </w:p>
+    <w:p>
+      <w:pPr>
+        <w:pStyle w:val="ListParagraph"/>
+        <w:rPr>
+          <w:noProof/>
+        </w:rPr>
+      </w:pPr>
+    </w:p>
+    <w:p>
+      <w:pPr>
+        <w:pStyle w:val="ListParagraph"/>
+        <w:numPr>
+          <w:ilvl w:val="0"/>
+          <w:numId w:val="40"/>
+        </w:numPr>
+        <w:rPr>
+          <w:noProof/>
+        </w:rPr>
+      </w:pPr>
+      <w:r>
+        <w:rPr>
+          <w:b/>
+          <w:bCs/>
+          <w:noProof/>
+        </w:rPr>
         <w:t xml:space="preserve">Best Model Saving: </w:t>
       </w:r>
       <w:r>
@@ -1768,29 +1942,27 @@
     </w:p>
     <w:p>
       <w:pPr>
-        <w:ind w:left="360"/>
-        <w:rPr>
-          <w:noProof/>
-        </w:rPr>
-      </w:pPr>
-    </w:p>
-    <w:p>
-      <w:pPr>
-        <w:ind w:left="360"/>
-        <w:rPr>
-          <w:noProof/>
-        </w:rPr>
-      </w:pPr>
-      <w:r>
-        <w:rPr>
-          <w:noProof/>
-        </w:rPr>
-        <w:lastRenderedPageBreak/>
+        <w:rPr>
+          <w:noProof/>
+        </w:rPr>
+      </w:pPr>
+      <w:r>
+        <w:rPr>
+          <w:noProof/>
+        </w:rPr>
         <w:drawing>
-          <wp:inline distT="0" distB="0" distL="0" distR="0" wp14:anchorId="5E670746" wp14:editId="6E183F29">
-            <wp:extent cx="5692140" cy="3667052"/>
-            <wp:effectExtent l="0" t="0" r="3810" b="0"/>
-            <wp:docPr id="1108338291" name="Picture 1"/>
+          <wp:anchor distT="0" distB="0" distL="114300" distR="114300" simplePos="0" relativeHeight="251659264" behindDoc="0" locked="0" layoutInCell="1" allowOverlap="1" wp14:anchorId="48249D82" wp14:editId="74ACF66F">
+            <wp:simplePos x="0" y="0"/>
+            <wp:positionH relativeFrom="column">
+              <wp:posOffset>676275</wp:posOffset>
+            </wp:positionH>
+            <wp:positionV relativeFrom="page">
+              <wp:posOffset>180975</wp:posOffset>
+            </wp:positionV>
+            <wp:extent cx="4790440" cy="3086100"/>
+            <wp:effectExtent l="0" t="0" r="0" b="0"/>
+            <wp:wrapTopAndBottom/>
+            <wp:docPr id="838219378" name="Picture 1"/>
             <wp:cNvGraphicFramePr>
               <a:graphicFrameLocks xmlns:a="http://schemas.openxmlformats.org/drawingml/2006/main" noChangeAspect="1"/>
             </wp:cNvGraphicFramePr>
@@ -1798,11 +1970,17 @@
               <a:graphicData uri="http://schemas.openxmlformats.org/drawingml/2006/picture">
                 <pic:pic xmlns:pic="http://schemas.openxmlformats.org/drawingml/2006/picture">
                   <pic:nvPicPr>
-                    <pic:cNvPr id="1108338291" name=""/>
+                    <pic:cNvPr id="838219378" name=""/>
                     <pic:cNvPicPr/>
                   </pic:nvPicPr>
                   <pic:blipFill>
-                    <a:blip r:embed="rId5"/>
+                    <a:blip r:embed="rId5">
+                      <a:extLst>
+                        <a:ext uri="{28A0092B-C50C-407E-A947-70E740481C1C}">
+                          <a14:useLocalDpi xmlns:a14="http://schemas.microsoft.com/office/drawing/2010/main" val="0"/>
+                        </a:ext>
+                      </a:extLst>
+                    </a:blip>
                     <a:stretch>
                       <a:fillRect/>
                     </a:stretch>
@@ -1810,7 +1988,7 @@
                   <pic:spPr>
                     <a:xfrm>
                       <a:off x="0" y="0"/>
-                      <a:ext cx="5704717" cy="3675154"/>
+                      <a:ext cx="4790440" cy="3086100"/>
                     </a:xfrm>
                     <a:prstGeom prst="rect">
                       <a:avLst/>
@@ -1819,17 +1997,15 @@
                 </pic:pic>
               </a:graphicData>
             </a:graphic>
-          </wp:inline>
+            <wp14:sizeRelH relativeFrom="margin">
+              <wp14:pctWidth>0</wp14:pctWidth>
+            </wp14:sizeRelH>
+            <wp14:sizeRelV relativeFrom="margin">
+              <wp14:pctHeight>0</wp14:pctHeight>
+            </wp14:sizeRelV>
+          </wp:anchor>
         </w:drawing>
       </w:r>
-    </w:p>
-    <w:p>
-      <w:pPr>
-        <w:ind w:left="360"/>
-        <w:rPr>
-          <w:noProof/>
-        </w:rPr>
-      </w:pPr>
       <w:r>
         <w:rPr>
           <w:noProof/>
@@ -1842,7 +2018,7 @@
           <w:bCs/>
           <w:noProof/>
         </w:rPr>
-        <w:t>5.1033</w:t>
+        <w:t>4.8012</w:t>
       </w:r>
       <w:r>
         <w:rPr>
@@ -1856,38 +2032,129 @@
           <w:bCs/>
           <w:noProof/>
         </w:rPr>
-        <w:t>5.4003</w:t>
-      </w:r>
-    </w:p>
-    <w:p>
-      <w:pPr>
-        <w:ind w:left="360"/>
-        <w:rPr>
-          <w:noProof/>
-        </w:rPr>
-      </w:pPr>
-      <w:r>
-        <w:rPr>
-          <w:noProof/>
-        </w:rPr>
-        <w:t>We can see that at the specific point model stops learning, as validation loss stops decreasing. In our setup we load the best model based on validation loss.</w:t>
-      </w:r>
-    </w:p>
-    <w:p>
-      <w:pPr>
-        <w:rPr>
-          <w:b/>
-          <w:bCs/>
-          <w:noProof/>
-        </w:rPr>
-      </w:pPr>
-      <w:r>
-        <w:rPr>
-          <w:b/>
-          <w:bCs/>
-          <w:noProof/>
-        </w:rPr>
-        <w:t>2.4 Simple Model Test Results</w:t>
+        <w:t>5.</w:t>
+      </w:r>
+      <w:r>
+        <w:rPr>
+          <w:b/>
+          <w:bCs/>
+          <w:noProof/>
+        </w:rPr>
+        <w:t>2421</w:t>
+      </w:r>
+    </w:p>
+    <w:p>
+      <w:pPr>
+        <w:rPr>
+          <w:noProof/>
+        </w:rPr>
+      </w:pPr>
+      <w:r>
+        <w:rPr>
+          <w:noProof/>
+        </w:rPr>
+        <w:t>The learning curves</w:t>
+      </w:r>
+      <w:r>
+        <w:rPr>
+          <w:noProof/>
+        </w:rPr>
+        <w:t xml:space="preserve"> </w:t>
+      </w:r>
+      <w:r>
+        <w:rPr>
+          <w:noProof/>
+        </w:rPr>
+        <w:t>indicat</w:t>
+      </w:r>
+      <w:r>
+        <w:rPr>
+          <w:noProof/>
+        </w:rPr>
+        <w:t>e</w:t>
+      </w:r>
+      <w:r>
+        <w:rPr>
+          <w:noProof/>
+        </w:rPr>
+        <w:t xml:space="preserve"> that while training loss continued to decrease, the validation loss plateaued around </w:t>
+      </w:r>
+      <w:r>
+        <w:rPr>
+          <w:noProof/>
+        </w:rPr>
+        <w:t>the</w:t>
+      </w:r>
+      <w:r>
+        <w:rPr>
+          <w:noProof/>
+        </w:rPr>
+        <w:t xml:space="preserve"> point. </w:t>
+      </w:r>
+      <w:r>
+        <w:rPr>
+          <w:noProof/>
+        </w:rPr>
+        <w:t>It</w:t>
+      </w:r>
+      <w:r>
+        <w:rPr>
+          <w:noProof/>
+        </w:rPr>
+        <w:t xml:space="preserve"> suggests the model had reached its learning capacity for the given architecture and data, and further training lead</w:t>
+      </w:r>
+      <w:r>
+        <w:rPr>
+          <w:noProof/>
+        </w:rPr>
+        <w:t>s</w:t>
+      </w:r>
+      <w:r>
+        <w:rPr>
+          <w:noProof/>
+        </w:rPr>
+        <w:t xml:space="preserve"> to overfitting</w:t>
+      </w:r>
+    </w:p>
+    <w:p>
+      <w:pPr>
+        <w:rPr>
+          <w:b/>
+          <w:bCs/>
+          <w:noProof/>
+        </w:rPr>
+      </w:pPr>
+      <w:r>
+        <w:rPr>
+          <w:b/>
+          <w:bCs/>
+          <w:noProof/>
+        </w:rPr>
+        <w:t xml:space="preserve">2.4 Simple Model </w:t>
+      </w:r>
+      <w:r>
+        <w:rPr>
+          <w:b/>
+          <w:bCs/>
+          <w:noProof/>
+        </w:rPr>
+        <w:t>Lyrics</w:t>
+      </w:r>
+      <w:r>
+        <w:rPr>
+          <w:b/>
+          <w:bCs/>
+          <w:noProof/>
+        </w:rPr>
+        <w:t xml:space="preserve"> </w:t>
+      </w:r>
+      <w:r>
+        <w:rPr>
+          <w:b/>
+          <w:bCs/>
+          <w:noProof/>
+        </w:rPr>
+        <w:t>Generation</w:t>
       </w:r>
     </w:p>
     <w:p>
@@ -1950,13 +2217,7 @@
         <w:rPr>
           <w:rFonts w:cstheme="majorBidi"/>
         </w:rPr>
-        <w:t>L</w:t>
-      </w:r>
-      <w:r>
-        <w:rPr>
-          <w:rFonts w:cstheme="majorBidi"/>
-        </w:rPr>
-        <w:t>ove</w:t>
+        <w:t>Love</w:t>
       </w:r>
       <w:r>
         <w:rPr>
@@ -1997,6 +2258,24 @@
     </w:p>
     <w:p>
       <w:pPr>
+        <w:pStyle w:val="ListParagraph"/>
+        <w:numPr>
+          <w:ilvl w:val="0"/>
+          <w:numId w:val="40"/>
+        </w:numPr>
+        <w:rPr>
+          <w:rFonts w:cstheme="majorBidi"/>
+        </w:rPr>
+      </w:pPr>
+      <w:r>
+        <w:rPr>
+          <w:rFonts w:cstheme="majorBidi"/>
+        </w:rPr>
+        <w:t>Song's original word – to give more context to model.</w:t>
+      </w:r>
+    </w:p>
+    <w:p>
+      <w:pPr>
         <w:rPr>
           <w:rFonts w:cstheme="majorBidi"/>
           <w:lang w:val="ru-RU"/>
@@ -2058,7 +2337,7 @@
         <w:rPr>
           <w:rFonts w:cstheme="majorBidi"/>
         </w:rPr>
-        <w:t xml:space="preserve"> The next word is chosen by sampling from this distribution using torch.multinomial. A temperature parameter (set to 0.9 for testing) was used to scale the logits before applying the softmax and sampling. Higher temperatures lead to more randomness, while lower temperatures make the model more deterministic.</w:t>
+        <w:t xml:space="preserve"> The next word is chosen by sampling from this distribution using torch.multinomial. A temperature parameter (set to 0.9 for testing) was used to scale the logits before applying the softmax and sampling.</w:t>
       </w:r>
     </w:p>
     <w:p>
@@ -2092,19 +2371,63 @@
         <w:rPr>
           <w:rFonts w:cstheme="majorBidi"/>
         </w:rPr>
-        <w:t xml:space="preserve">The process continues until an &lt;END&gt; token is </w:t>
-      </w:r>
+        <w:t xml:space="preserve">The process continues until an &lt;END&gt; token is generated, or a </w:t>
+      </w:r>
+      <w:proofErr w:type="spellStart"/>
       <w:r>
         <w:rPr>
           <w:rFonts w:cstheme="majorBidi"/>
         </w:rPr>
-        <w:t>generated,</w:t>
-      </w:r>
+        <w:t>max_length</w:t>
+      </w:r>
+      <w:proofErr w:type="spellEnd"/>
       <w:r>
         <w:rPr>
           <w:rFonts w:cstheme="majorBidi"/>
         </w:rPr>
-        <w:t xml:space="preserve"> or a max_length (set to 750 words) is reached.</w:t>
+        <w:t xml:space="preserve"> (set </w:t>
+      </w:r>
+      <w:r>
+        <w:rPr>
+          <w:rFonts w:cstheme="majorBidi"/>
+        </w:rPr>
+        <w:t xml:space="preserve">to </w:t>
+      </w:r>
+      <w:r>
+        <w:rPr>
+          <w:rFonts w:cstheme="majorBidi"/>
+        </w:rPr>
+        <w:t>average</w:t>
+      </w:r>
+      <w:r>
+        <w:rPr>
+          <w:rFonts w:cstheme="majorBidi"/>
+        </w:rPr>
+        <w:t xml:space="preserve"> </w:t>
+      </w:r>
+      <w:r>
+        <w:rPr>
+          <w:rFonts w:cstheme="majorBidi"/>
+        </w:rPr>
+        <w:t>2</w:t>
+      </w:r>
+      <w:r>
+        <w:rPr>
+          <w:rFonts w:cstheme="majorBidi"/>
+        </w:rPr>
+        <w:t>50 words</w:t>
+      </w:r>
+      <w:r>
+        <w:rPr>
+          <w:rFonts w:cstheme="majorBidi"/>
+        </w:rPr>
+        <w:t xml:space="preserve"> per song</w:t>
+      </w:r>
+      <w:r>
+        <w:rPr>
+          <w:rFonts w:cstheme="majorBidi"/>
+        </w:rPr>
+        <w:t>) is reached.</w:t>
       </w:r>
     </w:p>
     <w:p>
@@ -2120,7 +2443,6 @@
           <w:b/>
           <w:bCs/>
         </w:rPr>
-        <w:lastRenderedPageBreak/>
         <w:t>Formatting:</w:t>
       </w:r>
       <w:r>
@@ -2163,7 +2485,19 @@
         <w:rPr>
           <w:rFonts w:cstheme="majorBidi"/>
         </w:rPr>
-        <w:t xml:space="preserve">&lt;NEXT LINE&gt; tokens were converted to newline characters (\n). Consecutive newlines </w:t>
+        <w:t>&lt;NEXT LINE&gt; tokens were converted to</w:t>
+      </w:r>
+      <w:r>
+        <w:rPr>
+          <w:rFonts w:cstheme="majorBidi"/>
+        </w:rPr>
+        <w:t xml:space="preserve"> </w:t>
+      </w:r>
+      <w:r>
+        <w:rPr>
+          <w:rFonts w:cstheme="majorBidi"/>
+        </w:rPr>
+        <w:t xml:space="preserve">(\n). Consecutive newlines </w:t>
       </w:r>
       <w:r>
         <w:rPr>
@@ -2205,9 +2539,543 @@
     <w:p>
       <w:pPr>
         <w:rPr>
-          <w:rFonts w:cstheme="majorBidi"/>
-        </w:rPr>
-      </w:pPr>
+          <w:b/>
+          <w:bCs/>
+          <w:noProof/>
+        </w:rPr>
+      </w:pPr>
+      <w:r>
+        <w:rPr>
+          <w:b/>
+          <w:bCs/>
+          <w:noProof/>
+        </w:rPr>
+        <w:lastRenderedPageBreak/>
+        <w:t>Examples of generated lyrics</w:t>
+      </w:r>
+      <w:r>
+        <w:rPr>
+          <w:b/>
+          <w:bCs/>
+          <w:noProof/>
+        </w:rPr>
+        <w:t>:</w:t>
+      </w:r>
+    </w:p>
+    <w:p>
+      <w:pPr>
+        <w:rPr>
+          <w:noProof/>
+        </w:rPr>
+      </w:pPr>
+      <w:r>
+        <w:rPr>
+          <w:noProof/>
+        </w:rPr>
+        <w:t>Song: the_bangles - eternal_flame</w:t>
+      </w:r>
+      <w:r>
+        <w:rPr>
+          <w:noProof/>
+        </w:rPr>
+        <w:t>. Starting word:</w:t>
+      </w:r>
+      <w:r>
+        <w:rPr>
+          <w:noProof/>
+        </w:rPr>
+        <w:t xml:space="preserve"> '&lt;START&gt;'</w:t>
+      </w:r>
+    </w:p>
+    <w:p>
+      <w:pPr>
+        <w:rPr>
+          <w:noProof/>
+          <w:sz w:val="18"/>
+          <w:szCs w:val="18"/>
+        </w:rPr>
+      </w:pPr>
+      <w:r>
+        <w:rPr>
+          <w:noProof/>
+          <w:sz w:val="18"/>
+          <w:szCs w:val="18"/>
+        </w:rPr>
+        <w:t>you you i what let i'm</w:t>
+      </w:r>
+    </w:p>
+    <w:p>
+      <w:pPr>
+        <w:rPr>
+          <w:noProof/>
+          <w:sz w:val="18"/>
+          <w:szCs w:val="18"/>
+        </w:rPr>
+      </w:pPr>
+      <w:r>
+        <w:rPr>
+          <w:noProof/>
+          <w:sz w:val="18"/>
+          <w:szCs w:val="18"/>
+        </w:rPr>
+        <w:t>and</w:t>
+      </w:r>
+    </w:p>
+    <w:p>
+      <w:pPr>
+        <w:rPr>
+          <w:noProof/>
+          <w:sz w:val="18"/>
+          <w:szCs w:val="18"/>
+        </w:rPr>
+      </w:pPr>
+      <w:r>
+        <w:rPr>
+          <w:noProof/>
+          <w:sz w:val="18"/>
+          <w:szCs w:val="18"/>
+        </w:rPr>
+        <w:t>you about</w:t>
+      </w:r>
+    </w:p>
+    <w:p>
+      <w:pPr>
+        <w:rPr>
+          <w:noProof/>
+          <w:sz w:val="18"/>
+          <w:szCs w:val="18"/>
+        </w:rPr>
+      </w:pPr>
+      <w:r>
+        <w:rPr>
+          <w:noProof/>
+          <w:sz w:val="18"/>
+          <w:szCs w:val="18"/>
+        </w:rPr>
+        <w:t>and</w:t>
+      </w:r>
+    </w:p>
+    <w:p>
+      <w:pPr>
+        <w:rPr>
+          <w:noProof/>
+          <w:sz w:val="18"/>
+          <w:szCs w:val="18"/>
+        </w:rPr>
+      </w:pPr>
+      <w:r>
+        <w:rPr>
+          <w:noProof/>
+          <w:sz w:val="18"/>
+          <w:szCs w:val="18"/>
+        </w:rPr>
+        <w:t>i</w:t>
+      </w:r>
+    </w:p>
+    <w:p>
+      <w:pPr>
+        <w:rPr>
+          <w:noProof/>
+          <w:sz w:val="18"/>
+          <w:szCs w:val="18"/>
+        </w:rPr>
+      </w:pPr>
+      <w:r>
+        <w:rPr>
+          <w:noProof/>
+          <w:sz w:val="18"/>
+          <w:szCs w:val="18"/>
+        </w:rPr>
+        <w:t>tomorrow</w:t>
+      </w:r>
+    </w:p>
+    <w:p>
+      <w:pPr>
+        <w:rPr>
+          <w:noProof/>
+          <w:sz w:val="18"/>
+          <w:szCs w:val="18"/>
+        </w:rPr>
+      </w:pPr>
+      <w:r>
+        <w:rPr>
+          <w:noProof/>
+          <w:sz w:val="18"/>
+          <w:szCs w:val="18"/>
+        </w:rPr>
+        <w:t>yeah is</w:t>
+      </w:r>
+    </w:p>
+    <w:p>
+      <w:pPr>
+        <w:rPr>
+          <w:noProof/>
+          <w:sz w:val="18"/>
+          <w:szCs w:val="18"/>
+        </w:rPr>
+      </w:pPr>
+      <w:r>
+        <w:rPr>
+          <w:noProof/>
+          <w:sz w:val="18"/>
+          <w:szCs w:val="18"/>
+        </w:rPr>
+        <w:t>when</w:t>
+      </w:r>
+    </w:p>
+    <w:p>
+      <w:pPr>
+        <w:rPr>
+          <w:noProof/>
+          <w:sz w:val="18"/>
+          <w:szCs w:val="18"/>
+        </w:rPr>
+      </w:pPr>
+      <w:r>
+        <w:rPr>
+          <w:noProof/>
+          <w:sz w:val="18"/>
+          <w:szCs w:val="18"/>
+        </w:rPr>
+        <w:t>what just it</w:t>
+      </w:r>
+    </w:p>
+    <w:p>
+      <w:pPr>
+        <w:rPr>
+          <w:noProof/>
+          <w:sz w:val="18"/>
+          <w:szCs w:val="18"/>
+        </w:rPr>
+      </w:pPr>
+      <w:r>
+        <w:rPr>
+          <w:noProof/>
+          <w:sz w:val="18"/>
+          <w:szCs w:val="18"/>
+        </w:rPr>
+        <w:t>i</w:t>
+      </w:r>
+    </w:p>
+    <w:p>
+      <w:pPr>
+        <w:rPr>
+          <w:noProof/>
+          <w:sz w:val="18"/>
+          <w:szCs w:val="18"/>
+        </w:rPr>
+      </w:pPr>
+      <w:r>
+        <w:rPr>
+          <w:noProof/>
+          <w:sz w:val="18"/>
+          <w:szCs w:val="18"/>
+        </w:rPr>
+        <w:t>is</w:t>
+      </w:r>
+    </w:p>
+    <w:p>
+      <w:pPr>
+        <w:rPr>
+          <w:noProof/>
+          <w:sz w:val="18"/>
+          <w:szCs w:val="18"/>
+        </w:rPr>
+      </w:pPr>
+      <w:r>
+        <w:rPr>
+          <w:noProof/>
+          <w:sz w:val="18"/>
+          <w:szCs w:val="18"/>
+        </w:rPr>
+        <w:t>is</w:t>
+      </w:r>
+    </w:p>
+    <w:p>
+      <w:pPr>
+        <w:rPr>
+          <w:noProof/>
+          <w:sz w:val="18"/>
+          <w:szCs w:val="18"/>
+        </w:rPr>
+      </w:pPr>
+      <w:r>
+        <w:rPr>
+          <w:noProof/>
+          <w:sz w:val="18"/>
+          <w:szCs w:val="18"/>
+        </w:rPr>
+        <w:t>yeah on</w:t>
+      </w:r>
+    </w:p>
+    <w:p>
+      <w:pPr>
+        <w:rPr>
+          <w:noProof/>
+          <w:sz w:val="18"/>
+          <w:szCs w:val="18"/>
+        </w:rPr>
+      </w:pPr>
+      <w:r>
+        <w:rPr>
+          <w:noProof/>
+          <w:sz w:val="18"/>
+          <w:szCs w:val="18"/>
+        </w:rPr>
+        <w:t>to</w:t>
+      </w:r>
+    </w:p>
+    <w:p>
+      <w:pPr>
+        <w:rPr>
+          <w:noProof/>
+          <w:sz w:val="18"/>
+          <w:szCs w:val="18"/>
+        </w:rPr>
+      </w:pPr>
+      <w:r>
+        <w:rPr>
+          <w:noProof/>
+          <w:sz w:val="18"/>
+          <w:szCs w:val="18"/>
+        </w:rPr>
+        <w:t>that faith</w:t>
+      </w:r>
+    </w:p>
+    <w:p>
+      <w:pPr>
+        <w:rPr>
+          <w:noProof/>
+          <w:sz w:val="18"/>
+          <w:szCs w:val="18"/>
+        </w:rPr>
+      </w:pPr>
+      <w:r>
+        <w:rPr>
+          <w:noProof/>
+          <w:sz w:val="18"/>
+          <w:szCs w:val="18"/>
+        </w:rPr>
+        <w:t>i've</w:t>
+      </w:r>
+    </w:p>
+    <w:p>
+      <w:pPr>
+        <w:rPr>
+          <w:b/>
+          <w:bCs/>
+          <w:noProof/>
+          <w:sz w:val="18"/>
+          <w:szCs w:val="18"/>
+        </w:rPr>
+      </w:pPr>
+      <w:r>
+        <w:rPr>
+          <w:noProof/>
+          <w:sz w:val="18"/>
+          <w:szCs w:val="18"/>
+        </w:rPr>
+        <w:t>you</w:t>
+      </w:r>
+      <w:r>
+        <w:rPr>
+          <w:b/>
+          <w:bCs/>
+          <w:noProof/>
+          <w:sz w:val="18"/>
+          <w:szCs w:val="18"/>
+        </w:rPr>
+        <w:t>…</w:t>
+      </w:r>
+    </w:p>
+    <w:p>
+      <w:pPr>
+        <w:rPr>
+          <w:b/>
+          <w:bCs/>
+          <w:noProof/>
+        </w:rPr>
+      </w:pPr>
+    </w:p>
+    <w:p>
+      <w:pPr>
+        <w:rPr>
+          <w:b/>
+          <w:bCs/>
+          <w:noProof/>
+        </w:rPr>
+      </w:pPr>
+      <w:r>
+        <w:rPr>
+          <w:b/>
+          <w:bCs/>
+          <w:noProof/>
+        </w:rPr>
+        <w:t>Analysis:</w:t>
+      </w:r>
+    </w:p>
+    <w:p>
+      <w:pPr>
+        <w:rPr>
+          <w:noProof/>
+        </w:rPr>
+      </w:pPr>
+      <w:r>
+        <w:rPr>
+          <w:noProof/>
+        </w:rPr>
+        <w:t xml:space="preserve">The output </w:t>
+      </w:r>
+      <w:r>
+        <w:rPr>
+          <w:noProof/>
+        </w:rPr>
+        <w:t>has</w:t>
+      </w:r>
+      <w:r>
+        <w:rPr>
+          <w:noProof/>
+        </w:rPr>
+        <w:t xml:space="preserve"> several characteristics:</w:t>
+      </w:r>
+    </w:p>
+    <w:p>
+      <w:pPr>
+        <w:pStyle w:val="ListParagraph"/>
+        <w:numPr>
+          <w:ilvl w:val="0"/>
+          <w:numId w:val="54"/>
+        </w:numPr>
+        <w:rPr>
+          <w:noProof/>
+        </w:rPr>
+      </w:pPr>
+      <w:r>
+        <w:rPr>
+          <w:b/>
+          <w:bCs/>
+          <w:noProof/>
+        </w:rPr>
+        <w:t>Fragmented Lines:</w:t>
+      </w:r>
+      <w:r>
+        <w:rPr>
+          <w:noProof/>
+        </w:rPr>
+        <w:t xml:space="preserve"> The model tends to generate very short lines, often consisting of only one or a few words (e.g., "and", "i", "to"). </w:t>
+      </w:r>
+      <w:r>
+        <w:rPr>
+          <w:b/>
+          <w:bCs/>
+          <w:noProof/>
+        </w:rPr>
+        <w:t>Low Coherence:</w:t>
+      </w:r>
+      <w:r>
+        <w:rPr>
+          <w:noProof/>
+        </w:rPr>
+        <w:t xml:space="preserve"> The sequence of words lacks clear semantic connection, making the lyrics difficult to understand. For instance, phrases like "you you i what let i'm" or "yeah is when what just it" do not form coherent </w:t>
+      </w:r>
+      <w:r>
+        <w:rPr>
+          <w:noProof/>
+        </w:rPr>
+        <w:t>sentences</w:t>
+      </w:r>
+      <w:r>
+        <w:rPr>
+          <w:noProof/>
+        </w:rPr>
+        <w:t>.</w:t>
+      </w:r>
+    </w:p>
+    <w:p>
+      <w:pPr>
+        <w:pStyle w:val="ListParagraph"/>
+        <w:rPr>
+          <w:noProof/>
+        </w:rPr>
+      </w:pPr>
+    </w:p>
+    <w:p>
+      <w:pPr>
+        <w:pStyle w:val="ListParagraph"/>
+        <w:numPr>
+          <w:ilvl w:val="0"/>
+          <w:numId w:val="54"/>
+        </w:numPr>
+        <w:rPr>
+          <w:noProof/>
+        </w:rPr>
+      </w:pPr>
+      <w:r>
+        <w:rPr>
+          <w:b/>
+          <w:bCs/>
+          <w:noProof/>
+        </w:rPr>
+        <w:t>Repetition:</w:t>
+      </w:r>
+      <w:r>
+        <w:rPr>
+          <w:noProof/>
+        </w:rPr>
+        <w:t xml:space="preserve"> There is evidence of word repetition (e.g., "you you", "is is"), which can be indicative of the model struggling to generate diverse and meaningful content.</w:t>
+      </w:r>
+      <w:r>
+        <w:rPr>
+          <w:noProof/>
+        </w:rPr>
+        <w:t xml:space="preserve"> </w:t>
+      </w:r>
+      <w:r>
+        <w:rPr>
+          <w:noProof/>
+        </w:rPr>
+        <w:t>It happens possible because these words are presented more often in the dataset</w:t>
+      </w:r>
+      <w:r>
+        <w:rPr>
+          <w:noProof/>
+        </w:rPr>
+        <w:t>.</w:t>
+      </w:r>
+    </w:p>
+    <w:p>
+      <w:pPr>
+        <w:pStyle w:val="ListParagraph"/>
+        <w:rPr>
+          <w:noProof/>
+        </w:rPr>
+      </w:pPr>
+    </w:p>
+    <w:p>
+      <w:pPr>
+        <w:pStyle w:val="ListParagraph"/>
+        <w:numPr>
+          <w:ilvl w:val="0"/>
+          <w:numId w:val="54"/>
+        </w:numPr>
+        <w:rPr>
+          <w:noProof/>
+        </w:rPr>
+      </w:pPr>
+      <w:r>
+        <w:rPr>
+          <w:b/>
+          <w:bCs/>
+          <w:noProof/>
+        </w:rPr>
+        <w:t>Limited Contextual Understanding:</w:t>
+      </w:r>
+      <w:r>
+        <w:rPr>
+          <w:noProof/>
+        </w:rPr>
+        <w:t xml:space="preserve"> The use of global melody features appears insufficient to provide fine-grained, word-by-word contextual guidance, leading to a somewhat generic and disconnected output. The model seems to struggle to build upon previous words to form longer, meaningful phrases. </w:t>
+      </w:r>
     </w:p>
     <w:p>
       <w:pPr>
@@ -2225,6 +3093,7 @@
           <w:noProof/>
           <w:u w:val="single"/>
         </w:rPr>
+        <w:lastRenderedPageBreak/>
         <w:t>3</w:t>
       </w:r>
       <w:r>
@@ -2348,7 +3217,13 @@
         <w:rPr>
           <w:noProof/>
         </w:rPr>
-        <w:t>Within each line, the estimated line duration was further distributed among its words based on the number of letters in each word, plus a small overhead per word. This yielded estimated start and end times for each word relative to the song's beginning.</w:t>
+        <w:t>Within each line, the estimated line duration was distributed among its words based on the number of letters in each word. This yielded estimated start and end times for each word</w:t>
+      </w:r>
+      <w:r>
+        <w:rPr>
+          <w:noProof/>
+        </w:rPr>
+        <w:t>.</w:t>
       </w:r>
     </w:p>
     <w:p>
@@ -2745,9 +3620,17 @@
           <w:lang w:val="ru-RU" w:eastAsia="ja-JP"/>
           <w14:ligatures w14:val="none"/>
         </w:rPr>
-        <w:t xml:space="preserve">The </w:t>
-      </w:r>
-      <w:proofErr w:type="spellStart"/>
+        <w:t xml:space="preserve">The final </w:t>
+      </w:r>
+      <w:r>
+        <w:rPr>
+          <w:rFonts w:eastAsia="Times New Roman" w:cs="Courier New"/>
+          <w:kern w:val="0"/>
+          <w:lang w:val="ru-RU" w:eastAsia="ja-JP"/>
+          <w14:ligatures w14:val="none"/>
+        </w:rPr>
+        <w:t>&lt;NEXT LINE&gt;</w:t>
+      </w:r>
       <w:r>
         <w:rPr>
           <w:rFonts w:eastAsia="Times New Roman" w:cs="Times New Roman"/>
@@ -2755,55 +3638,7 @@
           <w:lang w:val="ru-RU" w:eastAsia="ja-JP"/>
           <w14:ligatures w14:val="none"/>
         </w:rPr>
-        <w:t>final</w:t>
-      </w:r>
-      <w:proofErr w:type="spellEnd"/>
-      <w:r>
-        <w:rPr>
-          <w:rFonts w:eastAsia="Times New Roman" w:cs="Times New Roman"/>
-          <w:kern w:val="0"/>
-          <w:lang w:val="ru-RU" w:eastAsia="ja-JP"/>
-          <w14:ligatures w14:val="none"/>
-        </w:rPr>
-        <w:t xml:space="preserve"> </w:t>
-      </w:r>
-      <w:r>
-        <w:rPr>
-          <w:rFonts w:eastAsia="Times New Roman" w:cs="Courier New"/>
-          <w:kern w:val="0"/>
-          <w:lang w:val="ru-RU" w:eastAsia="ja-JP"/>
-          <w14:ligatures w14:val="none"/>
-        </w:rPr>
-        <w:t>&lt;NEXT LINE&gt;</w:t>
-      </w:r>
-      <w:r>
-        <w:rPr>
-          <w:rFonts w:eastAsia="Times New Roman" w:cs="Times New Roman"/>
-          <w:kern w:val="0"/>
-          <w:lang w:val="ru-RU" w:eastAsia="ja-JP"/>
-          <w14:ligatures w14:val="none"/>
-        </w:rPr>
-        <w:t xml:space="preserve"> </w:t>
-      </w:r>
-      <w:proofErr w:type="spellStart"/>
-      <w:r>
-        <w:rPr>
-          <w:rFonts w:eastAsia="Times New Roman" w:cs="Times New Roman"/>
-          <w:kern w:val="0"/>
-          <w:lang w:val="ru-RU" w:eastAsia="ja-JP"/>
-          <w14:ligatures w14:val="none"/>
-        </w:rPr>
-        <w:t>became</w:t>
-      </w:r>
-      <w:proofErr w:type="spellEnd"/>
-      <w:r>
-        <w:rPr>
-          <w:rFonts w:eastAsia="Times New Roman" w:cs="Times New Roman"/>
-          <w:kern w:val="0"/>
-          <w:lang w:val="ru-RU" w:eastAsia="ja-JP"/>
-          <w14:ligatures w14:val="none"/>
-        </w:rPr>
-        <w:t xml:space="preserve"> </w:t>
+        <w:t xml:space="preserve"> became </w:t>
       </w:r>
       <w:r>
         <w:rPr>
@@ -2841,7 +3676,6 @@
           <w:bCs/>
           <w:noProof/>
         </w:rPr>
-        <w:lastRenderedPageBreak/>
         <w:t>Input-Target Pairs:</w:t>
       </w:r>
       <w:r>
@@ -3001,6 +3835,7 @@
           <w:bCs/>
           <w:noProof/>
         </w:rPr>
+        <w:lastRenderedPageBreak/>
         <w:t>Advanced Model Architecture</w:t>
       </w:r>
     </w:p>
@@ -3220,7 +4055,7 @@
         <w:rPr>
           <w:noProof/>
         </w:rPr>
-        <w:t>Attention Layer: nn.MultiheadAttention(embed_dim=hidden_dim, num_heads=4, batch_first=True) is applied to the LSTM output sequence (query, key, and value are all the LSTM output). This allows the model to weigh the importance of different context words.</w:t>
+        <w:t>Attention Layer: nn.MultiheadAttention(embed_dim=hidden_dim, num_heads=4, batch_first=True) is applied to the LSTM output. This allows the model to weigh the importance of different context words.</w:t>
       </w:r>
     </w:p>
     <w:p>
@@ -3315,7 +4150,6 @@
           <w:bCs/>
           <w:noProof/>
         </w:rPr>
-        <w:lastRenderedPageBreak/>
         <w:t xml:space="preserve">Target Feature Integration: </w:t>
       </w:r>
       <w:r>
@@ -3423,6 +4257,7 @@
           <w:bCs/>
           <w:noProof/>
         </w:rPr>
+        <w:lastRenderedPageBreak/>
         <w:t>Advanced Model Training</w:t>
       </w:r>
     </w:p>
@@ -3439,7 +4274,6 @@
           <w:noProof/>
         </w:rPr>
       </w:pPr>
-      <w:proofErr w:type="spellStart"/>
       <w:r>
         <w:rPr>
           <w:rFonts w:eastAsia="Times New Roman" w:cs="Times New Roman"/>
@@ -3449,19 +4283,7 @@
           <w:lang w:val="ru-RU" w:eastAsia="ja-JP"/>
           <w14:ligatures w14:val="none"/>
         </w:rPr>
-        <w:t>Loss</w:t>
-      </w:r>
-      <w:proofErr w:type="spellEnd"/>
-      <w:r>
-        <w:rPr>
-          <w:rFonts w:eastAsia="Times New Roman" w:cs="Times New Roman"/>
-          <w:b/>
-          <w:bCs/>
-          <w:kern w:val="0"/>
-          <w:lang w:val="ru-RU" w:eastAsia="ja-JP"/>
-          <w14:ligatures w14:val="none"/>
-        </w:rPr>
-        <w:t xml:space="preserve"> Function:</w:t>
+        <w:t>Loss Function:</w:t>
       </w:r>
       <w:r>
         <w:rPr>
@@ -3472,7 +4294,6 @@
         </w:rPr>
         <w:t xml:space="preserve"> </w:t>
       </w:r>
-      <w:proofErr w:type="spellStart"/>
       <w:r>
         <w:rPr>
           <w:rFonts w:eastAsia="Times New Roman" w:cs="Courier New"/>
@@ -3482,7 +4303,6 @@
         </w:rPr>
         <w:t>nn.CrossEntropyLoss</w:t>
       </w:r>
-      <w:proofErr w:type="spellEnd"/>
       <w:r>
         <w:rPr>
           <w:rFonts w:eastAsia="Times New Roman" w:cs="Times New Roman"/>
@@ -3544,7 +4364,62 @@
           <w:lang w:eastAsia="ja-JP"/>
           <w14:ligatures w14:val="none"/>
         </w:rPr>
-        <w:t xml:space="preserve"> with a learning rate of 1×10−4. </w:t>
+        <w:t xml:space="preserve"> with a learning rate of </w:t>
+      </w:r>
+      <m:oMath>
+        <m:r>
+          <w:rPr>
+            <w:rFonts w:ascii="Cambria Math" w:eastAsia="Times New Roman" w:hAnsi="Cambria Math" w:cs="Times New Roman"/>
+            <w:kern w:val="0"/>
+            <w:lang w:eastAsia="ja-JP"/>
+            <w14:ligatures w14:val="none"/>
+          </w:rPr>
+          <m:t>1*</m:t>
+        </m:r>
+        <m:sSup>
+          <m:sSupPr>
+            <m:ctrlPr>
+              <w:rPr>
+                <w:rFonts w:ascii="Cambria Math" w:eastAsia="Times New Roman" w:hAnsi="Cambria Math" w:cs="Times New Roman"/>
+                <w:i/>
+                <w:kern w:val="0"/>
+                <w:lang w:eastAsia="ja-JP"/>
+                <w14:ligatures w14:val="none"/>
+              </w:rPr>
+            </m:ctrlPr>
+          </m:sSupPr>
+          <m:e>
+            <m:r>
+              <w:rPr>
+                <w:rFonts w:ascii="Cambria Math" w:eastAsia="Times New Roman" w:hAnsi="Cambria Math" w:cs="Times New Roman"/>
+                <w:kern w:val="0"/>
+                <w:lang w:eastAsia="ja-JP"/>
+                <w14:ligatures w14:val="none"/>
+              </w:rPr>
+              <m:t>10</m:t>
+            </m:r>
+          </m:e>
+          <m:sup>
+            <m:r>
+              <w:rPr>
+                <w:rFonts w:ascii="Cambria Math" w:eastAsia="Times New Roman" w:hAnsi="Cambria Math" w:cs="Times New Roman"/>
+                <w:kern w:val="0"/>
+                <w:lang w:eastAsia="ja-JP"/>
+                <w14:ligatures w14:val="none"/>
+              </w:rPr>
+              <m:t>-4</m:t>
+            </m:r>
+          </m:sup>
+        </m:sSup>
+      </m:oMath>
+      <w:r>
+        <w:rPr>
+          <w:rFonts w:eastAsia="Times New Roman" w:cs="Times New Roman"/>
+          <w:kern w:val="0"/>
+          <w:lang w:eastAsia="ja-JP"/>
+          <w14:ligatures w14:val="none"/>
+        </w:rPr>
+        <w:t xml:space="preserve">. </w:t>
       </w:r>
     </w:p>
     <w:p>
@@ -3705,6 +4580,7 @@
     </w:p>
     <w:p>
       <w:pPr>
+        <w:jc w:val="center"/>
         <w:rPr>
           <w:b/>
           <w:bCs/>
@@ -3718,9 +4594,9 @@
           <w:noProof/>
         </w:rPr>
         <w:drawing>
-          <wp:inline distT="0" distB="0" distL="0" distR="0" wp14:anchorId="6DD2587E" wp14:editId="0945A4CE">
-            <wp:extent cx="5768340" cy="3716143"/>
-            <wp:effectExtent l="0" t="0" r="3810" b="0"/>
+          <wp:inline distT="0" distB="0" distL="0" distR="0" wp14:anchorId="6DD2587E" wp14:editId="34D18320">
+            <wp:extent cx="5153025" cy="3319738"/>
+            <wp:effectExtent l="0" t="0" r="0" b="0"/>
             <wp:docPr id="1962496158" name="Picture 1"/>
             <wp:cNvGraphicFramePr>
               <a:graphicFrameLocks xmlns:a="http://schemas.openxmlformats.org/drawingml/2006/main" noChangeAspect="1"/>
@@ -3741,7 +4617,7 @@
                   <pic:spPr>
                     <a:xfrm>
                       <a:off x="0" y="0"/>
-                      <a:ext cx="5780760" cy="3724144"/>
+                      <a:ext cx="5179182" cy="3336589"/>
                     </a:xfrm>
                     <a:prstGeom prst="rect">
                       <a:avLst/>
@@ -3756,7 +4632,6 @@
     </w:p>
     <w:p>
       <w:pPr>
-        <w:ind w:left="360"/>
         <w:rPr>
           <w:noProof/>
         </w:rPr>
@@ -3770,17 +4645,81 @@
     </w:p>
     <w:p>
       <w:pPr>
-        <w:ind w:left="360"/>
-        <w:rPr>
-          <w:noProof/>
-        </w:rPr>
-      </w:pPr>
-      <w:r>
-        <w:rPr>
-          <w:noProof/>
-        </w:rPr>
-        <w:t>Now we can see that validation loss was much lower than simple model’s. The model captured the semantic’s nuances much better.</w:t>
-      </w:r>
+        <w:rPr>
+          <w:b/>
+          <w:bCs/>
+          <w:noProof/>
+        </w:rPr>
+      </w:pPr>
+      <w:r>
+        <w:rPr>
+          <w:noProof/>
+        </w:rPr>
+        <w:t>This reduction in validation loss suggests that the Advanced Model, with its time-aware features and attention mechanism, was able to learn more effective representations and capture more complex patterns within the data</w:t>
+      </w:r>
+    </w:p>
+    <w:p>
+      <w:pPr>
+        <w:rPr>
+          <w:b/>
+          <w:bCs/>
+          <w:noProof/>
+        </w:rPr>
+      </w:pPr>
+    </w:p>
+    <w:p>
+      <w:pPr>
+        <w:rPr>
+          <w:b/>
+          <w:bCs/>
+          <w:noProof/>
+        </w:rPr>
+      </w:pPr>
+    </w:p>
+    <w:p>
+      <w:pPr>
+        <w:rPr>
+          <w:b/>
+          <w:bCs/>
+          <w:noProof/>
+        </w:rPr>
+      </w:pPr>
+    </w:p>
+    <w:p>
+      <w:pPr>
+        <w:rPr>
+          <w:b/>
+          <w:bCs/>
+          <w:noProof/>
+        </w:rPr>
+      </w:pPr>
+    </w:p>
+    <w:p>
+      <w:pPr>
+        <w:rPr>
+          <w:b/>
+          <w:bCs/>
+          <w:noProof/>
+        </w:rPr>
+      </w:pPr>
+    </w:p>
+    <w:p>
+      <w:pPr>
+        <w:rPr>
+          <w:b/>
+          <w:bCs/>
+          <w:noProof/>
+        </w:rPr>
+      </w:pPr>
+    </w:p>
+    <w:p>
+      <w:pPr>
+        <w:rPr>
+          <w:b/>
+          <w:bCs/>
+          <w:noProof/>
+        </w:rPr>
+      </w:pPr>
     </w:p>
     <w:p>
       <w:pPr>
@@ -3811,7 +4750,23 @@
           <w:noProof/>
         </w:rPr>
         <w:lastRenderedPageBreak/>
-        <w:t>Simple Model Test Results</w:t>
+        <w:t xml:space="preserve">Advanced </w:t>
+      </w:r>
+      <w:r>
+        <w:rPr>
+          <w:b/>
+          <w:bCs/>
+          <w:noProof/>
+        </w:rPr>
+        <w:t xml:space="preserve">Model </w:t>
+      </w:r>
+      <w:r>
+        <w:rPr>
+          <w:b/>
+          <w:bCs/>
+          <w:noProof/>
+        </w:rPr>
+        <w:t>Lyrics Generation</w:t>
       </w:r>
     </w:p>
     <w:p>
@@ -3874,9 +4829,15 @@
         <w:rPr>
           <w:rFonts w:cstheme="majorBidi"/>
         </w:rPr>
-        <w:t>word_duration.</w:t>
+        <w:t>word_duration</w:t>
       </w:r>
       <w:proofErr w:type="spellEnd"/>
+      <w:r>
+        <w:rPr>
+          <w:rFonts w:cstheme="majorBidi"/>
+        </w:rPr>
+        <w:t>.</w:t>
+      </w:r>
     </w:p>
     <w:p>
       <w:pPr>
@@ -3914,6 +4875,10 @@
     </w:p>
     <w:p>
       <w:pPr>
+        <w:numPr>
+          <w:ilvl w:val="0"/>
+          <w:numId w:val="51"/>
+        </w:numPr>
         <w:rPr>
           <w:rFonts w:cstheme="majorBidi"/>
         </w:rPr>
@@ -4094,6 +5059,989 @@
           <w:rFonts w:cstheme="majorBidi"/>
         </w:rPr>
         <w:t>Similar to the simple model, lyrics were formatted to handle special tokens and newlines.</w:t>
+      </w:r>
+    </w:p>
+    <w:p>
+      <w:pPr>
+        <w:rPr>
+          <w:b/>
+          <w:bCs/>
+          <w:noProof/>
+        </w:rPr>
+      </w:pPr>
+    </w:p>
+    <w:p>
+      <w:pPr>
+        <w:rPr>
+          <w:b/>
+          <w:bCs/>
+          <w:noProof/>
+        </w:rPr>
+      </w:pPr>
+    </w:p>
+    <w:p>
+      <w:pPr>
+        <w:rPr>
+          <w:b/>
+          <w:bCs/>
+          <w:noProof/>
+        </w:rPr>
+      </w:pPr>
+    </w:p>
+    <w:p>
+      <w:pPr>
+        <w:rPr>
+          <w:b/>
+          <w:bCs/>
+          <w:noProof/>
+        </w:rPr>
+      </w:pPr>
+    </w:p>
+    <w:p>
+      <w:pPr>
+        <w:rPr>
+          <w:b/>
+          <w:bCs/>
+          <w:noProof/>
+        </w:rPr>
+      </w:pPr>
+    </w:p>
+    <w:p>
+      <w:pPr>
+        <w:rPr>
+          <w:b/>
+          <w:bCs/>
+          <w:noProof/>
+        </w:rPr>
+      </w:pPr>
+    </w:p>
+    <w:p>
+      <w:pPr>
+        <w:rPr>
+          <w:b/>
+          <w:bCs/>
+          <w:noProof/>
+        </w:rPr>
+      </w:pPr>
+    </w:p>
+    <w:p>
+      <w:pPr>
+        <w:rPr>
+          <w:b/>
+          <w:bCs/>
+          <w:noProof/>
+        </w:rPr>
+      </w:pPr>
+    </w:p>
+    <w:p>
+      <w:pPr>
+        <w:rPr>
+          <w:b/>
+          <w:bCs/>
+          <w:noProof/>
+        </w:rPr>
+      </w:pPr>
+    </w:p>
+    <w:p>
+      <w:pPr>
+        <w:rPr>
+          <w:b/>
+          <w:bCs/>
+          <w:noProof/>
+        </w:rPr>
+      </w:pPr>
+    </w:p>
+    <w:p>
+      <w:pPr>
+        <w:rPr>
+          <w:b/>
+          <w:bCs/>
+          <w:noProof/>
+        </w:rPr>
+      </w:pPr>
+    </w:p>
+    <w:p>
+      <w:pPr>
+        <w:rPr>
+          <w:b/>
+          <w:bCs/>
+          <w:noProof/>
+        </w:rPr>
+      </w:pPr>
+      <w:r>
+        <w:rPr>
+          <w:b/>
+          <w:bCs/>
+          <w:noProof/>
+        </w:rPr>
+        <w:lastRenderedPageBreak/>
+        <w:t>Examples of generated lyrics</w:t>
+      </w:r>
+      <w:r>
+        <w:rPr>
+          <w:b/>
+          <w:bCs/>
+          <w:noProof/>
+        </w:rPr>
+        <w:t>:</w:t>
+      </w:r>
+    </w:p>
+    <w:p>
+      <w:pPr>
+        <w:rPr>
+          <w:noProof/>
+        </w:rPr>
+      </w:pPr>
+      <w:r>
+        <w:rPr>
+          <w:noProof/>
+        </w:rPr>
+        <w:t>Song: the_bangles - eternal_flame. Starting word: '&lt;START&gt;'</w:t>
+      </w:r>
+    </w:p>
+    <w:p>
+      <w:pPr>
+        <w:rPr>
+          <w:noProof/>
+          <w:sz w:val="18"/>
+          <w:szCs w:val="18"/>
+        </w:rPr>
+      </w:pPr>
+      <w:r>
+        <w:rPr>
+          <w:noProof/>
+          <w:sz w:val="18"/>
+          <w:szCs w:val="18"/>
+        </w:rPr>
+        <w:t>hi out me all</w:t>
+      </w:r>
+    </w:p>
+    <w:p>
+      <w:pPr>
+        <w:rPr>
+          <w:noProof/>
+          <w:sz w:val="18"/>
+          <w:szCs w:val="18"/>
+        </w:rPr>
+      </w:pPr>
+      <w:r>
+        <w:rPr>
+          <w:noProof/>
+          <w:sz w:val="18"/>
+          <w:szCs w:val="18"/>
+        </w:rPr>
+        <w:t>don't save me come down</w:t>
+      </w:r>
+    </w:p>
+    <w:p>
+      <w:pPr>
+        <w:rPr>
+          <w:noProof/>
+          <w:sz w:val="18"/>
+          <w:szCs w:val="18"/>
+        </w:rPr>
+      </w:pPr>
+      <w:r>
+        <w:rPr>
+          <w:noProof/>
+          <w:sz w:val="18"/>
+          <w:szCs w:val="18"/>
+        </w:rPr>
+        <w:t>put it on i'll try again try</w:t>
+      </w:r>
+    </w:p>
+    <w:p>
+      <w:pPr>
+        <w:rPr>
+          <w:noProof/>
+          <w:sz w:val="18"/>
+          <w:szCs w:val="18"/>
+        </w:rPr>
+      </w:pPr>
+      <w:r>
+        <w:rPr>
+          <w:noProof/>
+          <w:sz w:val="18"/>
+          <w:szCs w:val="18"/>
+        </w:rPr>
+        <w:t>get it out i'll get it</w:t>
+      </w:r>
+    </w:p>
+    <w:p>
+      <w:pPr>
+        <w:rPr>
+          <w:noProof/>
+          <w:sz w:val="18"/>
+          <w:szCs w:val="18"/>
+        </w:rPr>
+      </w:pPr>
+      <w:r>
+        <w:rPr>
+          <w:noProof/>
+          <w:sz w:val="18"/>
+          <w:szCs w:val="18"/>
+        </w:rPr>
+        <w:t>we got you got it</w:t>
+      </w:r>
+    </w:p>
+    <w:p>
+      <w:pPr>
+        <w:rPr>
+          <w:noProof/>
+          <w:sz w:val="18"/>
+          <w:szCs w:val="18"/>
+        </w:rPr>
+      </w:pPr>
+      <w:r>
+        <w:rPr>
+          <w:noProof/>
+          <w:sz w:val="18"/>
+          <w:szCs w:val="18"/>
+        </w:rPr>
+        <w:t>if it is to be to</w:t>
+      </w:r>
+    </w:p>
+    <w:p>
+      <w:pPr>
+        <w:rPr>
+          <w:noProof/>
+          <w:sz w:val="18"/>
+          <w:szCs w:val="18"/>
+        </w:rPr>
+      </w:pPr>
+      <w:r>
+        <w:rPr>
+          <w:noProof/>
+          <w:sz w:val="18"/>
+          <w:szCs w:val="18"/>
+        </w:rPr>
+        <w:t>what are you baby</w:t>
+      </w:r>
+    </w:p>
+    <w:p>
+      <w:pPr>
+        <w:rPr>
+          <w:noProof/>
+          <w:sz w:val="18"/>
+          <w:szCs w:val="18"/>
+        </w:rPr>
+      </w:pPr>
+      <w:r>
+        <w:rPr>
+          <w:noProof/>
+          <w:sz w:val="18"/>
+          <w:szCs w:val="18"/>
+        </w:rPr>
+        <w:t>what baby i have to come enough</w:t>
+      </w:r>
+    </w:p>
+    <w:p>
+      <w:pPr>
+        <w:rPr>
+          <w:noProof/>
+          <w:sz w:val="18"/>
+          <w:szCs w:val="18"/>
+        </w:rPr>
+      </w:pPr>
+      <w:r>
+        <w:rPr>
+          <w:noProof/>
+          <w:sz w:val="18"/>
+          <w:szCs w:val="18"/>
+        </w:rPr>
+        <w:t>ooh khan now what can i come</w:t>
+      </w:r>
+    </w:p>
+    <w:p>
+      <w:pPr>
+        <w:rPr>
+          <w:noProof/>
+          <w:sz w:val="18"/>
+          <w:szCs w:val="18"/>
+        </w:rPr>
+      </w:pPr>
+      <w:r>
+        <w:rPr>
+          <w:noProof/>
+          <w:sz w:val="18"/>
+          <w:szCs w:val="18"/>
+        </w:rPr>
+        <w:t>oh i don't want to show you there right more</w:t>
+      </w:r>
+    </w:p>
+    <w:p>
+      <w:pPr>
+        <w:rPr>
+          <w:noProof/>
+          <w:sz w:val="18"/>
+          <w:szCs w:val="18"/>
+        </w:rPr>
+      </w:pPr>
+      <w:r>
+        <w:rPr>
+          <w:noProof/>
+          <w:sz w:val="18"/>
+          <w:szCs w:val="18"/>
+        </w:rPr>
+        <w:t>cause you need me off in the tank for you instead</w:t>
+      </w:r>
+    </w:p>
+    <w:p>
+      <w:pPr>
+        <w:rPr>
+          <w:noProof/>
+          <w:sz w:val="18"/>
+          <w:szCs w:val="18"/>
+        </w:rPr>
+      </w:pPr>
+      <w:r>
+        <w:rPr>
+          <w:noProof/>
+          <w:sz w:val="18"/>
+          <w:szCs w:val="18"/>
+        </w:rPr>
+        <w:t>she told me if we would sail</w:t>
+      </w:r>
+    </w:p>
+    <w:p>
+      <w:pPr>
+        <w:rPr>
+          <w:noProof/>
+          <w:sz w:val="18"/>
+          <w:szCs w:val="18"/>
+        </w:rPr>
+      </w:pPr>
+      <w:r>
+        <w:rPr>
+          <w:noProof/>
+          <w:sz w:val="18"/>
+          <w:szCs w:val="18"/>
+        </w:rPr>
+        <w:t>the papers got his different friend</w:t>
+      </w:r>
+    </w:p>
+    <w:p>
+      <w:pPr>
+        <w:rPr>
+          <w:noProof/>
+          <w:sz w:val="18"/>
+          <w:szCs w:val="18"/>
+        </w:rPr>
+      </w:pPr>
+      <w:r>
+        <w:rPr>
+          <w:noProof/>
+          <w:sz w:val="18"/>
+          <w:szCs w:val="18"/>
+        </w:rPr>
+        <w:t>for the copa lane light in the sea</w:t>
+      </w:r>
+    </w:p>
+    <w:p>
+      <w:pPr>
+        <w:rPr>
+          <w:noProof/>
+          <w:sz w:val="18"/>
+          <w:szCs w:val="18"/>
+        </w:rPr>
+      </w:pPr>
+      <w:r>
+        <w:rPr>
+          <w:noProof/>
+          <w:sz w:val="18"/>
+          <w:szCs w:val="18"/>
+        </w:rPr>
+        <w:t>his boardwalk</w:t>
+      </w:r>
+    </w:p>
+    <w:p>
+      <w:pPr>
+        <w:rPr>
+          <w:noProof/>
+          <w:sz w:val="18"/>
+          <w:szCs w:val="18"/>
+        </w:rPr>
+      </w:pPr>
+      <w:r>
+        <w:rPr>
+          <w:noProof/>
+          <w:sz w:val="18"/>
+          <w:szCs w:val="18"/>
+        </w:rPr>
+        <w:t>another is die</w:t>
+      </w:r>
+      <w:r>
+        <w:rPr>
+          <w:noProof/>
+          <w:sz w:val="18"/>
+          <w:szCs w:val="18"/>
+        </w:rPr>
+        <w:t>…</w:t>
+      </w:r>
+    </w:p>
+    <w:p>
+      <w:pPr>
+        <w:rPr>
+          <w:b/>
+          <w:bCs/>
+          <w:noProof/>
+          <w:sz w:val="18"/>
+          <w:szCs w:val="18"/>
+        </w:rPr>
+      </w:pPr>
+    </w:p>
+    <w:p>
+      <w:pPr>
+        <w:rPr>
+          <w:b/>
+          <w:bCs/>
+          <w:noProof/>
+        </w:rPr>
+      </w:pPr>
+      <w:r>
+        <w:rPr>
+          <w:b/>
+          <w:bCs/>
+          <w:noProof/>
+        </w:rPr>
+        <w:t>Analysis:</w:t>
+      </w:r>
+    </w:p>
+    <w:p>
+      <w:pPr>
+        <w:rPr>
+          <w:noProof/>
+        </w:rPr>
+      </w:pPr>
+      <w:r>
+        <w:rPr>
+          <w:noProof/>
+        </w:rPr>
+        <w:t>The</w:t>
+      </w:r>
+      <w:r>
+        <w:rPr>
+          <w:noProof/>
+        </w:rPr>
+        <w:t xml:space="preserve"> model </w:t>
+      </w:r>
+      <w:r>
+        <w:rPr>
+          <w:noProof/>
+        </w:rPr>
+        <w:t>demonstrates noticeable improvements:</w:t>
+      </w:r>
+    </w:p>
+    <w:p>
+      <w:pPr>
+        <w:pStyle w:val="ListParagraph"/>
+        <w:numPr>
+          <w:ilvl w:val="0"/>
+          <w:numId w:val="50"/>
+        </w:numPr>
+        <w:rPr>
+          <w:noProof/>
+        </w:rPr>
+      </w:pPr>
+      <w:r>
+        <w:rPr>
+          <w:b/>
+          <w:bCs/>
+          <w:noProof/>
+        </w:rPr>
+        <w:t>Improved Line Structure:</w:t>
+      </w:r>
+      <w:r>
+        <w:rPr>
+          <w:noProof/>
+        </w:rPr>
+        <w:t xml:space="preserve"> Lines are generally longer and more structured compared to the Simple Model's output (e.g., "don't save me come down", "put it on i'll try again try"). </w:t>
+      </w:r>
+    </w:p>
+    <w:p>
+      <w:pPr>
+        <w:pStyle w:val="ListParagraph"/>
+        <w:numPr>
+          <w:ilvl w:val="0"/>
+          <w:numId w:val="50"/>
+        </w:numPr>
+        <w:rPr>
+          <w:noProof/>
+        </w:rPr>
+      </w:pPr>
+      <w:r>
+        <w:rPr>
+          <w:b/>
+          <w:bCs/>
+          <w:noProof/>
+        </w:rPr>
+        <w:t>Enhanced Semantic Coherence:</w:t>
+      </w:r>
+      <w:r>
+        <w:rPr>
+          <w:noProof/>
+        </w:rPr>
+        <w:t xml:space="preserve"> While not perfect, the generated text exhibits better local coherence. Phrases appear more "sentence-like," and there's a suggestion of developing ideas (e.g., "cause you need me off in the tank for you instead"). </w:t>
+      </w:r>
+    </w:p>
+    <w:p>
+      <w:pPr>
+        <w:pStyle w:val="ListParagraph"/>
+        <w:numPr>
+          <w:ilvl w:val="0"/>
+          <w:numId w:val="50"/>
+        </w:numPr>
+        <w:rPr>
+          <w:noProof/>
+        </w:rPr>
+      </w:pPr>
+      <w:r>
+        <w:rPr>
+          <w:b/>
+          <w:bCs/>
+          <w:noProof/>
+        </w:rPr>
+        <w:t>Increased Complexity:</w:t>
+      </w:r>
+      <w:r>
+        <w:rPr>
+          <w:noProof/>
+        </w:rPr>
+        <w:t xml:space="preserve"> The vocabulary and phrasing seem more varied. The model attempts more complex constructions. </w:t>
+      </w:r>
+    </w:p>
+    <w:p>
+      <w:pPr>
+        <w:pStyle w:val="ListParagraph"/>
+        <w:numPr>
+          <w:ilvl w:val="0"/>
+          <w:numId w:val="50"/>
+        </w:numPr>
+        <w:rPr>
+          <w:noProof/>
+        </w:rPr>
+      </w:pPr>
+      <w:r>
+        <w:rPr>
+          <w:b/>
+          <w:bCs/>
+          <w:noProof/>
+        </w:rPr>
+        <w:t>Emergence of Lyrical Qualities</w:t>
+      </w:r>
+      <w:r>
+        <w:rPr>
+          <w:noProof/>
+        </w:rPr>
+        <w:t>. While strong, consistent rhymes may not be, the overall textural improvements point towards a better grasp of lyrical forms. For instance, phrases like "get it out i'll get it" or "we got you got it" show some repetitive lyrical patterning. This output suggests that the time-aware melody features and attention mechanism allow the Advanced Model to generate more contextually relevant and structurally sound lyrics.</w:t>
+      </w:r>
+    </w:p>
+    <w:p>
+      <w:pPr>
+        <w:rPr>
+          <w:rFonts w:cstheme="majorBidi"/>
+          <w:b/>
+          <w:bCs/>
+          <w:u w:val="single"/>
+        </w:rPr>
+      </w:pPr>
+    </w:p>
+    <w:p>
+      <w:pPr>
+        <w:rPr>
+          <w:rFonts w:cstheme="majorBidi"/>
+          <w:b/>
+          <w:bCs/>
+          <w:u w:val="single"/>
+        </w:rPr>
+      </w:pPr>
+    </w:p>
+    <w:p>
+      <w:pPr>
+        <w:rPr>
+          <w:rFonts w:cstheme="majorBidi"/>
+          <w:b/>
+          <w:bCs/>
+          <w:u w:val="single"/>
+        </w:rPr>
+      </w:pPr>
+      <w:r>
+        <w:rPr>
+          <w:rFonts w:cstheme="majorBidi"/>
+          <w:b/>
+          <w:bCs/>
+          <w:u w:val="single"/>
+        </w:rPr>
+        <w:lastRenderedPageBreak/>
+        <w:t xml:space="preserve">4. </w:t>
+      </w:r>
+      <w:r>
+        <w:rPr>
+          <w:rFonts w:cstheme="majorBidi"/>
+          <w:b/>
+          <w:bCs/>
+          <w:u w:val="single"/>
+        </w:rPr>
+        <w:t>Results and Comparative Analysis</w:t>
+      </w:r>
+    </w:p>
+    <w:p>
+      <w:pPr>
+        <w:rPr>
+          <w:rFonts w:cstheme="majorBidi"/>
+        </w:rPr>
+      </w:pPr>
+      <w:r>
+        <w:rPr>
+          <w:rFonts w:cstheme="majorBidi"/>
+        </w:rPr>
+        <w:drawing>
+          <wp:anchor distT="0" distB="0" distL="114300" distR="114300" simplePos="0" relativeHeight="251658240" behindDoc="0" locked="0" layoutInCell="1" allowOverlap="1" wp14:anchorId="0A203593" wp14:editId="43CEFF2C">
+            <wp:simplePos x="0" y="0"/>
+            <wp:positionH relativeFrom="margin">
+              <wp:align>center</wp:align>
+            </wp:positionH>
+            <wp:positionV relativeFrom="paragraph">
+              <wp:posOffset>995120</wp:posOffset>
+            </wp:positionV>
+            <wp:extent cx="7469345" cy="1181100"/>
+            <wp:effectExtent l="0" t="0" r="0" b="0"/>
+            <wp:wrapSquare wrapText="bothSides"/>
+            <wp:docPr id="850733539" name="Picture 1"/>
+            <wp:cNvGraphicFramePr>
+              <a:graphicFrameLocks xmlns:a="http://schemas.openxmlformats.org/drawingml/2006/main" noChangeAspect="1"/>
+            </wp:cNvGraphicFramePr>
+            <a:graphic xmlns:a="http://schemas.openxmlformats.org/drawingml/2006/main">
+              <a:graphicData uri="http://schemas.openxmlformats.org/drawingml/2006/picture">
+                <pic:pic xmlns:pic="http://schemas.openxmlformats.org/drawingml/2006/picture">
+                  <pic:nvPicPr>
+                    <pic:cNvPr id="850733539" name=""/>
+                    <pic:cNvPicPr/>
+                  </pic:nvPicPr>
+                  <pic:blipFill>
+                    <a:blip r:embed="rId7">
+                      <a:extLst>
+                        <a:ext uri="{28A0092B-C50C-407E-A947-70E740481C1C}">
+                          <a14:useLocalDpi xmlns:a14="http://schemas.microsoft.com/office/drawing/2010/main" val="0"/>
+                        </a:ext>
+                      </a:extLst>
+                    </a:blip>
+                    <a:stretch>
+                      <a:fillRect/>
+                    </a:stretch>
+                  </pic:blipFill>
+                  <pic:spPr>
+                    <a:xfrm>
+                      <a:off x="0" y="0"/>
+                      <a:ext cx="7469345" cy="1181100"/>
+                    </a:xfrm>
+                    <a:prstGeom prst="rect">
+                      <a:avLst/>
+                    </a:prstGeom>
+                  </pic:spPr>
+                </pic:pic>
+              </a:graphicData>
+            </a:graphic>
+            <wp14:sizeRelH relativeFrom="margin">
+              <wp14:pctWidth>0</wp14:pctWidth>
+            </wp14:sizeRelH>
+            <wp14:sizeRelV relativeFrom="margin">
+              <wp14:pctHeight>0</wp14:pctHeight>
+            </wp14:sizeRelV>
+          </wp:anchor>
+        </w:drawing>
+      </w:r>
+      <w:r>
+        <w:rPr>
+          <w:rFonts w:cstheme="majorBidi"/>
+        </w:rPr>
+        <w:t>We used the BLEU score to check how similar the lyrics generated by our models were to the original song lyrics. A higher BLEU score means the generated lyrics are more like the originals. The table below shows the BLEU scores for both the Simple and Advanced models, using different starting words for each song</w:t>
+      </w:r>
+      <w:r>
+        <w:rPr>
+          <w:rFonts w:cstheme="majorBidi"/>
+        </w:rPr>
+        <w:t>:</w:t>
+      </w:r>
+      <w:r>
+        <w:rPr>
+          <w:noProof/>
+        </w:rPr>
+        <w:t xml:space="preserve"> </w:t>
+      </w:r>
+    </w:p>
+    <w:p>
+      <w:pPr>
+        <w:pStyle w:val="NormalWeb"/>
+        <w:rPr>
+          <w:rFonts w:asciiTheme="minorHAnsi" w:hAnsiTheme="minorHAnsi" w:cstheme="majorBidi"/>
+          <w:sz w:val="22"/>
+          <w:szCs w:val="22"/>
+        </w:rPr>
+      </w:pPr>
+      <w:r>
+        <w:rPr>
+          <w:rFonts w:asciiTheme="minorHAnsi" w:eastAsiaTheme="majorEastAsia" w:hAnsiTheme="minorHAnsi" w:cstheme="majorBidi"/>
+          <w:b/>
+          <w:bCs/>
+          <w:sz w:val="22"/>
+          <w:szCs w:val="22"/>
+        </w:rPr>
+        <w:t>Key Findings:</w:t>
+      </w:r>
+    </w:p>
+    <w:p>
+      <w:pPr>
+        <w:pStyle w:val="NormalWeb"/>
+        <w:numPr>
+          <w:ilvl w:val="0"/>
+          <w:numId w:val="55"/>
+        </w:numPr>
+        <w:rPr>
+          <w:rFonts w:asciiTheme="minorHAnsi" w:hAnsiTheme="minorHAnsi" w:cstheme="majorBidi"/>
+          <w:sz w:val="22"/>
+          <w:szCs w:val="22"/>
+          <w:lang w:val="en-US"/>
+        </w:rPr>
+      </w:pPr>
+      <w:r>
+        <w:rPr>
+          <w:rFonts w:asciiTheme="minorHAnsi" w:eastAsiaTheme="majorEastAsia" w:hAnsiTheme="minorHAnsi" w:cstheme="majorBidi"/>
+          <w:b/>
+          <w:bCs/>
+          <w:sz w:val="22"/>
+          <w:szCs w:val="22"/>
+          <w:lang w:val="en-US"/>
+        </w:rPr>
+        <w:t>Advanced Model Performed Better:</w:t>
+      </w:r>
+      <w:r>
+        <w:rPr>
+          <w:rFonts w:asciiTheme="minorHAnsi" w:hAnsiTheme="minorHAnsi" w:cstheme="majorBidi"/>
+          <w:sz w:val="22"/>
+          <w:szCs w:val="22"/>
+          <w:lang w:val="en-US"/>
+        </w:rPr>
+        <w:t xml:space="preserve"> The Advanced Model consistently got much higher BLEU scores than the Simple Model in all our tests. This matches what we saw when we read the lyrics: the Advanced Model writes lyrics that make more sense and fit the song's context better. This improvement is likely because it uses time-aware melody features and attention, which are more sophisticated ways to understand the music.</w:t>
+      </w:r>
+    </w:p>
+    <w:p>
+      <w:pPr>
+        <w:pStyle w:val="NormalWeb"/>
+        <w:numPr>
+          <w:ilvl w:val="0"/>
+          <w:numId w:val="55"/>
+        </w:numPr>
+        <w:rPr>
+          <w:rFonts w:asciiTheme="minorHAnsi" w:hAnsiTheme="minorHAnsi" w:cstheme="majorBidi"/>
+          <w:sz w:val="22"/>
+          <w:szCs w:val="22"/>
+          <w:lang w:val="en-US"/>
+        </w:rPr>
+      </w:pPr>
+      <w:r>
+        <w:rPr>
+          <w:rFonts w:asciiTheme="minorHAnsi" w:eastAsiaTheme="majorEastAsia" w:hAnsiTheme="minorHAnsi" w:cstheme="majorBidi"/>
+          <w:b/>
+          <w:bCs/>
+          <w:sz w:val="22"/>
+          <w:szCs w:val="22"/>
+          <w:lang w:val="en-US"/>
+        </w:rPr>
+        <w:t>Starting Word Context Was Important:</w:t>
+      </w:r>
+      <w:r>
+        <w:rPr>
+          <w:rFonts w:asciiTheme="minorHAnsi" w:hAnsiTheme="minorHAnsi" w:cstheme="majorBidi"/>
+          <w:sz w:val="22"/>
+          <w:szCs w:val="22"/>
+          <w:lang w:val="en-US"/>
+        </w:rPr>
+        <w:t xml:space="preserve"> Both models achieved their highest BLEU scores when we gave them the song's actual first word as a starting point. This is logical because the original first word provides the strongest and most relevant clue about the song's content, helping the model generate lyrics closer to the real ones. When we used general starting words like </w:t>
+      </w:r>
+      <w:r>
+        <w:rPr>
+          <w:rFonts w:asciiTheme="minorHAnsi" w:eastAsiaTheme="majorEastAsia" w:hAnsiTheme="minorHAnsi" w:cstheme="majorBidi"/>
+          <w:sz w:val="22"/>
+          <w:szCs w:val="22"/>
+          <w:lang w:val="en-US"/>
+        </w:rPr>
+        <w:t>&lt;START&gt;</w:t>
+      </w:r>
+      <w:r>
+        <w:rPr>
+          <w:rFonts w:asciiTheme="minorHAnsi" w:hAnsiTheme="minorHAnsi" w:cstheme="majorBidi"/>
+          <w:sz w:val="22"/>
+          <w:szCs w:val="22"/>
+          <w:lang w:val="en-US"/>
+        </w:rPr>
+        <w:t>, or words with a general feeling like 'love' or 'hate', the models had less specific guidance, which led to lower BLEU scores.</w:t>
+      </w:r>
+    </w:p>
+    <w:p>
+      <w:pPr>
+        <w:pStyle w:val="NormalWeb"/>
+        <w:numPr>
+          <w:ilvl w:val="0"/>
+          <w:numId w:val="55"/>
+        </w:numPr>
+        <w:rPr>
+          <w:rFonts w:asciiTheme="minorHAnsi" w:hAnsiTheme="minorHAnsi" w:cstheme="majorBidi"/>
+          <w:sz w:val="22"/>
+          <w:szCs w:val="22"/>
+          <w:lang w:val="en-US"/>
+        </w:rPr>
+      </w:pPr>
+      <w:r>
+        <w:rPr>
+          <w:rFonts w:asciiTheme="minorHAnsi" w:eastAsiaTheme="majorEastAsia" w:hAnsiTheme="minorHAnsi" w:cstheme="majorBidi"/>
+          <w:b/>
+          <w:bCs/>
+          <w:sz w:val="22"/>
+          <w:szCs w:val="22"/>
+          <w:lang w:val="en-US"/>
+        </w:rPr>
+        <w:t>Song Style and Vocabulary Affected Scores:</w:t>
+      </w:r>
+      <w:r>
+        <w:rPr>
+          <w:rFonts w:asciiTheme="minorHAnsi" w:hAnsiTheme="minorHAnsi" w:cstheme="majorBidi"/>
+          <w:sz w:val="22"/>
+          <w:szCs w:val="22"/>
+          <w:lang w:val="en-US"/>
+        </w:rPr>
+        <w:t xml:space="preserve"> We noticed that BLEU scores varied from song to song. For example, 'The Cardigans - </w:t>
+      </w:r>
+      <w:proofErr w:type="spellStart"/>
+      <w:r>
+        <w:rPr>
+          <w:rFonts w:asciiTheme="minorHAnsi" w:hAnsiTheme="minorHAnsi" w:cstheme="majorBidi"/>
+          <w:sz w:val="22"/>
+          <w:szCs w:val="22"/>
+          <w:lang w:val="en-US"/>
+        </w:rPr>
+        <w:t>Lovefool</w:t>
+      </w:r>
+      <w:proofErr w:type="spellEnd"/>
+      <w:r>
+        <w:rPr>
+          <w:rFonts w:asciiTheme="minorHAnsi" w:hAnsiTheme="minorHAnsi" w:cstheme="majorBidi"/>
+          <w:sz w:val="22"/>
+          <w:szCs w:val="22"/>
+          <w:lang w:val="en-US"/>
+        </w:rPr>
+        <w:t>,' which uses common words that were likely in our training data, generally received higher BLEU scores. In contrast, a song like 'Aqua - Barbie Girl,' which has unique or informal words (like 'hiya') that might not have been common in the training data, got lower BLEU scores. This shows that the models perform better when the song's vocabulary is similar to what they learned during training.</w:t>
+      </w:r>
+    </w:p>
+    <w:p>
+      <w:pPr>
+        <w:pStyle w:val="NormalWeb"/>
+        <w:numPr>
+          <w:ilvl w:val="0"/>
+          <w:numId w:val="55"/>
+        </w:numPr>
+        <w:rPr>
+          <w:rFonts w:asciiTheme="minorHAnsi" w:hAnsiTheme="minorHAnsi" w:cstheme="majorBidi"/>
+          <w:sz w:val="22"/>
+          <w:szCs w:val="22"/>
+          <w:lang w:val="en-US"/>
+        </w:rPr>
+      </w:pPr>
+      <w:r>
+        <w:rPr>
+          <w:rFonts w:asciiTheme="minorHAnsi" w:eastAsiaTheme="majorEastAsia" w:hAnsiTheme="minorHAnsi" w:cstheme="majorBidi"/>
+          <w:b/>
+          <w:bCs/>
+          <w:sz w:val="22"/>
+          <w:szCs w:val="22"/>
+          <w:lang w:val="en-US"/>
+        </w:rPr>
+        <w:t>Length of Generated Lyrics:</w:t>
+      </w:r>
+      <w:r>
+        <w:rPr>
+          <w:rFonts w:asciiTheme="minorHAnsi" w:hAnsiTheme="minorHAnsi" w:cstheme="majorBidi"/>
+          <w:sz w:val="22"/>
+          <w:szCs w:val="22"/>
+          <w:lang w:val="en-US"/>
+        </w:rPr>
+        <w:t xml:space="preserve"> There was a clear difference in how long the lyrics were. The Simple Model tended to write short lyrics, averaging about 52 words per song. The Advanced Model, however, wrote much longer lyrics, averaging around 120 words. Since the Advanced Model's longer lyrics also generally made more sense, this suggests it's better at continuing a lyrical idea and developing themes within a song.</w:t>
+      </w:r>
+    </w:p>
+    <w:p>
+      <w:pPr>
+        <w:pStyle w:val="NormalWeb"/>
+        <w:rPr>
+          <w:rFonts w:asciiTheme="minorHAnsi" w:hAnsiTheme="minorHAnsi" w:cstheme="majorBidi"/>
+          <w:sz w:val="22"/>
+          <w:szCs w:val="22"/>
+          <w:lang w:val="en-US"/>
+        </w:rPr>
+      </w:pPr>
+      <w:r>
+        <w:rPr>
+          <w:rFonts w:asciiTheme="minorHAnsi" w:hAnsiTheme="minorHAnsi" w:cstheme="majorBidi"/>
+          <w:sz w:val="22"/>
+          <w:szCs w:val="22"/>
+          <w:lang w:val="en-US"/>
+        </w:rPr>
+        <w:t xml:space="preserve">In summary, looking at </w:t>
+      </w:r>
+      <w:r>
+        <w:rPr>
+          <w:rFonts w:asciiTheme="minorHAnsi" w:hAnsiTheme="minorHAnsi" w:cstheme="majorBidi"/>
+          <w:sz w:val="22"/>
+          <w:szCs w:val="22"/>
+          <w:lang w:val="en-US"/>
+        </w:rPr>
+        <w:t>metrics</w:t>
+      </w:r>
+      <w:r>
+        <w:rPr>
+          <w:rFonts w:asciiTheme="minorHAnsi" w:hAnsiTheme="minorHAnsi" w:cstheme="majorBidi"/>
+          <w:sz w:val="22"/>
+          <w:szCs w:val="22"/>
+          <w:lang w:val="en-US"/>
+        </w:rPr>
+        <w:t xml:space="preserve"> and the actual quality of the lyrics, the Advanced Model is a significant step up from the Simple Model. The way it's built allows it to use information from the melody in a more detailed way. This helps it write lyrics that are usually longer, clearer, and sound more like real song lyrics, especially when it's given a good, specific starting word.</w:t>
+      </w:r>
+    </w:p>
+    <w:p>
+      <w:pPr>
+        <w:pStyle w:val="NormalWeb"/>
+        <w:rPr>
+          <w:rFonts w:asciiTheme="minorHAnsi" w:hAnsiTheme="minorHAnsi" w:cstheme="majorBidi"/>
+          <w:sz w:val="22"/>
+          <w:szCs w:val="22"/>
+          <w:lang w:val="en-US"/>
+        </w:rPr>
+      </w:pPr>
+      <w:r>
+        <w:rPr>
+          <w:rFonts w:asciiTheme="minorHAnsi" w:hAnsiTheme="minorHAnsi" w:cstheme="majorBidi"/>
+          <w:sz w:val="22"/>
+          <w:szCs w:val="22"/>
+          <w:lang w:val="en-US"/>
+        </w:rPr>
+        <w:t xml:space="preserve">You can find all the lyrics generated by the models for each test song and each starting word in the </w:t>
+      </w:r>
+      <w:r>
+        <w:rPr>
+          <w:rFonts w:asciiTheme="minorHAnsi" w:eastAsiaTheme="majorEastAsia" w:hAnsiTheme="minorHAnsi" w:cstheme="majorBidi"/>
+          <w:sz w:val="22"/>
+          <w:szCs w:val="22"/>
+          <w:lang w:val="en-US"/>
+        </w:rPr>
+        <w:t>generated_lyrics_results.txt</w:t>
+      </w:r>
+      <w:r>
+        <w:rPr>
+          <w:rFonts w:asciiTheme="minorHAnsi" w:hAnsiTheme="minorHAnsi" w:cstheme="majorBidi"/>
+          <w:sz w:val="22"/>
+          <w:szCs w:val="22"/>
+          <w:lang w:val="en-US"/>
+        </w:rPr>
+        <w:t xml:space="preserve"> file. </w:t>
       </w:r>
     </w:p>
     <w:sectPr>
@@ -4665,6 +6613,241 @@
     </w:lvl>
   </w:abstractNum>
   <w:abstractNum w:abstractNumId="4" w15:restartNumberingAfterBreak="0">
+    <w:nsid w:val="07BD19BF"/>
+    <w:multiLevelType w:val="hybridMultilevel"/>
+    <w:tmpl w:val="ECB0CE50"/>
+    <w:lvl w:ilvl="0" w:tplc="04090001">
+      <w:start w:val="1"/>
+      <w:numFmt w:val="bullet"/>
+      <w:lvlText w:val=""/>
+      <w:lvlJc w:val="left"/>
+      <w:pPr>
+        <w:ind w:left="720" w:hanging="360"/>
+      </w:pPr>
+      <w:rPr>
+        <w:rFonts w:ascii="Symbol" w:hAnsi="Symbol" w:hint="default"/>
+      </w:rPr>
+    </w:lvl>
+    <w:lvl w:ilvl="1" w:tplc="04090003" w:tentative="1">
+      <w:start w:val="1"/>
+      <w:numFmt w:val="bullet"/>
+      <w:lvlText w:val="o"/>
+      <w:lvlJc w:val="left"/>
+      <w:pPr>
+        <w:ind w:left="1440" w:hanging="360"/>
+      </w:pPr>
+      <w:rPr>
+        <w:rFonts w:ascii="Courier New" w:hAnsi="Courier New" w:cs="Courier New" w:hint="default"/>
+      </w:rPr>
+    </w:lvl>
+    <w:lvl w:ilvl="2" w:tplc="04090005" w:tentative="1">
+      <w:start w:val="1"/>
+      <w:numFmt w:val="bullet"/>
+      <w:lvlText w:val=""/>
+      <w:lvlJc w:val="left"/>
+      <w:pPr>
+        <w:ind w:left="2160" w:hanging="360"/>
+      </w:pPr>
+      <w:rPr>
+        <w:rFonts w:ascii="Wingdings" w:hAnsi="Wingdings" w:hint="default"/>
+      </w:rPr>
+    </w:lvl>
+    <w:lvl w:ilvl="3" w:tplc="04090001" w:tentative="1">
+      <w:start w:val="1"/>
+      <w:numFmt w:val="bullet"/>
+      <w:lvlText w:val=""/>
+      <w:lvlJc w:val="left"/>
+      <w:pPr>
+        <w:ind w:left="2880" w:hanging="360"/>
+      </w:pPr>
+      <w:rPr>
+        <w:rFonts w:ascii="Symbol" w:hAnsi="Symbol" w:hint="default"/>
+      </w:rPr>
+    </w:lvl>
+    <w:lvl w:ilvl="4" w:tplc="04090003" w:tentative="1">
+      <w:start w:val="1"/>
+      <w:numFmt w:val="bullet"/>
+      <w:lvlText w:val="o"/>
+      <w:lvlJc w:val="left"/>
+      <w:pPr>
+        <w:ind w:left="3600" w:hanging="360"/>
+      </w:pPr>
+      <w:rPr>
+        <w:rFonts w:ascii="Courier New" w:hAnsi="Courier New" w:cs="Courier New" w:hint="default"/>
+      </w:rPr>
+    </w:lvl>
+    <w:lvl w:ilvl="5" w:tplc="04090005" w:tentative="1">
+      <w:start w:val="1"/>
+      <w:numFmt w:val="bullet"/>
+      <w:lvlText w:val=""/>
+      <w:lvlJc w:val="left"/>
+      <w:pPr>
+        <w:ind w:left="4320" w:hanging="360"/>
+      </w:pPr>
+      <w:rPr>
+        <w:rFonts w:ascii="Wingdings" w:hAnsi="Wingdings" w:hint="default"/>
+      </w:rPr>
+    </w:lvl>
+    <w:lvl w:ilvl="6" w:tplc="04090001" w:tentative="1">
+      <w:start w:val="1"/>
+      <w:numFmt w:val="bullet"/>
+      <w:lvlText w:val=""/>
+      <w:lvlJc w:val="left"/>
+      <w:pPr>
+        <w:ind w:left="5040" w:hanging="360"/>
+      </w:pPr>
+      <w:rPr>
+        <w:rFonts w:ascii="Symbol" w:hAnsi="Symbol" w:hint="default"/>
+      </w:rPr>
+    </w:lvl>
+    <w:lvl w:ilvl="7" w:tplc="04090003" w:tentative="1">
+      <w:start w:val="1"/>
+      <w:numFmt w:val="bullet"/>
+      <w:lvlText w:val="o"/>
+      <w:lvlJc w:val="left"/>
+      <w:pPr>
+        <w:ind w:left="5760" w:hanging="360"/>
+      </w:pPr>
+      <w:rPr>
+        <w:rFonts w:ascii="Courier New" w:hAnsi="Courier New" w:cs="Courier New" w:hint="default"/>
+      </w:rPr>
+    </w:lvl>
+    <w:lvl w:ilvl="8" w:tplc="04090005" w:tentative="1">
+      <w:start w:val="1"/>
+      <w:numFmt w:val="bullet"/>
+      <w:lvlText w:val=""/>
+      <w:lvlJc w:val="left"/>
+      <w:pPr>
+        <w:ind w:left="6480" w:hanging="360"/>
+      </w:pPr>
+      <w:rPr>
+        <w:rFonts w:ascii="Wingdings" w:hAnsi="Wingdings" w:hint="default"/>
+      </w:rPr>
+    </w:lvl>
+  </w:abstractNum>
+  <w:abstractNum w:abstractNumId="5" w15:restartNumberingAfterBreak="0">
+    <w:nsid w:val="08351204"/>
+    <w:multiLevelType w:val="multilevel"/>
+    <w:tmpl w:val="B6B48886"/>
+    <w:lvl w:ilvl="0">
+      <w:start w:val="1"/>
+      <w:numFmt w:val="decimal"/>
+      <w:lvlText w:val="%1"/>
+      <w:lvlJc w:val="left"/>
+      <w:pPr>
+        <w:ind w:left="360" w:hanging="360"/>
+      </w:pPr>
+      <w:rPr>
+        <w:rFonts w:hint="default"/>
+        <w:b/>
+      </w:rPr>
+    </w:lvl>
+    <w:lvl w:ilvl="1">
+      <w:start w:val="1"/>
+      <w:numFmt w:val="decimal"/>
+      <w:lvlText w:val="%1.%2"/>
+      <w:lvlJc w:val="left"/>
+      <w:pPr>
+        <w:ind w:left="360" w:hanging="360"/>
+      </w:pPr>
+      <w:rPr>
+        <w:rFonts w:hint="default"/>
+        <w:b/>
+      </w:rPr>
+    </w:lvl>
+    <w:lvl w:ilvl="2">
+      <w:start w:val="1"/>
+      <w:numFmt w:val="decimal"/>
+      <w:lvlText w:val="%1.%2.%3"/>
+      <w:lvlJc w:val="left"/>
+      <w:pPr>
+        <w:ind w:left="720" w:hanging="720"/>
+      </w:pPr>
+      <w:rPr>
+        <w:rFonts w:hint="default"/>
+        <w:b/>
+      </w:rPr>
+    </w:lvl>
+    <w:lvl w:ilvl="3">
+      <w:start w:val="1"/>
+      <w:numFmt w:val="decimal"/>
+      <w:lvlText w:val="%1.%2.%3.%4"/>
+      <w:lvlJc w:val="left"/>
+      <w:pPr>
+        <w:ind w:left="720" w:hanging="720"/>
+      </w:pPr>
+      <w:rPr>
+        <w:rFonts w:hint="default"/>
+        <w:b/>
+      </w:rPr>
+    </w:lvl>
+    <w:lvl w:ilvl="4">
+      <w:start w:val="1"/>
+      <w:numFmt w:val="decimal"/>
+      <w:lvlText w:val="%1.%2.%3.%4.%5"/>
+      <w:lvlJc w:val="left"/>
+      <w:pPr>
+        <w:ind w:left="1080" w:hanging="1080"/>
+      </w:pPr>
+      <w:rPr>
+        <w:rFonts w:hint="default"/>
+        <w:b/>
+      </w:rPr>
+    </w:lvl>
+    <w:lvl w:ilvl="5">
+      <w:start w:val="1"/>
+      <w:numFmt w:val="decimal"/>
+      <w:lvlText w:val="%1.%2.%3.%4.%5.%6"/>
+      <w:lvlJc w:val="left"/>
+      <w:pPr>
+        <w:ind w:left="1080" w:hanging="1080"/>
+      </w:pPr>
+      <w:rPr>
+        <w:rFonts w:hint="default"/>
+        <w:b/>
+      </w:rPr>
+    </w:lvl>
+    <w:lvl w:ilvl="6">
+      <w:start w:val="1"/>
+      <w:numFmt w:val="decimal"/>
+      <w:lvlText w:val="%1.%2.%3.%4.%5.%6.%7"/>
+      <w:lvlJc w:val="left"/>
+      <w:pPr>
+        <w:ind w:left="1440" w:hanging="1440"/>
+      </w:pPr>
+      <w:rPr>
+        <w:rFonts w:hint="default"/>
+        <w:b/>
+      </w:rPr>
+    </w:lvl>
+    <w:lvl w:ilvl="7">
+      <w:start w:val="1"/>
+      <w:numFmt w:val="decimal"/>
+      <w:lvlText w:val="%1.%2.%3.%4.%5.%6.%7.%8"/>
+      <w:lvlJc w:val="left"/>
+      <w:pPr>
+        <w:ind w:left="1440" w:hanging="1440"/>
+      </w:pPr>
+      <w:rPr>
+        <w:rFonts w:hint="default"/>
+        <w:b/>
+      </w:rPr>
+    </w:lvl>
+    <w:lvl w:ilvl="8">
+      <w:start w:val="1"/>
+      <w:numFmt w:val="decimal"/>
+      <w:lvlText w:val="%1.%2.%3.%4.%5.%6.%7.%8.%9"/>
+      <w:lvlJc w:val="left"/>
+      <w:pPr>
+        <w:ind w:left="1800" w:hanging="1800"/>
+      </w:pPr>
+      <w:rPr>
+        <w:rFonts w:hint="default"/>
+        <w:b/>
+      </w:rPr>
+    </w:lvl>
+  </w:abstractNum>
+  <w:abstractNum w:abstractNumId="6" w15:restartNumberingAfterBreak="0">
     <w:nsid w:val="0AAD4084"/>
     <w:multiLevelType w:val="hybridMultilevel"/>
     <w:tmpl w:val="F588F26A"/>
@@ -4777,7 +6960,7 @@
       </w:rPr>
     </w:lvl>
   </w:abstractNum>
-  <w:abstractNum w:abstractNumId="5" w15:restartNumberingAfterBreak="0">
+  <w:abstractNum w:abstractNumId="7" w15:restartNumberingAfterBreak="0">
     <w:nsid w:val="0AAF1A44"/>
     <w:multiLevelType w:val="multilevel"/>
     <w:tmpl w:val="CBA63B56"/>
@@ -4926,7 +7109,7 @@
       </w:rPr>
     </w:lvl>
   </w:abstractNum>
-  <w:abstractNum w:abstractNumId="6" w15:restartNumberingAfterBreak="0">
+  <w:abstractNum w:abstractNumId="8" w15:restartNumberingAfterBreak="0">
     <w:nsid w:val="0C1A041C"/>
     <w:multiLevelType w:val="hybridMultilevel"/>
     <w:tmpl w:val="1C624ADC"/>
@@ -5039,7 +7222,7 @@
       </w:rPr>
     </w:lvl>
   </w:abstractNum>
-  <w:abstractNum w:abstractNumId="7" w15:restartNumberingAfterBreak="0">
+  <w:abstractNum w:abstractNumId="9" w15:restartNumberingAfterBreak="0">
     <w:nsid w:val="0F9F0A4B"/>
     <w:multiLevelType w:val="hybridMultilevel"/>
     <w:tmpl w:val="FDAAE8F8"/>
@@ -5152,7 +7335,7 @@
       </w:rPr>
     </w:lvl>
   </w:abstractNum>
-  <w:abstractNum w:abstractNumId="8" w15:restartNumberingAfterBreak="0">
+  <w:abstractNum w:abstractNumId="10" w15:restartNumberingAfterBreak="0">
     <w:nsid w:val="118A0178"/>
     <w:multiLevelType w:val="hybridMultilevel"/>
     <w:tmpl w:val="26F4E122"/>
@@ -5242,7 +7425,7 @@
       </w:pPr>
     </w:lvl>
   </w:abstractNum>
-  <w:abstractNum w:abstractNumId="9" w15:restartNumberingAfterBreak="0">
+  <w:abstractNum w:abstractNumId="11" w15:restartNumberingAfterBreak="0">
     <w:nsid w:val="12B31956"/>
     <w:multiLevelType w:val="hybridMultilevel"/>
     <w:tmpl w:val="B7560180"/>
@@ -5331,7 +7514,7 @@
       </w:pPr>
     </w:lvl>
   </w:abstractNum>
-  <w:abstractNum w:abstractNumId="10" w15:restartNumberingAfterBreak="0">
+  <w:abstractNum w:abstractNumId="12" w15:restartNumberingAfterBreak="0">
     <w:nsid w:val="207D01CA"/>
     <w:multiLevelType w:val="multilevel"/>
     <w:tmpl w:val="7D7A4A96"/>
@@ -5480,7 +7663,7 @@
       </w:rPr>
     </w:lvl>
   </w:abstractNum>
-  <w:abstractNum w:abstractNumId="11" w15:restartNumberingAfterBreak="0">
+  <w:abstractNum w:abstractNumId="13" w15:restartNumberingAfterBreak="0">
     <w:nsid w:val="24593308"/>
     <w:multiLevelType w:val="multilevel"/>
     <w:tmpl w:val="ECA61F88"/>
@@ -5593,7 +7776,7 @@
       </w:pPr>
     </w:lvl>
   </w:abstractNum>
-  <w:abstractNum w:abstractNumId="12" w15:restartNumberingAfterBreak="0">
+  <w:abstractNum w:abstractNumId="14" w15:restartNumberingAfterBreak="0">
     <w:nsid w:val="248419FA"/>
     <w:multiLevelType w:val="multilevel"/>
     <w:tmpl w:val="7B52555C"/>
@@ -5742,7 +7925,7 @@
       </w:rPr>
     </w:lvl>
   </w:abstractNum>
-  <w:abstractNum w:abstractNumId="13" w15:restartNumberingAfterBreak="0">
+  <w:abstractNum w:abstractNumId="15" w15:restartNumberingAfterBreak="0">
     <w:nsid w:val="24DE1BAD"/>
     <w:multiLevelType w:val="multilevel"/>
     <w:tmpl w:val="F32C7BF8"/>
@@ -5891,7 +8074,7 @@
       </w:rPr>
     </w:lvl>
   </w:abstractNum>
-  <w:abstractNum w:abstractNumId="14" w15:restartNumberingAfterBreak="0">
+  <w:abstractNum w:abstractNumId="16" w15:restartNumberingAfterBreak="0">
     <w:nsid w:val="27C20285"/>
     <w:multiLevelType w:val="multilevel"/>
     <w:tmpl w:val="BFF80660"/>
@@ -6040,7 +8223,7 @@
       </w:rPr>
     </w:lvl>
   </w:abstractNum>
-  <w:abstractNum w:abstractNumId="15" w15:restartNumberingAfterBreak="0">
+  <w:abstractNum w:abstractNumId="17" w15:restartNumberingAfterBreak="0">
     <w:nsid w:val="2F3A09C4"/>
     <w:multiLevelType w:val="hybridMultilevel"/>
     <w:tmpl w:val="220CB2FA"/>
@@ -6153,7 +8336,7 @@
       </w:rPr>
     </w:lvl>
   </w:abstractNum>
-  <w:abstractNum w:abstractNumId="16" w15:restartNumberingAfterBreak="0">
+  <w:abstractNum w:abstractNumId="18" w15:restartNumberingAfterBreak="0">
     <w:nsid w:val="337425EA"/>
     <w:multiLevelType w:val="hybridMultilevel"/>
     <w:tmpl w:val="E286DBB2"/>
@@ -6249,10 +8432,159 @@
       </w:pPr>
     </w:lvl>
   </w:abstractNum>
-  <w:abstractNum w:abstractNumId="17" w15:restartNumberingAfterBreak="0">
+  <w:abstractNum w:abstractNumId="19" w15:restartNumberingAfterBreak="0">
+    <w:nsid w:val="358A1C6E"/>
+    <w:multiLevelType w:val="multilevel"/>
+    <w:tmpl w:val="B55287D4"/>
+    <w:lvl w:ilvl="0">
+      <w:start w:val="1"/>
+      <w:numFmt w:val="bullet"/>
+      <w:lvlText w:val=""/>
+      <w:lvlJc w:val="left"/>
+      <w:pPr>
+        <w:tabs>
+          <w:tab w:val="num" w:pos="720"/>
+        </w:tabs>
+        <w:ind w:left="720" w:hanging="360"/>
+      </w:pPr>
+      <w:rPr>
+        <w:rFonts w:ascii="Symbol" w:hAnsi="Symbol" w:hint="default"/>
+        <w:sz w:val="20"/>
+      </w:rPr>
+    </w:lvl>
+    <w:lvl w:ilvl="1" w:tentative="1">
+      <w:start w:val="1"/>
+      <w:numFmt w:val="bullet"/>
+      <w:lvlText w:val="o"/>
+      <w:lvlJc w:val="left"/>
+      <w:pPr>
+        <w:tabs>
+          <w:tab w:val="num" w:pos="1440"/>
+        </w:tabs>
+        <w:ind w:left="1440" w:hanging="360"/>
+      </w:pPr>
+      <w:rPr>
+        <w:rFonts w:ascii="Courier New" w:hAnsi="Courier New" w:hint="default"/>
+        <w:sz w:val="20"/>
+      </w:rPr>
+    </w:lvl>
+    <w:lvl w:ilvl="2" w:tentative="1">
+      <w:start w:val="1"/>
+      <w:numFmt w:val="bullet"/>
+      <w:lvlText w:val=""/>
+      <w:lvlJc w:val="left"/>
+      <w:pPr>
+        <w:tabs>
+          <w:tab w:val="num" w:pos="2160"/>
+        </w:tabs>
+        <w:ind w:left="2160" w:hanging="360"/>
+      </w:pPr>
+      <w:rPr>
+        <w:rFonts w:ascii="Wingdings" w:hAnsi="Wingdings" w:hint="default"/>
+        <w:sz w:val="20"/>
+      </w:rPr>
+    </w:lvl>
+    <w:lvl w:ilvl="3" w:tentative="1">
+      <w:start w:val="1"/>
+      <w:numFmt w:val="bullet"/>
+      <w:lvlText w:val=""/>
+      <w:lvlJc w:val="left"/>
+      <w:pPr>
+        <w:tabs>
+          <w:tab w:val="num" w:pos="2880"/>
+        </w:tabs>
+        <w:ind w:left="2880" w:hanging="360"/>
+      </w:pPr>
+      <w:rPr>
+        <w:rFonts w:ascii="Wingdings" w:hAnsi="Wingdings" w:hint="default"/>
+        <w:sz w:val="20"/>
+      </w:rPr>
+    </w:lvl>
+    <w:lvl w:ilvl="4" w:tentative="1">
+      <w:start w:val="1"/>
+      <w:numFmt w:val="bullet"/>
+      <w:lvlText w:val=""/>
+      <w:lvlJc w:val="left"/>
+      <w:pPr>
+        <w:tabs>
+          <w:tab w:val="num" w:pos="3600"/>
+        </w:tabs>
+        <w:ind w:left="3600" w:hanging="360"/>
+      </w:pPr>
+      <w:rPr>
+        <w:rFonts w:ascii="Wingdings" w:hAnsi="Wingdings" w:hint="default"/>
+        <w:sz w:val="20"/>
+      </w:rPr>
+    </w:lvl>
+    <w:lvl w:ilvl="5" w:tentative="1">
+      <w:start w:val="1"/>
+      <w:numFmt w:val="bullet"/>
+      <w:lvlText w:val=""/>
+      <w:lvlJc w:val="left"/>
+      <w:pPr>
+        <w:tabs>
+          <w:tab w:val="num" w:pos="4320"/>
+        </w:tabs>
+        <w:ind w:left="4320" w:hanging="360"/>
+      </w:pPr>
+      <w:rPr>
+        <w:rFonts w:ascii="Wingdings" w:hAnsi="Wingdings" w:hint="default"/>
+        <w:sz w:val="20"/>
+      </w:rPr>
+    </w:lvl>
+    <w:lvl w:ilvl="6" w:tentative="1">
+      <w:start w:val="1"/>
+      <w:numFmt w:val="bullet"/>
+      <w:lvlText w:val=""/>
+      <w:lvlJc w:val="left"/>
+      <w:pPr>
+        <w:tabs>
+          <w:tab w:val="num" w:pos="5040"/>
+        </w:tabs>
+        <w:ind w:left="5040" w:hanging="360"/>
+      </w:pPr>
+      <w:rPr>
+        <w:rFonts w:ascii="Wingdings" w:hAnsi="Wingdings" w:hint="default"/>
+        <w:sz w:val="20"/>
+      </w:rPr>
+    </w:lvl>
+    <w:lvl w:ilvl="7" w:tentative="1">
+      <w:start w:val="1"/>
+      <w:numFmt w:val="bullet"/>
+      <w:lvlText w:val=""/>
+      <w:lvlJc w:val="left"/>
+      <w:pPr>
+        <w:tabs>
+          <w:tab w:val="num" w:pos="5760"/>
+        </w:tabs>
+        <w:ind w:left="5760" w:hanging="360"/>
+      </w:pPr>
+      <w:rPr>
+        <w:rFonts w:ascii="Wingdings" w:hAnsi="Wingdings" w:hint="default"/>
+        <w:sz w:val="20"/>
+      </w:rPr>
+    </w:lvl>
+    <w:lvl w:ilvl="8" w:tentative="1">
+      <w:start w:val="1"/>
+      <w:numFmt w:val="bullet"/>
+      <w:lvlText w:val=""/>
+      <w:lvlJc w:val="left"/>
+      <w:pPr>
+        <w:tabs>
+          <w:tab w:val="num" w:pos="6480"/>
+        </w:tabs>
+        <w:ind w:left="6480" w:hanging="360"/>
+      </w:pPr>
+      <w:rPr>
+        <w:rFonts w:ascii="Wingdings" w:hAnsi="Wingdings" w:hint="default"/>
+        <w:sz w:val="20"/>
+      </w:rPr>
+    </w:lvl>
+  </w:abstractNum>
+  <w:abstractNum w:abstractNumId="20" w15:restartNumberingAfterBreak="0">
     <w:nsid w:val="3F974EC9"/>
     <w:multiLevelType w:val="multilevel"/>
-    <w:tmpl w:val="6674D6AE"/>
+    <w:tmpl w:val="15DE4A36"/>
     <w:lvl w:ilvl="0">
       <w:start w:val="1"/>
       <w:numFmt w:val="bullet"/>
@@ -6269,20 +8601,16 @@
         <w:sz w:val="20"/>
       </w:rPr>
     </w:lvl>
-    <w:lvl w:ilvl="1" w:tentative="1">
-      <w:start w:val="1"/>
-      <w:numFmt w:val="bullet"/>
-      <w:lvlText w:val="o"/>
-      <w:lvlJc w:val="left"/>
-      <w:pPr>
-        <w:tabs>
-          <w:tab w:val="num" w:pos="1440"/>
-        </w:tabs>
+    <w:lvl w:ilvl="1">
+      <w:start w:val="4"/>
+      <w:numFmt w:val="decimal"/>
+      <w:lvlText w:val="%2."/>
+      <w:lvlJc w:val="left"/>
+      <w:pPr>
         <w:ind w:left="1440" w:hanging="360"/>
       </w:pPr>
       <w:rPr>
-        <w:rFonts w:ascii="Courier New" w:hAnsi="Courier New" w:hint="default"/>
-        <w:sz w:val="20"/>
+        <w:rFonts w:hint="default"/>
       </w:rPr>
     </w:lvl>
     <w:lvl w:ilvl="2" w:tentative="1">
@@ -6398,7 +8726,7 @@
       </w:rPr>
     </w:lvl>
   </w:abstractNum>
-  <w:abstractNum w:abstractNumId="18" w15:restartNumberingAfterBreak="0">
+  <w:abstractNum w:abstractNumId="21" w15:restartNumberingAfterBreak="0">
     <w:nsid w:val="43821262"/>
     <w:multiLevelType w:val="hybridMultilevel"/>
     <w:tmpl w:val="52CA73A2"/>
@@ -6488,7 +8816,7 @@
       </w:pPr>
     </w:lvl>
   </w:abstractNum>
-  <w:abstractNum w:abstractNumId="19" w15:restartNumberingAfterBreak="0">
+  <w:abstractNum w:abstractNumId="22" w15:restartNumberingAfterBreak="0">
     <w:nsid w:val="44B33AD7"/>
     <w:multiLevelType w:val="multilevel"/>
     <w:tmpl w:val="164829F4"/>
@@ -6637,7 +8965,120 @@
       </w:rPr>
     </w:lvl>
   </w:abstractNum>
-  <w:abstractNum w:abstractNumId="20" w15:restartNumberingAfterBreak="0">
+  <w:abstractNum w:abstractNumId="23" w15:restartNumberingAfterBreak="0">
+    <w:nsid w:val="459763ED"/>
+    <w:multiLevelType w:val="hybridMultilevel"/>
+    <w:tmpl w:val="6B2AAF9E"/>
+    <w:lvl w:ilvl="0" w:tplc="04090001">
+      <w:start w:val="1"/>
+      <w:numFmt w:val="bullet"/>
+      <w:lvlText w:val=""/>
+      <w:lvlJc w:val="left"/>
+      <w:pPr>
+        <w:ind w:left="720" w:hanging="360"/>
+      </w:pPr>
+      <w:rPr>
+        <w:rFonts w:ascii="Symbol" w:hAnsi="Symbol" w:hint="default"/>
+      </w:rPr>
+    </w:lvl>
+    <w:lvl w:ilvl="1" w:tplc="04090003" w:tentative="1">
+      <w:start w:val="1"/>
+      <w:numFmt w:val="bullet"/>
+      <w:lvlText w:val="o"/>
+      <w:lvlJc w:val="left"/>
+      <w:pPr>
+        <w:ind w:left="1440" w:hanging="360"/>
+      </w:pPr>
+      <w:rPr>
+        <w:rFonts w:ascii="Courier New" w:hAnsi="Courier New" w:cs="Courier New" w:hint="default"/>
+      </w:rPr>
+    </w:lvl>
+    <w:lvl w:ilvl="2" w:tplc="04090005" w:tentative="1">
+      <w:start w:val="1"/>
+      <w:numFmt w:val="bullet"/>
+      <w:lvlText w:val=""/>
+      <w:lvlJc w:val="left"/>
+      <w:pPr>
+        <w:ind w:left="2160" w:hanging="360"/>
+      </w:pPr>
+      <w:rPr>
+        <w:rFonts w:ascii="Wingdings" w:hAnsi="Wingdings" w:hint="default"/>
+      </w:rPr>
+    </w:lvl>
+    <w:lvl w:ilvl="3" w:tplc="04090001" w:tentative="1">
+      <w:start w:val="1"/>
+      <w:numFmt w:val="bullet"/>
+      <w:lvlText w:val=""/>
+      <w:lvlJc w:val="left"/>
+      <w:pPr>
+        <w:ind w:left="2880" w:hanging="360"/>
+      </w:pPr>
+      <w:rPr>
+        <w:rFonts w:ascii="Symbol" w:hAnsi="Symbol" w:hint="default"/>
+      </w:rPr>
+    </w:lvl>
+    <w:lvl w:ilvl="4" w:tplc="04090003" w:tentative="1">
+      <w:start w:val="1"/>
+      <w:numFmt w:val="bullet"/>
+      <w:lvlText w:val="o"/>
+      <w:lvlJc w:val="left"/>
+      <w:pPr>
+        <w:ind w:left="3600" w:hanging="360"/>
+      </w:pPr>
+      <w:rPr>
+        <w:rFonts w:ascii="Courier New" w:hAnsi="Courier New" w:cs="Courier New" w:hint="default"/>
+      </w:rPr>
+    </w:lvl>
+    <w:lvl w:ilvl="5" w:tplc="04090005" w:tentative="1">
+      <w:start w:val="1"/>
+      <w:numFmt w:val="bullet"/>
+      <w:lvlText w:val=""/>
+      <w:lvlJc w:val="left"/>
+      <w:pPr>
+        <w:ind w:left="4320" w:hanging="360"/>
+      </w:pPr>
+      <w:rPr>
+        <w:rFonts w:ascii="Wingdings" w:hAnsi="Wingdings" w:hint="default"/>
+      </w:rPr>
+    </w:lvl>
+    <w:lvl w:ilvl="6" w:tplc="04090001" w:tentative="1">
+      <w:start w:val="1"/>
+      <w:numFmt w:val="bullet"/>
+      <w:lvlText w:val=""/>
+      <w:lvlJc w:val="left"/>
+      <w:pPr>
+        <w:ind w:left="5040" w:hanging="360"/>
+      </w:pPr>
+      <w:rPr>
+        <w:rFonts w:ascii="Symbol" w:hAnsi="Symbol" w:hint="default"/>
+      </w:rPr>
+    </w:lvl>
+    <w:lvl w:ilvl="7" w:tplc="04090003" w:tentative="1">
+      <w:start w:val="1"/>
+      <w:numFmt w:val="bullet"/>
+      <w:lvlText w:val="o"/>
+      <w:lvlJc w:val="left"/>
+      <w:pPr>
+        <w:ind w:left="5760" w:hanging="360"/>
+      </w:pPr>
+      <w:rPr>
+        <w:rFonts w:ascii="Courier New" w:hAnsi="Courier New" w:cs="Courier New" w:hint="default"/>
+      </w:rPr>
+    </w:lvl>
+    <w:lvl w:ilvl="8" w:tplc="04090005" w:tentative="1">
+      <w:start w:val="1"/>
+      <w:numFmt w:val="bullet"/>
+      <w:lvlText w:val=""/>
+      <w:lvlJc w:val="left"/>
+      <w:pPr>
+        <w:ind w:left="6480" w:hanging="360"/>
+      </w:pPr>
+      <w:rPr>
+        <w:rFonts w:ascii="Wingdings" w:hAnsi="Wingdings" w:hint="default"/>
+      </w:rPr>
+    </w:lvl>
+  </w:abstractNum>
+  <w:abstractNum w:abstractNumId="24" w15:restartNumberingAfterBreak="0">
     <w:nsid w:val="46B00D48"/>
     <w:multiLevelType w:val="hybridMultilevel"/>
     <w:tmpl w:val="9C9451C6"/>
@@ -6726,7 +9167,7 @@
       </w:pPr>
     </w:lvl>
   </w:abstractNum>
-  <w:abstractNum w:abstractNumId="21" w15:restartNumberingAfterBreak="0">
+  <w:abstractNum w:abstractNumId="25" w15:restartNumberingAfterBreak="0">
     <w:nsid w:val="46D47F12"/>
     <w:multiLevelType w:val="hybridMultilevel"/>
     <w:tmpl w:val="9048B306"/>
@@ -6815,7 +9256,7 @@
       </w:pPr>
     </w:lvl>
   </w:abstractNum>
-  <w:abstractNum w:abstractNumId="22" w15:restartNumberingAfterBreak="0">
+  <w:abstractNum w:abstractNumId="26" w15:restartNumberingAfterBreak="0">
     <w:nsid w:val="4ECF2458"/>
     <w:multiLevelType w:val="multilevel"/>
     <w:tmpl w:val="DEA04A12"/>
@@ -6964,7 +9405,7 @@
       </w:rPr>
     </w:lvl>
   </w:abstractNum>
-  <w:abstractNum w:abstractNumId="23" w15:restartNumberingAfterBreak="0">
+  <w:abstractNum w:abstractNumId="27" w15:restartNumberingAfterBreak="0">
     <w:nsid w:val="50076F62"/>
     <w:multiLevelType w:val="multilevel"/>
     <w:tmpl w:val="AA2E1C60"/>
@@ -7113,7 +9554,156 @@
       </w:rPr>
     </w:lvl>
   </w:abstractNum>
-  <w:abstractNum w:abstractNumId="24" w15:restartNumberingAfterBreak="0">
+  <w:abstractNum w:abstractNumId="28" w15:restartNumberingAfterBreak="0">
+    <w:nsid w:val="50DB2B39"/>
+    <w:multiLevelType w:val="multilevel"/>
+    <w:tmpl w:val="C9D0EC16"/>
+    <w:lvl w:ilvl="0">
+      <w:start w:val="1"/>
+      <w:numFmt w:val="bullet"/>
+      <w:lvlText w:val=""/>
+      <w:lvlJc w:val="left"/>
+      <w:pPr>
+        <w:tabs>
+          <w:tab w:val="num" w:pos="720"/>
+        </w:tabs>
+        <w:ind w:left="720" w:hanging="360"/>
+      </w:pPr>
+      <w:rPr>
+        <w:rFonts w:ascii="Symbol" w:hAnsi="Symbol" w:hint="default"/>
+        <w:sz w:val="20"/>
+      </w:rPr>
+    </w:lvl>
+    <w:lvl w:ilvl="1" w:tentative="1">
+      <w:start w:val="1"/>
+      <w:numFmt w:val="bullet"/>
+      <w:lvlText w:val="o"/>
+      <w:lvlJc w:val="left"/>
+      <w:pPr>
+        <w:tabs>
+          <w:tab w:val="num" w:pos="1440"/>
+        </w:tabs>
+        <w:ind w:left="1440" w:hanging="360"/>
+      </w:pPr>
+      <w:rPr>
+        <w:rFonts w:ascii="Courier New" w:hAnsi="Courier New" w:hint="default"/>
+        <w:sz w:val="20"/>
+      </w:rPr>
+    </w:lvl>
+    <w:lvl w:ilvl="2" w:tentative="1">
+      <w:start w:val="1"/>
+      <w:numFmt w:val="bullet"/>
+      <w:lvlText w:val=""/>
+      <w:lvlJc w:val="left"/>
+      <w:pPr>
+        <w:tabs>
+          <w:tab w:val="num" w:pos="2160"/>
+        </w:tabs>
+        <w:ind w:left="2160" w:hanging="360"/>
+      </w:pPr>
+      <w:rPr>
+        <w:rFonts w:ascii="Wingdings" w:hAnsi="Wingdings" w:hint="default"/>
+        <w:sz w:val="20"/>
+      </w:rPr>
+    </w:lvl>
+    <w:lvl w:ilvl="3" w:tentative="1">
+      <w:start w:val="1"/>
+      <w:numFmt w:val="bullet"/>
+      <w:lvlText w:val=""/>
+      <w:lvlJc w:val="left"/>
+      <w:pPr>
+        <w:tabs>
+          <w:tab w:val="num" w:pos="2880"/>
+        </w:tabs>
+        <w:ind w:left="2880" w:hanging="360"/>
+      </w:pPr>
+      <w:rPr>
+        <w:rFonts w:ascii="Wingdings" w:hAnsi="Wingdings" w:hint="default"/>
+        <w:sz w:val="20"/>
+      </w:rPr>
+    </w:lvl>
+    <w:lvl w:ilvl="4" w:tentative="1">
+      <w:start w:val="1"/>
+      <w:numFmt w:val="bullet"/>
+      <w:lvlText w:val=""/>
+      <w:lvlJc w:val="left"/>
+      <w:pPr>
+        <w:tabs>
+          <w:tab w:val="num" w:pos="3600"/>
+        </w:tabs>
+        <w:ind w:left="3600" w:hanging="360"/>
+      </w:pPr>
+      <w:rPr>
+        <w:rFonts w:ascii="Wingdings" w:hAnsi="Wingdings" w:hint="default"/>
+        <w:sz w:val="20"/>
+      </w:rPr>
+    </w:lvl>
+    <w:lvl w:ilvl="5" w:tentative="1">
+      <w:start w:val="1"/>
+      <w:numFmt w:val="bullet"/>
+      <w:lvlText w:val=""/>
+      <w:lvlJc w:val="left"/>
+      <w:pPr>
+        <w:tabs>
+          <w:tab w:val="num" w:pos="4320"/>
+        </w:tabs>
+        <w:ind w:left="4320" w:hanging="360"/>
+      </w:pPr>
+      <w:rPr>
+        <w:rFonts w:ascii="Wingdings" w:hAnsi="Wingdings" w:hint="default"/>
+        <w:sz w:val="20"/>
+      </w:rPr>
+    </w:lvl>
+    <w:lvl w:ilvl="6" w:tentative="1">
+      <w:start w:val="1"/>
+      <w:numFmt w:val="bullet"/>
+      <w:lvlText w:val=""/>
+      <w:lvlJc w:val="left"/>
+      <w:pPr>
+        <w:tabs>
+          <w:tab w:val="num" w:pos="5040"/>
+        </w:tabs>
+        <w:ind w:left="5040" w:hanging="360"/>
+      </w:pPr>
+      <w:rPr>
+        <w:rFonts w:ascii="Wingdings" w:hAnsi="Wingdings" w:hint="default"/>
+        <w:sz w:val="20"/>
+      </w:rPr>
+    </w:lvl>
+    <w:lvl w:ilvl="7" w:tentative="1">
+      <w:start w:val="1"/>
+      <w:numFmt w:val="bullet"/>
+      <w:lvlText w:val=""/>
+      <w:lvlJc w:val="left"/>
+      <w:pPr>
+        <w:tabs>
+          <w:tab w:val="num" w:pos="5760"/>
+        </w:tabs>
+        <w:ind w:left="5760" w:hanging="360"/>
+      </w:pPr>
+      <w:rPr>
+        <w:rFonts w:ascii="Wingdings" w:hAnsi="Wingdings" w:hint="default"/>
+        <w:sz w:val="20"/>
+      </w:rPr>
+    </w:lvl>
+    <w:lvl w:ilvl="8" w:tentative="1">
+      <w:start w:val="1"/>
+      <w:numFmt w:val="bullet"/>
+      <w:lvlText w:val=""/>
+      <w:lvlJc w:val="left"/>
+      <w:pPr>
+        <w:tabs>
+          <w:tab w:val="num" w:pos="6480"/>
+        </w:tabs>
+        <w:ind w:left="6480" w:hanging="360"/>
+      </w:pPr>
+      <w:rPr>
+        <w:rFonts w:ascii="Wingdings" w:hAnsi="Wingdings" w:hint="default"/>
+        <w:sz w:val="20"/>
+      </w:rPr>
+    </w:lvl>
+  </w:abstractNum>
+  <w:abstractNum w:abstractNumId="29" w15:restartNumberingAfterBreak="0">
     <w:nsid w:val="53B32F70"/>
     <w:multiLevelType w:val="multilevel"/>
     <w:tmpl w:val="284C5D08"/>
@@ -7262,7 +9852,120 @@
       </w:rPr>
     </w:lvl>
   </w:abstractNum>
-  <w:abstractNum w:abstractNumId="25" w15:restartNumberingAfterBreak="0">
+  <w:abstractNum w:abstractNumId="30" w15:restartNumberingAfterBreak="0">
+    <w:nsid w:val="5588076B"/>
+    <w:multiLevelType w:val="hybridMultilevel"/>
+    <w:tmpl w:val="AD9E205A"/>
+    <w:lvl w:ilvl="0" w:tplc="04090001">
+      <w:start w:val="1"/>
+      <w:numFmt w:val="bullet"/>
+      <w:lvlText w:val=""/>
+      <w:lvlJc w:val="left"/>
+      <w:pPr>
+        <w:ind w:left="720" w:hanging="360"/>
+      </w:pPr>
+      <w:rPr>
+        <w:rFonts w:ascii="Symbol" w:hAnsi="Symbol" w:hint="default"/>
+      </w:rPr>
+    </w:lvl>
+    <w:lvl w:ilvl="1" w:tplc="04090003" w:tentative="1">
+      <w:start w:val="1"/>
+      <w:numFmt w:val="bullet"/>
+      <w:lvlText w:val="o"/>
+      <w:lvlJc w:val="left"/>
+      <w:pPr>
+        <w:ind w:left="1440" w:hanging="360"/>
+      </w:pPr>
+      <w:rPr>
+        <w:rFonts w:ascii="Courier New" w:hAnsi="Courier New" w:cs="Courier New" w:hint="default"/>
+      </w:rPr>
+    </w:lvl>
+    <w:lvl w:ilvl="2" w:tplc="04090005" w:tentative="1">
+      <w:start w:val="1"/>
+      <w:numFmt w:val="bullet"/>
+      <w:lvlText w:val=""/>
+      <w:lvlJc w:val="left"/>
+      <w:pPr>
+        <w:ind w:left="2160" w:hanging="360"/>
+      </w:pPr>
+      <w:rPr>
+        <w:rFonts w:ascii="Wingdings" w:hAnsi="Wingdings" w:hint="default"/>
+      </w:rPr>
+    </w:lvl>
+    <w:lvl w:ilvl="3" w:tplc="04090001" w:tentative="1">
+      <w:start w:val="1"/>
+      <w:numFmt w:val="bullet"/>
+      <w:lvlText w:val=""/>
+      <w:lvlJc w:val="left"/>
+      <w:pPr>
+        <w:ind w:left="2880" w:hanging="360"/>
+      </w:pPr>
+      <w:rPr>
+        <w:rFonts w:ascii="Symbol" w:hAnsi="Symbol" w:hint="default"/>
+      </w:rPr>
+    </w:lvl>
+    <w:lvl w:ilvl="4" w:tplc="04090003" w:tentative="1">
+      <w:start w:val="1"/>
+      <w:numFmt w:val="bullet"/>
+      <w:lvlText w:val="o"/>
+      <w:lvlJc w:val="left"/>
+      <w:pPr>
+        <w:ind w:left="3600" w:hanging="360"/>
+      </w:pPr>
+      <w:rPr>
+        <w:rFonts w:ascii="Courier New" w:hAnsi="Courier New" w:cs="Courier New" w:hint="default"/>
+      </w:rPr>
+    </w:lvl>
+    <w:lvl w:ilvl="5" w:tplc="04090005" w:tentative="1">
+      <w:start w:val="1"/>
+      <w:numFmt w:val="bullet"/>
+      <w:lvlText w:val=""/>
+      <w:lvlJc w:val="left"/>
+      <w:pPr>
+        <w:ind w:left="4320" w:hanging="360"/>
+      </w:pPr>
+      <w:rPr>
+        <w:rFonts w:ascii="Wingdings" w:hAnsi="Wingdings" w:hint="default"/>
+      </w:rPr>
+    </w:lvl>
+    <w:lvl w:ilvl="6" w:tplc="04090001" w:tentative="1">
+      <w:start w:val="1"/>
+      <w:numFmt w:val="bullet"/>
+      <w:lvlText w:val=""/>
+      <w:lvlJc w:val="left"/>
+      <w:pPr>
+        <w:ind w:left="5040" w:hanging="360"/>
+      </w:pPr>
+      <w:rPr>
+        <w:rFonts w:ascii="Symbol" w:hAnsi="Symbol" w:hint="default"/>
+      </w:rPr>
+    </w:lvl>
+    <w:lvl w:ilvl="7" w:tplc="04090003" w:tentative="1">
+      <w:start w:val="1"/>
+      <w:numFmt w:val="bullet"/>
+      <w:lvlText w:val="o"/>
+      <w:lvlJc w:val="left"/>
+      <w:pPr>
+        <w:ind w:left="5760" w:hanging="360"/>
+      </w:pPr>
+      <w:rPr>
+        <w:rFonts w:ascii="Courier New" w:hAnsi="Courier New" w:cs="Courier New" w:hint="default"/>
+      </w:rPr>
+    </w:lvl>
+    <w:lvl w:ilvl="8" w:tplc="04090005" w:tentative="1">
+      <w:start w:val="1"/>
+      <w:numFmt w:val="bullet"/>
+      <w:lvlText w:val=""/>
+      <w:lvlJc w:val="left"/>
+      <w:pPr>
+        <w:ind w:left="6480" w:hanging="360"/>
+      </w:pPr>
+      <w:rPr>
+        <w:rFonts w:ascii="Wingdings" w:hAnsi="Wingdings" w:hint="default"/>
+      </w:rPr>
+    </w:lvl>
+  </w:abstractNum>
+  <w:abstractNum w:abstractNumId="31" w15:restartNumberingAfterBreak="0">
     <w:nsid w:val="561C356E"/>
     <w:multiLevelType w:val="hybridMultilevel"/>
     <w:tmpl w:val="1EE216F6"/>
@@ -7351,7 +10054,7 @@
       </w:pPr>
     </w:lvl>
   </w:abstractNum>
-  <w:abstractNum w:abstractNumId="26" w15:restartNumberingAfterBreak="0">
+  <w:abstractNum w:abstractNumId="32" w15:restartNumberingAfterBreak="0">
     <w:nsid w:val="57616A77"/>
     <w:multiLevelType w:val="multilevel"/>
     <w:tmpl w:val="63CC080C"/>
@@ -7500,7 +10203,7 @@
       </w:rPr>
     </w:lvl>
   </w:abstractNum>
-  <w:abstractNum w:abstractNumId="27" w15:restartNumberingAfterBreak="0">
+  <w:abstractNum w:abstractNumId="33" w15:restartNumberingAfterBreak="0">
     <w:nsid w:val="599F0435"/>
     <w:multiLevelType w:val="hybridMultilevel"/>
     <w:tmpl w:val="13A4C5CE"/>
@@ -7591,7 +10294,7 @@
       </w:pPr>
     </w:lvl>
   </w:abstractNum>
-  <w:abstractNum w:abstractNumId="28" w15:restartNumberingAfterBreak="0">
+  <w:abstractNum w:abstractNumId="34" w15:restartNumberingAfterBreak="0">
     <w:nsid w:val="5ABF2B7C"/>
     <w:multiLevelType w:val="hybridMultilevel"/>
     <w:tmpl w:val="936872DA"/>
@@ -7680,7 +10383,7 @@
       </w:pPr>
     </w:lvl>
   </w:abstractNum>
-  <w:abstractNum w:abstractNumId="29" w15:restartNumberingAfterBreak="0">
+  <w:abstractNum w:abstractNumId="35" w15:restartNumberingAfterBreak="0">
     <w:nsid w:val="5CAC0110"/>
     <w:multiLevelType w:val="hybridMultilevel"/>
     <w:tmpl w:val="C4CAFE58"/>
@@ -7769,7 +10472,7 @@
       </w:pPr>
     </w:lvl>
   </w:abstractNum>
-  <w:abstractNum w:abstractNumId="30" w15:restartNumberingAfterBreak="0">
+  <w:abstractNum w:abstractNumId="36" w15:restartNumberingAfterBreak="0">
     <w:nsid w:val="625F13EF"/>
     <w:multiLevelType w:val="multilevel"/>
     <w:tmpl w:val="FF4A85F6"/>
@@ -7890,7 +10593,7 @@
       </w:rPr>
     </w:lvl>
   </w:abstractNum>
-  <w:abstractNum w:abstractNumId="31" w15:restartNumberingAfterBreak="0">
+  <w:abstractNum w:abstractNumId="37" w15:restartNumberingAfterBreak="0">
     <w:nsid w:val="62F46FDA"/>
     <w:multiLevelType w:val="hybridMultilevel"/>
     <w:tmpl w:val="F588F26A"/>
@@ -8003,7 +10706,7 @@
       </w:rPr>
     </w:lvl>
   </w:abstractNum>
-  <w:abstractNum w:abstractNumId="32" w15:restartNumberingAfterBreak="0">
+  <w:abstractNum w:abstractNumId="38" w15:restartNumberingAfterBreak="0">
     <w:nsid w:val="6307424F"/>
     <w:multiLevelType w:val="hybridMultilevel"/>
     <w:tmpl w:val="220CB2FA"/>
@@ -8116,7 +10819,7 @@
       </w:rPr>
     </w:lvl>
   </w:abstractNum>
-  <w:abstractNum w:abstractNumId="33" w15:restartNumberingAfterBreak="0">
+  <w:abstractNum w:abstractNumId="39" w15:restartNumberingAfterBreak="0">
     <w:nsid w:val="64362E4D"/>
     <w:multiLevelType w:val="multilevel"/>
     <w:tmpl w:val="0D640DEA"/>
@@ -8265,7 +10968,7 @@
       </w:rPr>
     </w:lvl>
   </w:abstractNum>
-  <w:abstractNum w:abstractNumId="34" w15:restartNumberingAfterBreak="0">
+  <w:abstractNum w:abstractNumId="40" w15:restartNumberingAfterBreak="0">
     <w:nsid w:val="645A1B0F"/>
     <w:multiLevelType w:val="multilevel"/>
     <w:tmpl w:val="6764D8CA"/>
@@ -8414,7 +11117,7 @@
       </w:rPr>
     </w:lvl>
   </w:abstractNum>
-  <w:abstractNum w:abstractNumId="35" w15:restartNumberingAfterBreak="0">
+  <w:abstractNum w:abstractNumId="41" w15:restartNumberingAfterBreak="0">
     <w:nsid w:val="64822EAD"/>
     <w:multiLevelType w:val="multilevel"/>
     <w:tmpl w:val="C7E8ACC4"/>
@@ -8563,7 +11266,7 @@
       </w:rPr>
     </w:lvl>
   </w:abstractNum>
-  <w:abstractNum w:abstractNumId="36" w15:restartNumberingAfterBreak="0">
+  <w:abstractNum w:abstractNumId="42" w15:restartNumberingAfterBreak="0">
     <w:nsid w:val="65D312F1"/>
     <w:multiLevelType w:val="hybridMultilevel"/>
     <w:tmpl w:val="607029E8"/>
@@ -8676,7 +11379,7 @@
       </w:rPr>
     </w:lvl>
   </w:abstractNum>
-  <w:abstractNum w:abstractNumId="37" w15:restartNumberingAfterBreak="0">
+  <w:abstractNum w:abstractNumId="43" w15:restartNumberingAfterBreak="0">
     <w:nsid w:val="69065B24"/>
     <w:multiLevelType w:val="multilevel"/>
     <w:tmpl w:val="7EF88C46"/>
@@ -8825,7 +11528,7 @@
       </w:rPr>
     </w:lvl>
   </w:abstractNum>
-  <w:abstractNum w:abstractNumId="38" w15:restartNumberingAfterBreak="0">
+  <w:abstractNum w:abstractNumId="44" w15:restartNumberingAfterBreak="0">
     <w:nsid w:val="69BE7C2B"/>
     <w:multiLevelType w:val="hybridMultilevel"/>
     <w:tmpl w:val="B23E6F1A"/>
@@ -8911,7 +11614,7 @@
       </w:pPr>
     </w:lvl>
   </w:abstractNum>
-  <w:abstractNum w:abstractNumId="39" w15:restartNumberingAfterBreak="0">
+  <w:abstractNum w:abstractNumId="45" w15:restartNumberingAfterBreak="0">
     <w:nsid w:val="6E323C92"/>
     <w:multiLevelType w:val="hybridMultilevel"/>
     <w:tmpl w:val="DDD278DA"/>
@@ -9018,7 +11721,7 @@
       </w:rPr>
     </w:lvl>
   </w:abstractNum>
-  <w:abstractNum w:abstractNumId="40" w15:restartNumberingAfterBreak="0">
+  <w:abstractNum w:abstractNumId="46" w15:restartNumberingAfterBreak="0">
     <w:nsid w:val="70AC3EDC"/>
     <w:multiLevelType w:val="multilevel"/>
     <w:tmpl w:val="59207DB4"/>
@@ -9167,7 +11870,7 @@
       </w:rPr>
     </w:lvl>
   </w:abstractNum>
-  <w:abstractNum w:abstractNumId="41" w15:restartNumberingAfterBreak="0">
+  <w:abstractNum w:abstractNumId="47" w15:restartNumberingAfterBreak="0">
     <w:nsid w:val="73B121E7"/>
     <w:multiLevelType w:val="hybridMultilevel"/>
     <w:tmpl w:val="61321D64"/>
@@ -9256,7 +11959,7 @@
       </w:pPr>
     </w:lvl>
   </w:abstractNum>
-  <w:abstractNum w:abstractNumId="42" w15:restartNumberingAfterBreak="0">
+  <w:abstractNum w:abstractNumId="48" w15:restartNumberingAfterBreak="0">
     <w:nsid w:val="74FB0C55"/>
     <w:multiLevelType w:val="hybridMultilevel"/>
     <w:tmpl w:val="F588F26A"/>
@@ -9369,7 +12072,7 @@
       </w:rPr>
     </w:lvl>
   </w:abstractNum>
-  <w:abstractNum w:abstractNumId="43" w15:restartNumberingAfterBreak="0">
+  <w:abstractNum w:abstractNumId="49" w15:restartNumberingAfterBreak="0">
     <w:nsid w:val="77863268"/>
     <w:multiLevelType w:val="multilevel"/>
     <w:tmpl w:val="12DAACD0"/>
@@ -9514,7 +12217,7 @@
       </w:rPr>
     </w:lvl>
   </w:abstractNum>
-  <w:abstractNum w:abstractNumId="44" w15:restartNumberingAfterBreak="0">
+  <w:abstractNum w:abstractNumId="50" w15:restartNumberingAfterBreak="0">
     <w:nsid w:val="782B493F"/>
     <w:multiLevelType w:val="multilevel"/>
     <w:tmpl w:val="6568E46E"/>
@@ -9627,7 +12330,7 @@
       </w:rPr>
     </w:lvl>
   </w:abstractNum>
-  <w:abstractNum w:abstractNumId="45" w15:restartNumberingAfterBreak="0">
+  <w:abstractNum w:abstractNumId="51" w15:restartNumberingAfterBreak="0">
     <w:nsid w:val="78327B0C"/>
     <w:multiLevelType w:val="multilevel"/>
     <w:tmpl w:val="B82ADB14"/>
@@ -9776,7 +12479,7 @@
       </w:rPr>
     </w:lvl>
   </w:abstractNum>
-  <w:abstractNum w:abstractNumId="46" w15:restartNumberingAfterBreak="0">
+  <w:abstractNum w:abstractNumId="52" w15:restartNumberingAfterBreak="0">
     <w:nsid w:val="7B872D31"/>
     <w:multiLevelType w:val="hybridMultilevel"/>
     <w:tmpl w:val="FA960A50"/>
@@ -9867,7 +12570,7 @@
       </w:pPr>
     </w:lvl>
   </w:abstractNum>
-  <w:abstractNum w:abstractNumId="47" w15:restartNumberingAfterBreak="0">
+  <w:abstractNum w:abstractNumId="53" w15:restartNumberingAfterBreak="0">
     <w:nsid w:val="7D197F7E"/>
     <w:multiLevelType w:val="hybridMultilevel"/>
     <w:tmpl w:val="B2889D7E"/>
@@ -9981,10 +12684,10 @@
     </w:lvl>
   </w:abstractNum>
   <w:num w:numId="1" w16cid:durableId="1859544826">
-    <w:abstractNumId w:val="46"/>
+    <w:abstractNumId w:val="52"/>
   </w:num>
   <w:num w:numId="2" w16cid:durableId="1301497024">
-    <w:abstractNumId w:val="31"/>
+    <w:abstractNumId w:val="37"/>
     <w:lvlOverride w:ilvl="0">
       <w:startOverride w:val="1"/>
     </w:lvlOverride>
@@ -9998,16 +12701,16 @@
     <w:lvlOverride w:ilvl="8"/>
   </w:num>
   <w:num w:numId="3" w16cid:durableId="523597805">
-    <w:abstractNumId w:val="31"/>
+    <w:abstractNumId w:val="37"/>
   </w:num>
   <w:num w:numId="4" w16cid:durableId="1173379343">
-    <w:abstractNumId w:val="4"/>
+    <w:abstractNumId w:val="6"/>
   </w:num>
   <w:num w:numId="5" w16cid:durableId="1432120806">
-    <w:abstractNumId w:val="42"/>
+    <w:abstractNumId w:val="48"/>
   </w:num>
   <w:num w:numId="6" w16cid:durableId="2006011081">
-    <w:abstractNumId w:val="39"/>
+    <w:abstractNumId w:val="45"/>
     <w:lvlOverride w:ilvl="0">
       <w:startOverride w:val="1"/>
     </w:lvlOverride>
@@ -10023,103 +12726,103 @@
     <w:lvlOverride w:ilvl="8"/>
   </w:num>
   <w:num w:numId="7" w16cid:durableId="766199582">
+    <w:abstractNumId w:val="21"/>
+  </w:num>
+  <w:num w:numId="8" w16cid:durableId="116527313">
+    <w:abstractNumId w:val="34"/>
+  </w:num>
+  <w:num w:numId="9" w16cid:durableId="198933538">
+    <w:abstractNumId w:val="42"/>
+  </w:num>
+  <w:num w:numId="10" w16cid:durableId="378752290">
+    <w:abstractNumId w:val="38"/>
+  </w:num>
+  <w:num w:numId="11" w16cid:durableId="1580941655">
+    <w:abstractNumId w:val="44"/>
+  </w:num>
+  <w:num w:numId="12" w16cid:durableId="1754005984">
+    <w:abstractNumId w:val="38"/>
+  </w:num>
+  <w:num w:numId="13" w16cid:durableId="158232841">
+    <w:abstractNumId w:val="10"/>
+  </w:num>
+  <w:num w:numId="14" w16cid:durableId="1666545025">
+    <w:abstractNumId w:val="38"/>
+  </w:num>
+  <w:num w:numId="15" w16cid:durableId="1144421550">
+    <w:abstractNumId w:val="17"/>
+  </w:num>
+  <w:num w:numId="16" w16cid:durableId="1630743881">
+    <w:abstractNumId w:val="53"/>
+  </w:num>
+  <w:num w:numId="17" w16cid:durableId="922909049">
+    <w:abstractNumId w:val="35"/>
+  </w:num>
+  <w:num w:numId="18" w16cid:durableId="2129860315">
     <w:abstractNumId w:val="18"/>
   </w:num>
-  <w:num w:numId="8" w16cid:durableId="116527313">
-    <w:abstractNumId w:val="28"/>
+  <w:num w:numId="19" w16cid:durableId="1900436134">
+    <w:abstractNumId w:val="24"/>
   </w:num>
-  <w:num w:numId="9" w16cid:durableId="198933538">
-    <w:abstractNumId w:val="36"/>
-  </w:num>
-  <w:num w:numId="10" w16cid:durableId="378752290">
-    <w:abstractNumId w:val="32"/>
-  </w:num>
-  <w:num w:numId="11" w16cid:durableId="1580941655">
-    <w:abstractNumId w:val="38"/>
-  </w:num>
-  <w:num w:numId="12" w16cid:durableId="1754005984">
-    <w:abstractNumId w:val="32"/>
-  </w:num>
-  <w:num w:numId="13" w16cid:durableId="158232841">
+  <w:num w:numId="20" w16cid:durableId="543710454">
     <w:abstractNumId w:val="8"/>
   </w:num>
-  <w:num w:numId="14" w16cid:durableId="1666545025">
-    <w:abstractNumId w:val="32"/>
-  </w:num>
-  <w:num w:numId="15" w16cid:durableId="1144421550">
-    <w:abstractNumId w:val="15"/>
-  </w:num>
-  <w:num w:numId="16" w16cid:durableId="1630743881">
-    <w:abstractNumId w:val="47"/>
-  </w:num>
-  <w:num w:numId="17" w16cid:durableId="922909049">
-    <w:abstractNumId w:val="29"/>
-  </w:num>
-  <w:num w:numId="18" w16cid:durableId="2129860315">
-    <w:abstractNumId w:val="16"/>
-  </w:num>
-  <w:num w:numId="19" w16cid:durableId="1900436134">
-    <w:abstractNumId w:val="20"/>
-  </w:num>
-  <w:num w:numId="20" w16cid:durableId="543710454">
-    <w:abstractNumId w:val="6"/>
-  </w:num>
   <w:num w:numId="21" w16cid:durableId="451438150">
-    <w:abstractNumId w:val="21"/>
+    <w:abstractNumId w:val="25"/>
   </w:num>
   <w:num w:numId="22" w16cid:durableId="632368318">
-    <w:abstractNumId w:val="27"/>
+    <w:abstractNumId w:val="33"/>
   </w:num>
   <w:num w:numId="23" w16cid:durableId="1103692274">
-    <w:abstractNumId w:val="41"/>
+    <w:abstractNumId w:val="47"/>
   </w:num>
   <w:num w:numId="24" w16cid:durableId="1833448001">
     <w:abstractNumId w:val="0"/>
   </w:num>
   <w:num w:numId="25" w16cid:durableId="2069841725">
-    <w:abstractNumId w:val="37"/>
+    <w:abstractNumId w:val="43"/>
   </w:num>
   <w:num w:numId="26" w16cid:durableId="1944679411">
-    <w:abstractNumId w:val="22"/>
+    <w:abstractNumId w:val="26"/>
   </w:num>
   <w:num w:numId="27" w16cid:durableId="308749880">
-    <w:abstractNumId w:val="9"/>
+    <w:abstractNumId w:val="11"/>
   </w:num>
   <w:num w:numId="28" w16cid:durableId="584415385">
-    <w:abstractNumId w:val="13"/>
+    <w:abstractNumId w:val="15"/>
   </w:num>
   <w:num w:numId="29" w16cid:durableId="524636036">
-    <w:abstractNumId w:val="45"/>
+    <w:abstractNumId w:val="51"/>
   </w:num>
   <w:num w:numId="30" w16cid:durableId="667055107">
-    <w:abstractNumId w:val="24"/>
+    <w:abstractNumId w:val="29"/>
   </w:num>
   <w:num w:numId="31" w16cid:durableId="2072727161">
-    <w:abstractNumId w:val="26"/>
+    <w:abstractNumId w:val="32"/>
   </w:num>
   <w:num w:numId="32" w16cid:durableId="1969509188">
-    <w:abstractNumId w:val="10"/>
+    <w:abstractNumId w:val="12"/>
   </w:num>
   <w:num w:numId="33" w16cid:durableId="164437701">
-    <w:abstractNumId w:val="12"/>
+    <w:abstractNumId w:val="14"/>
   </w:num>
   <w:num w:numId="34" w16cid:durableId="1896164301">
-    <w:abstractNumId w:val="30"/>
+    <w:abstractNumId w:val="36"/>
   </w:num>
   <w:num w:numId="35" w16cid:durableId="815102060">
-    <w:abstractNumId w:val="34"/>
+    <w:abstractNumId w:val="40"/>
   </w:num>
   <w:num w:numId="36" w16cid:durableId="1906186459">
-    <w:abstractNumId w:val="5"/>
+    <w:abstractNumId w:val="7"/>
   </w:num>
   <w:num w:numId="37" w16cid:durableId="377049221">
-    <w:abstractNumId w:val="33"/>
+    <w:abstractNumId w:val="39"/>
   </w:num>
   <w:num w:numId="38" w16cid:durableId="160003250">
-    <w:abstractNumId w:val="25"/>
+    <w:abstractNumId w:val="31"/>
   </w:num>
   <w:num w:numId="39" w16cid:durableId="1838693958">
-    <w:abstractNumId w:val="40"/>
+    <w:abstractNumId w:val="46"/>
   </w:num>
   <w:num w:numId="40" w16cid:durableId="1301036669">
     <w:abstractNumId w:val="2"/>
@@ -10128,34 +12831,52 @@
     <w:abstractNumId w:val="3"/>
   </w:num>
   <w:num w:numId="42" w16cid:durableId="2106996538">
-    <w:abstractNumId w:val="11"/>
+    <w:abstractNumId w:val="13"/>
   </w:num>
   <w:num w:numId="43" w16cid:durableId="1040200680">
-    <w:abstractNumId w:val="35"/>
+    <w:abstractNumId w:val="41"/>
   </w:num>
   <w:num w:numId="44" w16cid:durableId="334191332">
-    <w:abstractNumId w:val="43"/>
+    <w:abstractNumId w:val="49"/>
   </w:num>
   <w:num w:numId="45" w16cid:durableId="1941334560">
-    <w:abstractNumId w:val="7"/>
+    <w:abstractNumId w:val="9"/>
   </w:num>
   <w:num w:numId="46" w16cid:durableId="1787386192">
-    <w:abstractNumId w:val="44"/>
+    <w:abstractNumId w:val="50"/>
   </w:num>
   <w:num w:numId="47" w16cid:durableId="1882549780">
-    <w:abstractNumId w:val="23"/>
+    <w:abstractNumId w:val="27"/>
   </w:num>
   <w:num w:numId="48" w16cid:durableId="1723751054">
-    <w:abstractNumId w:val="14"/>
+    <w:abstractNumId w:val="16"/>
   </w:num>
   <w:num w:numId="49" w16cid:durableId="1715108882">
-    <w:abstractNumId w:val="19"/>
+    <w:abstractNumId w:val="22"/>
   </w:num>
   <w:num w:numId="50" w16cid:durableId="2053142145">
     <w:abstractNumId w:val="1"/>
   </w:num>
   <w:num w:numId="51" w16cid:durableId="1229536766">
-    <w:abstractNumId w:val="17"/>
+    <w:abstractNumId w:val="20"/>
+  </w:num>
+  <w:num w:numId="52" w16cid:durableId="194930774">
+    <w:abstractNumId w:val="5"/>
+  </w:num>
+  <w:num w:numId="53" w16cid:durableId="1953324049">
+    <w:abstractNumId w:val="23"/>
+  </w:num>
+  <w:num w:numId="54" w16cid:durableId="673192725">
+    <w:abstractNumId w:val="19"/>
+  </w:num>
+  <w:num w:numId="55" w16cid:durableId="1595548284">
+    <w:abstractNumId w:val="28"/>
+  </w:num>
+  <w:num w:numId="56" w16cid:durableId="2017924195">
+    <w:abstractNumId w:val="30"/>
+  </w:num>
+  <w:num w:numId="57" w16cid:durableId="895121032">
+    <w:abstractNumId w:val="4"/>
   </w:num>
 </w:numbering>
 </file>
@@ -10560,7 +13281,7 @@
   <w:style w:type="paragraph" w:default="1" w:styleId="Normal">
     <w:name w:val="Normal"/>
     <w:qFormat/>
-    <w:rsid w:val="00551F71"/>
+    <w:rsid w:val="008935A6"/>
   </w:style>
   <w:style w:type="paragraph" w:styleId="Heading1">
     <w:name w:val="heading 1"/>

--- a/Assignment3/results/340915149_206216517.docx
+++ b/Assignment3/results/340915149_206216517.docx
@@ -221,7 +221,6 @@
         </w:numPr>
         <w:rPr>
           <w:noProof/>
-          <w:lang w:val="ru-RU"/>
         </w:rPr>
       </w:pPr>
       <w:r>
@@ -744,24 +743,16 @@
     <w:p>
       <w:pPr>
         <w:rPr>
-          <w:b/>
-          <w:bCs/>
-          <w:noProof/>
-        </w:rPr>
-      </w:pPr>
-    </w:p>
-    <w:p>
-      <w:pPr>
-        <w:rPr>
-          <w:noProof/>
-        </w:rPr>
-      </w:pPr>
-      <w:r>
-        <w:rPr>
-          <w:b/>
-          <w:bCs/>
-          <w:noProof/>
-        </w:rPr>
+          <w:noProof/>
+        </w:rPr>
+      </w:pPr>
+      <w:r>
+        <w:rPr>
+          <w:b/>
+          <w:bCs/>
+          <w:noProof/>
+        </w:rPr>
+        <w:lastRenderedPageBreak/>
         <w:t xml:space="preserve">1.4. </w:t>
       </w:r>
       <w:r>
@@ -790,7 +781,33 @@
         <w:rPr>
           <w:noProof/>
         </w:rPr>
-        <w:t>To represent words as dense vectors, a Word2Vec model was trained on the tokenized training lyrics:</w:t>
+        <w:t xml:space="preserve">To represent words as dense vectors, </w:t>
+      </w:r>
+      <w:r>
+        <w:rPr>
+          <w:noProof/>
+        </w:rPr>
+        <w:t>we took pretrained</w:t>
+      </w:r>
+      <w:r>
+        <w:rPr>
+          <w:noProof/>
+        </w:rPr>
+        <w:t xml:space="preserve"> Word2Vec model</w:t>
+      </w:r>
+      <w:r>
+        <w:rPr>
+          <w:i/>
+          <w:iCs/>
+          <w:noProof/>
+        </w:rPr>
+        <w:t>.</w:t>
+      </w:r>
+      <w:r>
+        <w:rPr>
+          <w:noProof/>
+        </w:rPr>
+        <w:t xml:space="preserve"> Eech word that was not presented in pretrained model was initialized randomly. </w:t>
       </w:r>
     </w:p>
     <w:p>
@@ -801,6 +818,8 @@
           <w:numId w:val="37"/>
         </w:numPr>
         <w:rPr>
+          <w:b/>
+          <w:bCs/>
           <w:noProof/>
         </w:rPr>
       </w:pPr>
@@ -816,8 +835,32 @@
         <w:rPr>
           <w:noProof/>
         </w:rPr>
-        <w:t xml:space="preserve"> A Skip-gram Word2Vec model was trained using the gensim library.</w:t>
-      </w:r>
+        <w:t xml:space="preserve"> </w:t>
+      </w:r>
+      <w:r>
+        <w:rPr>
+          <w:i/>
+          <w:iCs/>
+          <w:noProof/>
+        </w:rPr>
+        <w:t>word2vec-google-news-30</w:t>
+      </w:r>
+      <w:r>
+        <w:rPr>
+          <w:b/>
+          <w:bCs/>
+          <w:noProof/>
+        </w:rPr>
+        <w:t>0</w:t>
+      </w:r>
+    </w:p>
+    <w:p>
+      <w:pPr>
+        <w:pStyle w:val="ListParagraph"/>
+        <w:rPr>
+          <w:noProof/>
+        </w:rPr>
+      </w:pPr>
     </w:p>
     <w:p>
       <w:pPr>
@@ -835,9 +878,202 @@
           <w:b/>
           <w:bCs/>
           <w:noProof/>
-          <w:lang w:val="ru-RU"/>
-        </w:rPr>
-        <w:t>Parameters:</w:t>
+        </w:rPr>
+        <w:t>Embedding Matrix:</w:t>
+      </w:r>
+      <w:r>
+        <w:rPr>
+          <w:noProof/>
+        </w:rPr>
+        <w:t xml:space="preserve"> An embedding matrix of shape (vocab_size, embedding_dim) was created. For words present</w:t>
+      </w:r>
+      <w:r>
+        <w:rPr>
+          <w:noProof/>
+        </w:rPr>
+        <w:t>ed</w:t>
+      </w:r>
+      <w:r>
+        <w:rPr>
+          <w:noProof/>
+        </w:rPr>
+        <w:t xml:space="preserve"> in </w:t>
+      </w:r>
+      <w:r>
+        <w:rPr>
+          <w:noProof/>
+        </w:rPr>
+        <w:t>pretrained</w:t>
+      </w:r>
+      <w:r>
+        <w:rPr>
+          <w:noProof/>
+        </w:rPr>
+        <w:t xml:space="preserve"> Word2Vec model's vocabulary</w:t>
+      </w:r>
+      <w:r>
+        <w:rPr>
+          <w:noProof/>
+        </w:rPr>
+        <w:t xml:space="preserve"> (</w:t>
+      </w:r>
+      <w:r>
+        <w:rPr>
+          <w:b/>
+          <w:bCs/>
+          <w:noProof/>
+        </w:rPr>
+        <w:t>6714</w:t>
+      </w:r>
+      <w:r>
+        <w:rPr>
+          <w:noProof/>
+        </w:rPr>
+        <w:t xml:space="preserve"> words)</w:t>
+      </w:r>
+      <w:r>
+        <w:rPr>
+          <w:noProof/>
+        </w:rPr>
+        <w:t>, their respective vectors were used. The special tokens (&lt;NEXT LINE&gt;, &lt;START&gt;, &lt;END&gt;)</w:t>
+      </w:r>
+      <w:r>
+        <w:rPr>
+          <w:noProof/>
+        </w:rPr>
+        <w:t xml:space="preserve"> and words which were not presentend in model's vocabulary</w:t>
+      </w:r>
+      <w:r>
+        <w:rPr>
+          <w:noProof/>
+        </w:rPr>
+        <w:t xml:space="preserve"> (</w:t>
+      </w:r>
+      <w:r>
+        <w:rPr>
+          <w:b/>
+          <w:bCs/>
+          <w:noProof/>
+        </w:rPr>
+        <w:t>671</w:t>
+      </w:r>
+      <w:r>
+        <w:rPr>
+          <w:noProof/>
+        </w:rPr>
+        <w:t xml:space="preserve"> words)</w:t>
+      </w:r>
+      <w:r>
+        <w:rPr>
+          <w:noProof/>
+        </w:rPr>
+        <w:t xml:space="preserve"> were initialized with random vectors drawn from a uniform distribution U(-0.25, 0.25). The &lt;PAD&gt; token's vector remained zeros. This matrix was used to initialize the </w:t>
+      </w:r>
+      <w:r>
+        <w:rPr>
+          <w:noProof/>
+          <w:u w:val="single"/>
+        </w:rPr>
+        <w:t>embedding layer</w:t>
+      </w:r>
+      <w:r>
+        <w:rPr>
+          <w:noProof/>
+        </w:rPr>
+        <w:t xml:space="preserve"> in our neural network models.</w:t>
+      </w:r>
+    </w:p>
+    <w:p>
+      <w:pPr>
+        <w:ind w:left="360"/>
+        <w:rPr>
+          <w:b/>
+          <w:bCs/>
+          <w:noProof/>
+        </w:rPr>
+      </w:pPr>
+    </w:p>
+    <w:p>
+      <w:pPr>
+        <w:rPr>
+          <w:b/>
+          <w:bCs/>
+          <w:noProof/>
+          <w:u w:val="single"/>
+        </w:rPr>
+      </w:pPr>
+      <w:r>
+        <w:rPr>
+          <w:b/>
+          <w:bCs/>
+          <w:noProof/>
+          <w:u w:val="single"/>
+        </w:rPr>
+        <w:t>2. Approach 1: Simple Model - Global Melody Features</w:t>
+      </w:r>
+    </w:p>
+    <w:p>
+      <w:pPr>
+        <w:rPr>
+          <w:noProof/>
+        </w:rPr>
+      </w:pPr>
+      <w:r>
+        <w:rPr>
+          <w:noProof/>
+        </w:rPr>
+        <w:t>The first approach involved a model that considers global features of the melody, providing a general musical context for lyrics generation.</w:t>
+      </w:r>
+    </w:p>
+    <w:p>
+      <w:pPr>
+        <w:rPr>
+          <w:b/>
+          <w:bCs/>
+          <w:noProof/>
+        </w:rPr>
+      </w:pPr>
+      <w:r>
+        <w:rPr>
+          <w:b/>
+          <w:bCs/>
+          <w:noProof/>
+        </w:rPr>
+        <w:t>2.1. Dataset for Simple Model</w:t>
+      </w:r>
+      <w:r>
+        <w:rPr>
+          <w:b/>
+          <w:bCs/>
+          <w:noProof/>
+        </w:rPr>
+        <w:t xml:space="preserve"> </w:t>
+      </w:r>
+    </w:p>
+    <w:p>
+      <w:pPr>
+        <w:pStyle w:val="ListParagraph"/>
+        <w:numPr>
+          <w:ilvl w:val="0"/>
+          <w:numId w:val="40"/>
+        </w:numPr>
+        <w:rPr>
+          <w:b/>
+          <w:bCs/>
+          <w:noProof/>
+        </w:rPr>
+      </w:pPr>
+      <w:r>
+        <w:rPr>
+          <w:noProof/>
+        </w:rPr>
+        <w:t>For this model, a fixed set of global features was extracted from each MIDI file</w:t>
+      </w:r>
+      <w:r>
+        <w:rPr>
+          <w:noProof/>
+        </w:rPr>
+        <w:t>:</w:t>
       </w:r>
     </w:p>
     <w:p>
@@ -853,10 +1089,17 @@
       </w:pPr>
       <w:r>
         <w:rPr>
-          <w:noProof/>
-          <w:lang w:val="ru-RU"/>
-        </w:rPr>
-        <w:t>vector_size: 300 (embedding dimension)</w:t>
+          <w:b/>
+          <w:bCs/>
+          <w:noProof/>
+        </w:rPr>
+        <w:t>Tempo:</w:t>
+      </w:r>
+      <w:r>
+        <w:rPr>
+          <w:noProof/>
+        </w:rPr>
+        <w:t xml:space="preserve"> Mean tempo of the song (derived from tempo changes). </w:t>
       </w:r>
     </w:p>
     <w:p>
@@ -872,10 +1115,17 @@
       </w:pPr>
       <w:r>
         <w:rPr>
-          <w:noProof/>
-          <w:lang w:val="ru-RU"/>
-        </w:rPr>
-        <w:t>window: 5 (context window size)</w:t>
+          <w:b/>
+          <w:bCs/>
+          <w:noProof/>
+        </w:rPr>
+        <w:t>Average Pitch:</w:t>
+      </w:r>
+      <w:r>
+        <w:rPr>
+          <w:noProof/>
+        </w:rPr>
+        <w:t xml:space="preserve"> Mean pitch of all notes in the song. </w:t>
       </w:r>
     </w:p>
     <w:p>
@@ -891,11 +1141,131 @@
       </w:pPr>
       <w:r>
         <w:rPr>
-          <w:noProof/>
-          <w:lang w:val="ru-RU"/>
-        </w:rPr>
-        <w:t>epochs: 20</w:t>
-      </w:r>
+          <w:b/>
+          <w:bCs/>
+          <w:noProof/>
+        </w:rPr>
+        <w:t>Pitch Standard Deviation:</w:t>
+      </w:r>
+      <w:r>
+        <w:rPr>
+          <w:noProof/>
+        </w:rPr>
+        <w:t xml:space="preserve"> Standard deviation of pitches. </w:t>
+      </w:r>
+    </w:p>
+    <w:p>
+      <w:pPr>
+        <w:pStyle w:val="ListParagraph"/>
+        <w:numPr>
+          <w:ilvl w:val="1"/>
+          <w:numId w:val="37"/>
+        </w:numPr>
+        <w:rPr>
+          <w:noProof/>
+        </w:rPr>
+      </w:pPr>
+      <w:r>
+        <w:rPr>
+          <w:b/>
+          <w:bCs/>
+          <w:noProof/>
+        </w:rPr>
+        <w:t>Pitch Range:</w:t>
+      </w:r>
+      <w:r>
+        <w:rPr>
+          <w:noProof/>
+        </w:rPr>
+        <w:t xml:space="preserve"> Difference between maximum and minimum pitch. </w:t>
+      </w:r>
+    </w:p>
+    <w:p>
+      <w:pPr>
+        <w:pStyle w:val="ListParagraph"/>
+        <w:numPr>
+          <w:ilvl w:val="1"/>
+          <w:numId w:val="37"/>
+        </w:numPr>
+        <w:rPr>
+          <w:noProof/>
+        </w:rPr>
+      </w:pPr>
+      <w:r>
+        <w:rPr>
+          <w:b/>
+          <w:bCs/>
+          <w:noProof/>
+        </w:rPr>
+        <w:t>Average Duration:</w:t>
+      </w:r>
+      <w:r>
+        <w:rPr>
+          <w:noProof/>
+        </w:rPr>
+        <w:t xml:space="preserve"> Mean duration of notes. </w:t>
+      </w:r>
+    </w:p>
+    <w:p>
+      <w:pPr>
+        <w:pStyle w:val="ListParagraph"/>
+        <w:numPr>
+          <w:ilvl w:val="1"/>
+          <w:numId w:val="37"/>
+        </w:numPr>
+        <w:rPr>
+          <w:noProof/>
+        </w:rPr>
+      </w:pPr>
+      <w:r>
+        <w:rPr>
+          <w:b/>
+          <w:bCs/>
+          <w:noProof/>
+        </w:rPr>
+        <w:t>Average Velocity:</w:t>
+      </w:r>
+      <w:r>
+        <w:rPr>
+          <w:noProof/>
+        </w:rPr>
+        <w:t xml:space="preserve"> Mean velocity (loudness) of notes. </w:t>
+      </w:r>
+    </w:p>
+    <w:p>
+      <w:pPr>
+        <w:pStyle w:val="ListParagraph"/>
+        <w:numPr>
+          <w:ilvl w:val="1"/>
+          <w:numId w:val="37"/>
+        </w:numPr>
+        <w:rPr>
+          <w:noProof/>
+        </w:rPr>
+      </w:pPr>
+      <w:r>
+        <w:rPr>
+          <w:b/>
+          <w:bCs/>
+          <w:noProof/>
+        </w:rPr>
+        <w:t>Note Density:</w:t>
+      </w:r>
+      <w:r>
+        <w:rPr>
+          <w:noProof/>
+        </w:rPr>
+        <w:t xml:space="preserve"> Total number of notes divided by the song's total duration. </w:t>
+      </w:r>
+    </w:p>
+    <w:p>
+      <w:pPr>
+        <w:pStyle w:val="ListParagraph"/>
+        <w:ind w:left="1440"/>
+        <w:rPr>
+          <w:noProof/>
+        </w:rPr>
+      </w:pPr>
     </w:p>
     <w:p>
       <w:pPr>
@@ -914,307 +1284,18 @@
           <w:bCs/>
           <w:noProof/>
         </w:rPr>
-        <w:t>Embedding Matrix:</w:t>
-      </w:r>
-      <w:r>
-        <w:rPr>
-          <w:noProof/>
-        </w:rPr>
-        <w:t xml:space="preserve"> An embedding matrix of shape (vocab_size, embedding_dim) was created. For words present in the Word2Vec model's vocabulary, their respective vectors were used. The special tokens (&lt;NEXT LINE&gt;, &lt;START&gt;, &lt;END&gt;) were initialized with random vectors drawn from a uniform distribution U(-0.25, 0.25). The &lt;PAD&gt; token's vector remained zeros. This matrix was used to initialize the </w:t>
-      </w:r>
-      <w:r>
-        <w:rPr>
-          <w:noProof/>
-          <w:u w:val="single"/>
-        </w:rPr>
-        <w:t>embedding layer</w:t>
-      </w:r>
-      <w:r>
-        <w:rPr>
-          <w:noProof/>
-        </w:rPr>
-        <w:t xml:space="preserve"> in our neural network models.</w:t>
-      </w:r>
-    </w:p>
-    <w:p>
-      <w:pPr>
-        <w:ind w:left="360"/>
-        <w:rPr>
-          <w:b/>
-          <w:bCs/>
-          <w:noProof/>
-        </w:rPr>
-      </w:pPr>
-    </w:p>
-    <w:p>
-      <w:pPr>
-        <w:rPr>
-          <w:b/>
-          <w:bCs/>
-          <w:noProof/>
-          <w:u w:val="single"/>
-        </w:rPr>
-      </w:pPr>
-      <w:r>
-        <w:rPr>
-          <w:b/>
-          <w:bCs/>
-          <w:noProof/>
-          <w:u w:val="single"/>
-        </w:rPr>
-        <w:t>2. Approach 1: Simple Model - Global Melody Features</w:t>
-      </w:r>
-    </w:p>
-    <w:p>
-      <w:pPr>
-        <w:rPr>
-          <w:noProof/>
-        </w:rPr>
-      </w:pPr>
-      <w:r>
-        <w:rPr>
-          <w:noProof/>
-        </w:rPr>
-        <w:t>The first approach involved a model that considers global features of the melody, providing a general musical context for lyrics generation.</w:t>
-      </w:r>
-    </w:p>
-    <w:p>
-      <w:pPr>
-        <w:rPr>
-          <w:b/>
-          <w:bCs/>
-          <w:noProof/>
-        </w:rPr>
-      </w:pPr>
-      <w:r>
-        <w:rPr>
-          <w:b/>
-          <w:bCs/>
-          <w:noProof/>
-        </w:rPr>
-        <w:t>2.1. Dataset for Simple Model</w:t>
-      </w:r>
-      <w:r>
-        <w:rPr>
-          <w:b/>
-          <w:bCs/>
-          <w:noProof/>
-        </w:rPr>
-        <w:t xml:space="preserve"> </w:t>
+        <w:t>Sequence Preparation:</w:t>
+      </w:r>
+      <w:r>
+        <w:rPr>
+          <w:noProof/>
+        </w:rPr>
+        <w:t xml:space="preserve"> For each song, lyrics were tokenized, and special tokens (&lt;START&gt;, &lt;NEXT LINE&gt;, &lt;END&gt;) were added. &lt;START&gt; was prepended, &lt;NEXT LINE&gt; was appended after each actual line, and the final &lt;NEXT LINE&gt; was replaced by &lt;END&gt;.</w:t>
       </w:r>
     </w:p>
     <w:p>
       <w:pPr>
         <w:pStyle w:val="ListParagraph"/>
-        <w:numPr>
-          <w:ilvl w:val="0"/>
-          <w:numId w:val="40"/>
-        </w:numPr>
-        <w:rPr>
-          <w:b/>
-          <w:bCs/>
-          <w:noProof/>
-        </w:rPr>
-      </w:pPr>
-      <w:r>
-        <w:rPr>
-          <w:noProof/>
-        </w:rPr>
-        <w:t>For this model, a fixed set of global features was extracted from each MIDI file</w:t>
-      </w:r>
-      <w:r>
-        <w:rPr>
-          <w:noProof/>
-        </w:rPr>
-        <w:t>:</w:t>
-      </w:r>
-    </w:p>
-    <w:p>
-      <w:pPr>
-        <w:pStyle w:val="ListParagraph"/>
-        <w:numPr>
-          <w:ilvl w:val="1"/>
-          <w:numId w:val="37"/>
-        </w:numPr>
-        <w:rPr>
-          <w:noProof/>
-        </w:rPr>
-      </w:pPr>
-      <w:r>
-        <w:rPr>
-          <w:b/>
-          <w:bCs/>
-          <w:noProof/>
-        </w:rPr>
-        <w:t>Tempo:</w:t>
-      </w:r>
-      <w:r>
-        <w:rPr>
-          <w:noProof/>
-        </w:rPr>
-        <w:t xml:space="preserve"> Mean tempo of the song (derived from tempo changes). </w:t>
-      </w:r>
-    </w:p>
-    <w:p>
-      <w:pPr>
-        <w:pStyle w:val="ListParagraph"/>
-        <w:numPr>
-          <w:ilvl w:val="1"/>
-          <w:numId w:val="37"/>
-        </w:numPr>
-        <w:rPr>
-          <w:noProof/>
-        </w:rPr>
-      </w:pPr>
-      <w:r>
-        <w:rPr>
-          <w:b/>
-          <w:bCs/>
-          <w:noProof/>
-        </w:rPr>
-        <w:t>Average Pitch:</w:t>
-      </w:r>
-      <w:r>
-        <w:rPr>
-          <w:noProof/>
-        </w:rPr>
-        <w:t xml:space="preserve"> Mean pitch of all notes in the song. </w:t>
-      </w:r>
-    </w:p>
-    <w:p>
-      <w:pPr>
-        <w:pStyle w:val="ListParagraph"/>
-        <w:numPr>
-          <w:ilvl w:val="1"/>
-          <w:numId w:val="37"/>
-        </w:numPr>
-        <w:rPr>
-          <w:noProof/>
-        </w:rPr>
-      </w:pPr>
-      <w:r>
-        <w:rPr>
-          <w:b/>
-          <w:bCs/>
-          <w:noProof/>
-        </w:rPr>
-        <w:t>Pitch Standard Deviation:</w:t>
-      </w:r>
-      <w:r>
-        <w:rPr>
-          <w:noProof/>
-        </w:rPr>
-        <w:t xml:space="preserve"> Standard deviation of pitches. </w:t>
-      </w:r>
-    </w:p>
-    <w:p>
-      <w:pPr>
-        <w:pStyle w:val="ListParagraph"/>
-        <w:numPr>
-          <w:ilvl w:val="1"/>
-          <w:numId w:val="37"/>
-        </w:numPr>
-        <w:rPr>
-          <w:noProof/>
-        </w:rPr>
-      </w:pPr>
-      <w:r>
-        <w:rPr>
-          <w:b/>
-          <w:bCs/>
-          <w:noProof/>
-        </w:rPr>
-        <w:t>Pitch Range:</w:t>
-      </w:r>
-      <w:r>
-        <w:rPr>
-          <w:noProof/>
-        </w:rPr>
-        <w:t xml:space="preserve"> Difference between maximum and minimum pitch. </w:t>
-      </w:r>
-    </w:p>
-    <w:p>
-      <w:pPr>
-        <w:pStyle w:val="ListParagraph"/>
-        <w:numPr>
-          <w:ilvl w:val="1"/>
-          <w:numId w:val="37"/>
-        </w:numPr>
-        <w:rPr>
-          <w:noProof/>
-        </w:rPr>
-      </w:pPr>
-      <w:r>
-        <w:rPr>
-          <w:b/>
-          <w:bCs/>
-          <w:noProof/>
-        </w:rPr>
-        <w:t>Average Duration:</w:t>
-      </w:r>
-      <w:r>
-        <w:rPr>
-          <w:noProof/>
-        </w:rPr>
-        <w:t xml:space="preserve"> Mean duration of notes. </w:t>
-      </w:r>
-    </w:p>
-    <w:p>
-      <w:pPr>
-        <w:pStyle w:val="ListParagraph"/>
-        <w:numPr>
-          <w:ilvl w:val="1"/>
-          <w:numId w:val="37"/>
-        </w:numPr>
-        <w:rPr>
-          <w:noProof/>
-        </w:rPr>
-      </w:pPr>
-      <w:r>
-        <w:rPr>
-          <w:b/>
-          <w:bCs/>
-          <w:noProof/>
-        </w:rPr>
-        <w:t>Average Velocity:</w:t>
-      </w:r>
-      <w:r>
-        <w:rPr>
-          <w:noProof/>
-        </w:rPr>
-        <w:t xml:space="preserve"> Mean velocity (loudness) of notes. </w:t>
-      </w:r>
-    </w:p>
-    <w:p>
-      <w:pPr>
-        <w:pStyle w:val="ListParagraph"/>
-        <w:numPr>
-          <w:ilvl w:val="1"/>
-          <w:numId w:val="37"/>
-        </w:numPr>
-        <w:rPr>
-          <w:noProof/>
-        </w:rPr>
-      </w:pPr>
-      <w:r>
-        <w:rPr>
-          <w:b/>
-          <w:bCs/>
-          <w:noProof/>
-        </w:rPr>
-        <w:t>Note Density:</w:t>
-      </w:r>
-      <w:r>
-        <w:rPr>
-          <w:noProof/>
-        </w:rPr>
-        <w:t xml:space="preserve"> Total number of notes divided by the song's total duration. </w:t>
-      </w:r>
-    </w:p>
-    <w:p>
-      <w:pPr>
-        <w:pStyle w:val="ListParagraph"/>
-        <w:ind w:left="1440"/>
         <w:rPr>
           <w:noProof/>
         </w:rPr>
@@ -1237,40 +1318,6 @@
           <w:bCs/>
           <w:noProof/>
         </w:rPr>
-        <w:t>Sequence Preparation:</w:t>
-      </w:r>
-      <w:r>
-        <w:rPr>
-          <w:noProof/>
-        </w:rPr>
-        <w:t xml:space="preserve"> For each song, lyrics were tokenized, and special tokens (&lt;START&gt;, &lt;NEXT LINE&gt;, &lt;END&gt;) were added. &lt;START&gt; was prepended, &lt;NEXT LINE&gt; was appended after each actual line, and the final &lt;NEXT LINE&gt; was replaced by &lt;END&gt;.</w:t>
-      </w:r>
-    </w:p>
-    <w:p>
-      <w:pPr>
-        <w:pStyle w:val="ListParagraph"/>
-        <w:rPr>
-          <w:noProof/>
-        </w:rPr>
-      </w:pPr>
-    </w:p>
-    <w:p>
-      <w:pPr>
-        <w:pStyle w:val="ListParagraph"/>
-        <w:numPr>
-          <w:ilvl w:val="0"/>
-          <w:numId w:val="37"/>
-        </w:numPr>
-        <w:rPr>
-          <w:noProof/>
-        </w:rPr>
-      </w:pPr>
-      <w:r>
-        <w:rPr>
-          <w:b/>
-          <w:bCs/>
-          <w:noProof/>
-        </w:rPr>
         <w:t>Input-Target Pairs:</w:t>
       </w:r>
       <w:r>
@@ -1371,12 +1418,22 @@
           <w:noProof/>
         </w:rPr>
       </w:pPr>
-      <w:r>
-        <w:rPr>
-          <w:b/>
-          <w:bCs/>
-          <w:noProof/>
-        </w:rPr>
+    </w:p>
+    <w:p>
+      <w:pPr>
+        <w:rPr>
+          <w:b/>
+          <w:bCs/>
+          <w:noProof/>
+        </w:rPr>
+      </w:pPr>
+      <w:r>
+        <w:rPr>
+          <w:b/>
+          <w:bCs/>
+          <w:noProof/>
+        </w:rPr>
+        <w:lastRenderedPageBreak/>
         <w:t xml:space="preserve">2.2. </w:t>
       </w:r>
       <w:r>
@@ -1950,6 +2007,7 @@
         <w:rPr>
           <w:noProof/>
         </w:rPr>
+        <w:lastRenderedPageBreak/>
         <w:drawing>
           <wp:anchor distT="0" distB="0" distL="114300" distR="114300" simplePos="0" relativeHeight="251659264" behindDoc="0" locked="0" layoutInCell="1" allowOverlap="1" wp14:anchorId="48249D82" wp14:editId="74ACF66F">
             <wp:simplePos x="0" y="0"/>
@@ -2337,7 +2395,21 @@
         <w:rPr>
           <w:rFonts w:cstheme="majorBidi"/>
         </w:rPr>
-        <w:t xml:space="preserve"> The next word is chosen by sampling from this distribution using torch.multinomial. A temperature parameter (set to 0.9 for testing) was used to scale the logits before applying the softmax and sampling.</w:t>
+        <w:t xml:space="preserve"> The next word is chosen by sampling from this distribution using </w:t>
+      </w:r>
+      <w:proofErr w:type="gramStart"/>
+      <w:r>
+        <w:rPr>
+          <w:rFonts w:cstheme="majorBidi"/>
+        </w:rPr>
+        <w:t>torch.multinomial</w:t>
+      </w:r>
+      <w:proofErr w:type="gramEnd"/>
+      <w:r>
+        <w:rPr>
+          <w:rFonts w:cstheme="majorBidi"/>
+        </w:rPr>
+        <w:t>. A temperature parameter (set to 0.9 for testing) was used to scale the logits before applying the softmax and sampling.</w:t>
       </w:r>
     </w:p>
     <w:p>
@@ -2499,6 +2571,7 @@
         </w:rPr>
         <w:t xml:space="preserve">(\n). Consecutive newlines </w:t>
       </w:r>
+      <w:proofErr w:type="gramStart"/>
       <w:r>
         <w:rPr>
           <w:rFonts w:cstheme="majorBidi"/>
@@ -2511,6 +2584,7 @@
         </w:rPr>
         <w:t>collapsed</w:t>
       </w:r>
+      <w:proofErr w:type="gramEnd"/>
       <w:r>
         <w:rPr>
           <w:rFonts w:cstheme="majorBidi"/>
@@ -2550,41 +2624,29 @@
           <w:bCs/>
           <w:noProof/>
         </w:rPr>
+        <w:t>Examples of generated lyrics</w:t>
+      </w:r>
+      <w:r>
+        <w:rPr>
+          <w:b/>
+          <w:bCs/>
+          <w:noProof/>
+        </w:rPr>
+        <w:t>:</w:t>
+      </w:r>
+    </w:p>
+    <w:p>
+      <w:pPr>
+        <w:rPr>
+          <w:noProof/>
+        </w:rPr>
+      </w:pPr>
+      <w:r>
+        <w:rPr>
+          <w:noProof/>
+        </w:rPr>
         <w:lastRenderedPageBreak/>
-        <w:t>Examples of generated lyrics</w:t>
-      </w:r>
-      <w:r>
-        <w:rPr>
-          <w:b/>
-          <w:bCs/>
-          <w:noProof/>
-        </w:rPr>
-        <w:t>:</w:t>
-      </w:r>
-    </w:p>
-    <w:p>
-      <w:pPr>
-        <w:rPr>
-          <w:noProof/>
-        </w:rPr>
-      </w:pPr>
-      <w:r>
-        <w:rPr>
-          <w:noProof/>
-        </w:rPr>
-        <w:t>Song: the_bangles - eternal_flame</w:t>
-      </w:r>
-      <w:r>
-        <w:rPr>
-          <w:noProof/>
-        </w:rPr>
-        <w:t>. Starting word:</w:t>
-      </w:r>
-      <w:r>
-        <w:rPr>
-          <w:noProof/>
-        </w:rPr>
-        <w:t xml:space="preserve"> '&lt;START&gt;'</w:t>
+        <w:t>Song: the_bangles - eternal_flame. Starting word: '&lt;START&gt;'</w:t>
       </w:r>
     </w:p>
     <w:p>
@@ -3028,13 +3090,7 @@
         <w:rPr>
           <w:noProof/>
         </w:rPr>
-        <w:t xml:space="preserve"> </w:t>
-      </w:r>
-      <w:r>
-        <w:rPr>
-          <w:noProof/>
-        </w:rPr>
-        <w:t>It happens possible because these words are presented more often in the dataset</w:t>
+        <w:t xml:space="preserve"> It happens possible because these words are presented more often in the dataset</w:t>
       </w:r>
       <w:r>
         <w:rPr>
@@ -3093,38 +3149,38 @@
           <w:noProof/>
           <w:u w:val="single"/>
         </w:rPr>
+        <w:t>3</w:t>
+      </w:r>
+      <w:r>
+        <w:rPr>
+          <w:b/>
+          <w:bCs/>
+          <w:noProof/>
+          <w:u w:val="single"/>
+        </w:rPr>
+        <w:t xml:space="preserve">. </w:t>
+      </w:r>
+      <w:r>
+        <w:rPr>
+          <w:b/>
+          <w:bCs/>
+          <w:noProof/>
+          <w:u w:val="single"/>
+        </w:rPr>
+        <w:t>Approach 2: Advanced Model - Time-Aware Melody Features</w:t>
+      </w:r>
+    </w:p>
+    <w:p>
+      <w:pPr>
+        <w:rPr>
+          <w:noProof/>
+        </w:rPr>
+      </w:pPr>
+      <w:r>
+        <w:rPr>
+          <w:noProof/>
+        </w:rPr>
         <w:lastRenderedPageBreak/>
-        <w:t>3</w:t>
-      </w:r>
-      <w:r>
-        <w:rPr>
-          <w:b/>
-          <w:bCs/>
-          <w:noProof/>
-          <w:u w:val="single"/>
-        </w:rPr>
-        <w:t xml:space="preserve">. </w:t>
-      </w:r>
-      <w:r>
-        <w:rPr>
-          <w:b/>
-          <w:bCs/>
-          <w:noProof/>
-          <w:u w:val="single"/>
-        </w:rPr>
-        <w:t>Approach 2: Advanced Model - Time-Aware Melody Features</w:t>
-      </w:r>
-    </w:p>
-    <w:p>
-      <w:pPr>
-        <w:rPr>
-          <w:noProof/>
-        </w:rPr>
-      </w:pPr>
-      <w:r>
-        <w:rPr>
-          <w:noProof/>
-        </w:rPr>
         <w:t>The second approach aimed to integrate melody information more dynamically by considering musical features that are temporally aligned with the words being generated.</w:t>
       </w:r>
     </w:p>
@@ -3835,24 +3891,24 @@
           <w:bCs/>
           <w:noProof/>
         </w:rPr>
+        <w:t>Advanced Model Architecture</w:t>
+      </w:r>
+    </w:p>
+    <w:p>
+      <w:pPr>
+        <w:rPr>
+          <w:b/>
+          <w:bCs/>
+          <w:noProof/>
+        </w:rPr>
+      </w:pPr>
+      <w:r>
+        <w:rPr>
+          <w:b/>
+          <w:bCs/>
+          <w:noProof/>
+        </w:rPr>
         <w:lastRenderedPageBreak/>
-        <w:t>Advanced Model Architecture</w:t>
-      </w:r>
-    </w:p>
-    <w:p>
-      <w:pPr>
-        <w:rPr>
-          <w:b/>
-          <w:bCs/>
-          <w:noProof/>
-        </w:rPr>
-      </w:pPr>
-      <w:r>
-        <w:rPr>
-          <w:b/>
-          <w:bCs/>
-          <w:noProof/>
-        </w:rPr>
         <w:t>This model uses an LSTM with attention and incorporates time-specific musical features for both context and target words.</w:t>
       </w:r>
     </w:p>
@@ -4257,7 +4313,6 @@
           <w:bCs/>
           <w:noProof/>
         </w:rPr>
-        <w:lastRenderedPageBreak/>
         <w:t>Advanced Model Training</w:t>
       </w:r>
     </w:p>
@@ -4283,6 +4338,7 @@
           <w:lang w:val="ru-RU" w:eastAsia="ja-JP"/>
           <w14:ligatures w14:val="none"/>
         </w:rPr>
+        <w:lastRenderedPageBreak/>
         <w:t>Loss Function:</w:t>
       </w:r>
       <w:r>
@@ -4347,6 +4403,7 @@
         <w:t xml:space="preserve"> </w:t>
       </w:r>
       <w:proofErr w:type="spellStart"/>
+      <w:proofErr w:type="gramStart"/>
       <w:r>
         <w:rPr>
           <w:rFonts w:eastAsia="Times New Roman" w:cs="Courier New"/>
@@ -4357,6 +4414,7 @@
         <w:t>optim.Adam</w:t>
       </w:r>
       <w:proofErr w:type="spellEnd"/>
+      <w:proofErr w:type="gramEnd"/>
       <w:r>
         <w:rPr>
           <w:rFonts w:eastAsia="Times New Roman" w:cs="Times New Roman"/>
@@ -4463,9 +4521,20 @@
           <w:lang w:eastAsia="ja-JP"/>
           <w14:ligatures w14:val="none"/>
         </w:rPr>
-        <w:t>optim.lr_scheduler.ReduceLROnPlateau</w:t>
+        <w:t>optim.lr_</w:t>
+      </w:r>
+      <w:proofErr w:type="gramStart"/>
+      <w:r>
+        <w:rPr>
+          <w:rFonts w:eastAsia="Times New Roman" w:cs="Courier New"/>
+          <w:kern w:val="0"/>
+          <w:lang w:eastAsia="ja-JP"/>
+          <w14:ligatures w14:val="none"/>
+        </w:rPr>
+        <w:t>scheduler.ReduceLROnPlateau</w:t>
       </w:r>
       <w:proofErr w:type="spellEnd"/>
+      <w:proofErr w:type="gramEnd"/>
       <w:r>
         <w:rPr>
           <w:rFonts w:eastAsia="Times New Roman" w:cs="Times New Roman"/>
@@ -4749,38 +4818,38 @@
           <w:bCs/>
           <w:noProof/>
         </w:rPr>
+        <w:t xml:space="preserve">Advanced </w:t>
+      </w:r>
+      <w:r>
+        <w:rPr>
+          <w:b/>
+          <w:bCs/>
+          <w:noProof/>
+        </w:rPr>
+        <w:t xml:space="preserve">Model </w:t>
+      </w:r>
+      <w:r>
+        <w:rPr>
+          <w:b/>
+          <w:bCs/>
+          <w:noProof/>
+        </w:rPr>
+        <w:t>Lyrics Generation</w:t>
+      </w:r>
+    </w:p>
+    <w:p>
+      <w:pPr>
+        <w:rPr>
+          <w:noProof/>
+        </w:rPr>
+      </w:pPr>
+      <w:r>
+        <w:rPr>
+          <w:rFonts w:cstheme="majorBidi"/>
+          <w:b/>
+          <w:bCs/>
+        </w:rPr>
         <w:lastRenderedPageBreak/>
-        <w:t xml:space="preserve">Advanced </w:t>
-      </w:r>
-      <w:r>
-        <w:rPr>
-          <w:b/>
-          <w:bCs/>
-          <w:noProof/>
-        </w:rPr>
-        <w:t xml:space="preserve">Model </w:t>
-      </w:r>
-      <w:r>
-        <w:rPr>
-          <w:b/>
-          <w:bCs/>
-          <w:noProof/>
-        </w:rPr>
-        <w:t>Lyrics Generation</w:t>
-      </w:r>
-    </w:p>
-    <w:p>
-      <w:pPr>
-        <w:rPr>
-          <w:noProof/>
-        </w:rPr>
-      </w:pPr>
-      <w:r>
-        <w:rPr>
-          <w:rFonts w:cstheme="majorBidi"/>
-          <w:b/>
-          <w:bCs/>
-        </w:rPr>
         <w:t xml:space="preserve">Context Preparation: </w:t>
       </w:r>
       <w:r>
@@ -4916,6 +4985,7 @@
         <w:t xml:space="preserve">For the next word to be predicted, its timing (start and end) was estimated by advancing current_time by word_duration (with some added randomness: </w:t>
       </w:r>
       <w:proofErr w:type="spellStart"/>
+      <w:proofErr w:type="gramStart"/>
       <w:r>
         <w:rPr>
           <w:rFonts w:cstheme="majorBidi"/>
@@ -4923,6 +4993,7 @@
         <w:t>random.uniform</w:t>
       </w:r>
       <w:proofErr w:type="spellEnd"/>
+      <w:proofErr w:type="gramEnd"/>
       <w:r>
         <w:rPr>
           <w:rFonts w:cstheme="majorBidi"/>
@@ -5040,162 +5111,180 @@
           <w:rFonts w:cstheme="majorBidi"/>
         </w:rPr>
       </w:pPr>
+      <w:proofErr w:type="gramStart"/>
       <w:r>
         <w:rPr>
           <w:rFonts w:cstheme="majorBidi"/>
           <w:b/>
           <w:bCs/>
         </w:rPr>
-        <w:t>Formatting:</w:t>
-      </w:r>
+        <w:t>Formatting</w:t>
+      </w:r>
+      <w:proofErr w:type="gramEnd"/>
       <w:r>
         <w:rPr>
           <w:rFonts w:cstheme="majorBidi"/>
+          <w:b/>
+          <w:bCs/>
+        </w:rPr>
+        <w:t>:</w:t>
+      </w:r>
+      <w:r>
+        <w:rPr>
+          <w:rFonts w:cstheme="majorBidi"/>
         </w:rPr>
         <w:t xml:space="preserve"> </w:t>
       </w:r>
+      <w:proofErr w:type="gramStart"/>
       <w:r>
         <w:rPr>
           <w:rFonts w:cstheme="majorBidi"/>
         </w:rPr>
-        <w:t>Similar to the simple model, lyrics were formatted to handle special tokens and newlines.</w:t>
-      </w:r>
-    </w:p>
-    <w:p>
-      <w:pPr>
-        <w:rPr>
-          <w:b/>
-          <w:bCs/>
-          <w:noProof/>
-        </w:rPr>
-      </w:pPr>
-    </w:p>
-    <w:p>
-      <w:pPr>
-        <w:rPr>
-          <w:b/>
-          <w:bCs/>
-          <w:noProof/>
-        </w:rPr>
-      </w:pPr>
-    </w:p>
-    <w:p>
-      <w:pPr>
-        <w:rPr>
-          <w:b/>
-          <w:bCs/>
-          <w:noProof/>
-        </w:rPr>
-      </w:pPr>
-    </w:p>
-    <w:p>
-      <w:pPr>
-        <w:rPr>
-          <w:b/>
-          <w:bCs/>
-          <w:noProof/>
-        </w:rPr>
-      </w:pPr>
-    </w:p>
-    <w:p>
-      <w:pPr>
-        <w:rPr>
-          <w:b/>
-          <w:bCs/>
-          <w:noProof/>
-        </w:rPr>
-      </w:pPr>
-    </w:p>
-    <w:p>
-      <w:pPr>
-        <w:rPr>
-          <w:b/>
-          <w:bCs/>
-          <w:noProof/>
-        </w:rPr>
-      </w:pPr>
-    </w:p>
-    <w:p>
-      <w:pPr>
-        <w:rPr>
-          <w:b/>
-          <w:bCs/>
-          <w:noProof/>
-        </w:rPr>
-      </w:pPr>
-    </w:p>
-    <w:p>
-      <w:pPr>
-        <w:rPr>
-          <w:b/>
-          <w:bCs/>
-          <w:noProof/>
-        </w:rPr>
-      </w:pPr>
-    </w:p>
-    <w:p>
-      <w:pPr>
-        <w:rPr>
-          <w:b/>
-          <w:bCs/>
-          <w:noProof/>
-        </w:rPr>
-      </w:pPr>
-    </w:p>
-    <w:p>
-      <w:pPr>
-        <w:rPr>
-          <w:b/>
-          <w:bCs/>
-          <w:noProof/>
-        </w:rPr>
-      </w:pPr>
-    </w:p>
-    <w:p>
-      <w:pPr>
-        <w:rPr>
-          <w:b/>
-          <w:bCs/>
-          <w:noProof/>
-        </w:rPr>
-      </w:pPr>
-    </w:p>
-    <w:p>
-      <w:pPr>
-        <w:rPr>
-          <w:b/>
-          <w:bCs/>
-          <w:noProof/>
-        </w:rPr>
-      </w:pPr>
-      <w:r>
-        <w:rPr>
-          <w:b/>
-          <w:bCs/>
+        <w:t>Similar to</w:t>
+      </w:r>
+      <w:proofErr w:type="gramEnd"/>
+      <w:r>
+        <w:rPr>
+          <w:rFonts w:cstheme="majorBidi"/>
+        </w:rPr>
+        <w:t xml:space="preserve"> the simple model, lyrics were formatted to handle special tokens and newlines.</w:t>
+      </w:r>
+    </w:p>
+    <w:p>
+      <w:pPr>
+        <w:rPr>
+          <w:b/>
+          <w:bCs/>
+          <w:noProof/>
+        </w:rPr>
+      </w:pPr>
+    </w:p>
+    <w:p>
+      <w:pPr>
+        <w:rPr>
+          <w:b/>
+          <w:bCs/>
+          <w:noProof/>
+        </w:rPr>
+      </w:pPr>
+    </w:p>
+    <w:p>
+      <w:pPr>
+        <w:rPr>
+          <w:b/>
+          <w:bCs/>
+          <w:noProof/>
+        </w:rPr>
+      </w:pPr>
+    </w:p>
+    <w:p>
+      <w:pPr>
+        <w:rPr>
+          <w:b/>
+          <w:bCs/>
+          <w:noProof/>
+        </w:rPr>
+      </w:pPr>
+    </w:p>
+    <w:p>
+      <w:pPr>
+        <w:rPr>
+          <w:b/>
+          <w:bCs/>
+          <w:noProof/>
+        </w:rPr>
+      </w:pPr>
+    </w:p>
+    <w:p>
+      <w:pPr>
+        <w:rPr>
+          <w:b/>
+          <w:bCs/>
+          <w:noProof/>
+        </w:rPr>
+      </w:pPr>
+    </w:p>
+    <w:p>
+      <w:pPr>
+        <w:rPr>
+          <w:b/>
+          <w:bCs/>
+          <w:noProof/>
+        </w:rPr>
+      </w:pPr>
+    </w:p>
+    <w:p>
+      <w:pPr>
+        <w:rPr>
+          <w:b/>
+          <w:bCs/>
+          <w:noProof/>
+        </w:rPr>
+      </w:pPr>
+    </w:p>
+    <w:p>
+      <w:pPr>
+        <w:rPr>
+          <w:b/>
+          <w:bCs/>
+          <w:noProof/>
+        </w:rPr>
+      </w:pPr>
+    </w:p>
+    <w:p>
+      <w:pPr>
+        <w:rPr>
+          <w:b/>
+          <w:bCs/>
+          <w:noProof/>
+        </w:rPr>
+      </w:pPr>
+    </w:p>
+    <w:p>
+      <w:pPr>
+        <w:rPr>
+          <w:b/>
+          <w:bCs/>
+          <w:noProof/>
+        </w:rPr>
+      </w:pPr>
+    </w:p>
+    <w:p>
+      <w:pPr>
+        <w:rPr>
+          <w:b/>
+          <w:bCs/>
+          <w:noProof/>
+        </w:rPr>
+      </w:pPr>
+      <w:r>
+        <w:rPr>
+          <w:b/>
+          <w:bCs/>
+          <w:noProof/>
+        </w:rPr>
+        <w:t>Examples of generated lyrics</w:t>
+      </w:r>
+      <w:r>
+        <w:rPr>
+          <w:b/>
+          <w:bCs/>
+          <w:noProof/>
+        </w:rPr>
+        <w:t>:</w:t>
+      </w:r>
+    </w:p>
+    <w:p>
+      <w:pPr>
+        <w:rPr>
+          <w:noProof/>
+        </w:rPr>
+      </w:pPr>
+      <w:r>
+        <w:rPr>
           <w:noProof/>
         </w:rPr>
         <w:lastRenderedPageBreak/>
-        <w:t>Examples of generated lyrics</w:t>
-      </w:r>
-      <w:r>
-        <w:rPr>
-          <w:b/>
-          <w:bCs/>
-          <w:noProof/>
-        </w:rPr>
-        <w:t>:</w:t>
-      </w:r>
-    </w:p>
-    <w:p>
-      <w:pPr>
-        <w:rPr>
-          <w:noProof/>
-        </w:rPr>
-      </w:pPr>
-      <w:r>
-        <w:rPr>
-          <w:noProof/>
-        </w:rPr>
         <w:t>Song: the_bangles - eternal_flame. Starting word: '&lt;START&gt;'</w:t>
       </w:r>
     </w:p>
@@ -5672,29 +5761,30 @@
           <w:bCs/>
           <w:u w:val="single"/>
         </w:rPr>
+        <w:t xml:space="preserve">4. </w:t>
+      </w:r>
+      <w:r>
+        <w:rPr>
+          <w:rFonts w:cstheme="majorBidi"/>
+          <w:b/>
+          <w:bCs/>
+          <w:u w:val="single"/>
+        </w:rPr>
+        <w:t>Results and Comparative Analysis</w:t>
+      </w:r>
+    </w:p>
+    <w:p>
+      <w:pPr>
+        <w:rPr>
+          <w:rFonts w:cstheme="majorBidi"/>
+        </w:rPr>
+      </w:pPr>
+      <w:r>
+        <w:rPr>
+          <w:rFonts w:cstheme="majorBidi"/>
+          <w:noProof/>
+        </w:rPr>
         <w:lastRenderedPageBreak/>
-        <w:t xml:space="preserve">4. </w:t>
-      </w:r>
-      <w:r>
-        <w:rPr>
-          <w:rFonts w:cstheme="majorBidi"/>
-          <w:b/>
-          <w:bCs/>
-          <w:u w:val="single"/>
-        </w:rPr>
-        <w:t>Results and Comparative Analysis</w:t>
-      </w:r>
-    </w:p>
-    <w:p>
-      <w:pPr>
-        <w:rPr>
-          <w:rFonts w:cstheme="majorBidi"/>
-        </w:rPr>
-      </w:pPr>
-      <w:r>
-        <w:rPr>
-          <w:rFonts w:cstheme="majorBidi"/>
-        </w:rPr>
         <w:drawing>
           <wp:anchor distT="0" distB="0" distL="114300" distR="114300" simplePos="0" relativeHeight="251658240" behindDoc="0" locked="0" layoutInCell="1" allowOverlap="1" wp14:anchorId="0A203593" wp14:editId="43CEFF2C">
             <wp:simplePos x="0" y="0"/>
@@ -5930,7 +6020,27 @@
           <w:szCs w:val="22"/>
           <w:lang w:val="en-US"/>
         </w:rPr>
-        <w:t>,' which uses common words that were likely in our training data, generally received higher BLEU scores. In contrast, a song like 'Aqua - Barbie Girl,' which has unique or informal words (like 'hiya') that might not have been common in the training data, got lower BLEU scores. This shows that the models perform better when the song's vocabulary is similar to what they learned during training.</w:t>
+        <w:t xml:space="preserve">,' which uses common words that were likely in our training data, generally received higher BLEU scores. In contrast, a song like 'Aqua - Barbie Girl,' which has unique or informal words (like 'hiya') that might not have been common in the training data, got lower BLEU scores. This shows that the models perform better when the song's vocabulary is </w:t>
+      </w:r>
+      <w:proofErr w:type="gramStart"/>
+      <w:r>
+        <w:rPr>
+          <w:rFonts w:asciiTheme="minorHAnsi" w:hAnsiTheme="minorHAnsi" w:cstheme="majorBidi"/>
+          <w:sz w:val="22"/>
+          <w:szCs w:val="22"/>
+          <w:lang w:val="en-US"/>
+        </w:rPr>
+        <w:t>similar to</w:t>
+      </w:r>
+      <w:proofErr w:type="gramEnd"/>
+      <w:r>
+        <w:rPr>
+          <w:rFonts w:asciiTheme="minorHAnsi" w:hAnsiTheme="minorHAnsi" w:cstheme="majorBidi"/>
+          <w:sz w:val="22"/>
+          <w:szCs w:val="22"/>
+          <w:lang w:val="en-US"/>
+        </w:rPr>
+        <w:t xml:space="preserve"> what they learned during training.</w:t>
       </w:r>
     </w:p>
     <w:p>
@@ -5965,7 +6075,27 @@
           <w:szCs w:val="22"/>
           <w:lang w:val="en-US"/>
         </w:rPr>
-        <w:t xml:space="preserve"> There was a clear difference in how long the lyrics were. The Simple Model tended to write short lyrics, averaging about 52 words per song. The Advanced Model, however, wrote much longer lyrics, averaging around 120 words. Since the Advanced Model's longer lyrics also generally made more sense, this suggests it's better at continuing a lyrical idea and developing themes within a song.</w:t>
+        <w:t xml:space="preserve"> There was a clear difference in how long the lyrics were. The Simple Model tended to write short lyrics, averaging about 52 words per song. The Advanced Model, however, wrote much longer lyrics, averaging around 120 words. Since the Advanced Model's longer lyrics also generally </w:t>
+      </w:r>
+      <w:proofErr w:type="gramStart"/>
+      <w:r>
+        <w:rPr>
+          <w:rFonts w:asciiTheme="minorHAnsi" w:hAnsiTheme="minorHAnsi" w:cstheme="majorBidi"/>
+          <w:sz w:val="22"/>
+          <w:szCs w:val="22"/>
+          <w:lang w:val="en-US"/>
+        </w:rPr>
+        <w:t>made</w:t>
+      </w:r>
+      <w:proofErr w:type="gramEnd"/>
+      <w:r>
+        <w:rPr>
+          <w:rFonts w:asciiTheme="minorHAnsi" w:hAnsiTheme="minorHAnsi" w:cstheme="majorBidi"/>
+          <w:sz w:val="22"/>
+          <w:szCs w:val="22"/>
+          <w:lang w:val="en-US"/>
+        </w:rPr>
+        <w:t xml:space="preserve"> more sense, this suggests it's better at continuing a lyrical idea and developing themes within a song.</w:t>
       </w:r>
     </w:p>
     <w:p>

--- a/Assignment3/results/340915149_206216517.docx
+++ b/Assignment3/results/340915149_206216517.docx
@@ -650,6 +650,32 @@
     </w:p>
     <w:p>
       <w:pPr>
+        <w:pStyle w:val="ListParagraph"/>
+        <w:numPr>
+          <w:ilvl w:val="1"/>
+          <w:numId w:val="36"/>
+        </w:numPr>
+        <w:rPr>
+          <w:noProof/>
+        </w:rPr>
+      </w:pPr>
+      <w:r>
+        <w:rPr>
+          <w:b/>
+          <w:bCs/>
+          <w:noProof/>
+        </w:rPr>
+        <w:t>&lt;UNK&gt;:</w:t>
+      </w:r>
+      <w:r>
+        <w:rPr>
+          <w:noProof/>
+        </w:rPr>
+        <w:t xml:space="preserve"> Unknown word not presented in vocabulary</w:t>
+      </w:r>
+    </w:p>
+    <w:p>
+      <w:pPr>
         <w:numPr>
           <w:ilvl w:val="0"/>
           <w:numId w:val="36"/>
@@ -730,15 +756,6 @@
         </w:rPr>
         <w:t xml:space="preserve"> </w:t>
       </w:r>
-    </w:p>
-    <w:p>
-      <w:pPr>
-        <w:rPr>
-          <w:b/>
-          <w:bCs/>
-          <w:noProof/>
-        </w:rPr>
-      </w:pPr>
     </w:p>
     <w:p>
       <w:pPr>
@@ -885,7 +902,33 @@
         <w:rPr>
           <w:noProof/>
         </w:rPr>
-        <w:t xml:space="preserve"> An embedding matrix of shape (vocab_size, embedding_dim) was created. For words present</w:t>
+        <w:t xml:space="preserve"> An embedding matrix of shape (vocab_size, embedding_dim) was created. </w:t>
+      </w:r>
+    </w:p>
+    <w:p>
+      <w:pPr>
+        <w:pStyle w:val="ListParagraph"/>
+        <w:rPr>
+          <w:noProof/>
+        </w:rPr>
+      </w:pPr>
+    </w:p>
+    <w:p>
+      <w:pPr>
+        <w:pStyle w:val="ListParagraph"/>
+        <w:numPr>
+          <w:ilvl w:val="1"/>
+          <w:numId w:val="37"/>
+        </w:numPr>
+        <w:rPr>
+          <w:noProof/>
+        </w:rPr>
+      </w:pPr>
+      <w:r>
+        <w:rPr>
+          <w:noProof/>
+        </w:rPr>
+        <w:t>For words present</w:t>
       </w:r>
       <w:r>
         <w:rPr>
@@ -923,7 +966,15 @@
           <w:bCs/>
           <w:noProof/>
         </w:rPr>
-        <w:t>6714</w:t>
+        <w:t>671</w:t>
+      </w:r>
+      <w:r>
+        <w:rPr>
+          <w:b/>
+          <w:bCs/>
+          <w:noProof/>
+        </w:rPr>
+        <w:t>3</w:t>
       </w:r>
       <w:r>
         <w:rPr>
@@ -935,7 +986,37 @@
         <w:rPr>
           <w:noProof/>
         </w:rPr>
-        <w:t>, their respective vectors were used. The special tokens (&lt;NEXT LINE&gt;, &lt;START&gt;, &lt;END&gt;)</w:t>
+        <w:t xml:space="preserve">, their respective vectors were used. </w:t>
+      </w:r>
+    </w:p>
+    <w:p>
+      <w:pPr>
+        <w:pStyle w:val="ListParagraph"/>
+        <w:numPr>
+          <w:ilvl w:val="1"/>
+          <w:numId w:val="37"/>
+        </w:numPr>
+        <w:rPr>
+          <w:noProof/>
+        </w:rPr>
+      </w:pPr>
+      <w:r>
+        <w:rPr>
+          <w:noProof/>
+        </w:rPr>
+        <w:t xml:space="preserve">The special tokens (&lt;NEXT LINE&gt;, &lt;START&gt;, </w:t>
+      </w:r>
+      <w:r>
+        <w:rPr>
+          <w:noProof/>
+        </w:rPr>
+        <w:t>etc.</w:t>
+      </w:r>
+      <w:r>
+        <w:rPr>
+          <w:noProof/>
+        </w:rPr>
+        <w:t>)</w:t>
       </w:r>
       <w:r>
         <w:rPr>
@@ -955,7 +1036,15 @@
           <w:bCs/>
           <w:noProof/>
         </w:rPr>
-        <w:t>671</w:t>
+        <w:t>67</w:t>
+      </w:r>
+      <w:r>
+        <w:rPr>
+          <w:b/>
+          <w:bCs/>
+          <w:noProof/>
+        </w:rPr>
+        <w:t>2</w:t>
       </w:r>
       <w:r>
         <w:rPr>
@@ -967,7 +1056,71 @@
         <w:rPr>
           <w:noProof/>
         </w:rPr>
-        <w:t xml:space="preserve"> were initialized with random vectors drawn from a uniform distribution U(-0.25, 0.25). The &lt;PAD&gt; token's vector remained zeros. This matrix was used to initialize the </w:t>
+        <w:t xml:space="preserve"> were initialized with random vectors drawn from a uniform distribution U(-0.25, 0.25). </w:t>
+      </w:r>
+    </w:p>
+    <w:p>
+      <w:pPr>
+        <w:pStyle w:val="ListParagraph"/>
+        <w:numPr>
+          <w:ilvl w:val="1"/>
+          <w:numId w:val="37"/>
+        </w:numPr>
+        <w:rPr>
+          <w:noProof/>
+        </w:rPr>
+      </w:pPr>
+      <w:r>
+        <w:rPr>
+          <w:noProof/>
+        </w:rPr>
+        <w:t xml:space="preserve">The &lt;PAD&gt; token's vector remained zeros. </w:t>
+      </w:r>
+    </w:p>
+    <w:p>
+      <w:pPr>
+        <w:pStyle w:val="ListParagraph"/>
+        <w:rPr>
+          <w:noProof/>
+        </w:rPr>
+      </w:pPr>
+    </w:p>
+    <w:p>
+      <w:pPr>
+        <w:pStyle w:val="ListParagraph"/>
+        <w:rPr>
+          <w:noProof/>
+        </w:rPr>
+      </w:pPr>
+      <w:r>
+        <w:rPr>
+          <w:noProof/>
+        </w:rPr>
+        <w:t>Th</w:t>
+      </w:r>
+      <w:r>
+        <w:rPr>
+          <w:noProof/>
+        </w:rPr>
+        <w:t>e</w:t>
+      </w:r>
+      <w:r>
+        <w:rPr>
+          <w:noProof/>
+        </w:rPr>
+        <w:t xml:space="preserve"> matrix</w:t>
+      </w:r>
+      <w:r>
+        <w:rPr>
+          <w:noProof/>
+        </w:rPr>
+        <w:t xml:space="preserve"> final shape (7385,300), it</w:t>
+      </w:r>
+      <w:r>
+        <w:rPr>
+          <w:noProof/>
+        </w:rPr>
+        <w:t xml:space="preserve"> was used to initialize the </w:t>
       </w:r>
       <w:r>
         <w:rPr>
@@ -982,16 +1135,6 @@
         </w:rPr>
         <w:t xml:space="preserve"> in our neural network models.</w:t>
       </w:r>
-    </w:p>
-    <w:p>
-      <w:pPr>
-        <w:ind w:left="360"/>
-        <w:rPr>
-          <w:b/>
-          <w:bCs/>
-          <w:noProof/>
-        </w:rPr>
-      </w:pPr>
     </w:p>
     <w:p>
       <w:pPr>
@@ -1404,26 +1547,6 @@
     <w:p>
       <w:pPr>
         <w:rPr>
-          <w:b/>
-          <w:bCs/>
-          <w:noProof/>
-        </w:rPr>
-      </w:pPr>
-    </w:p>
-    <w:p>
-      <w:pPr>
-        <w:rPr>
-          <w:b/>
-          <w:bCs/>
-          <w:noProof/>
-        </w:rPr>
-      </w:pPr>
-    </w:p>
-    <w:p>
-      <w:pPr>
-        <w:rPr>
-          <w:b/>
-          <w:bCs/>
           <w:noProof/>
         </w:rPr>
       </w:pPr>
@@ -2618,12 +2741,22 @@
           <w:noProof/>
         </w:rPr>
       </w:pPr>
-      <w:r>
-        <w:rPr>
-          <w:b/>
-          <w:bCs/>
-          <w:noProof/>
-        </w:rPr>
+    </w:p>
+    <w:p>
+      <w:pPr>
+        <w:rPr>
+          <w:b/>
+          <w:bCs/>
+          <w:noProof/>
+        </w:rPr>
+      </w:pPr>
+      <w:r>
+        <w:rPr>
+          <w:b/>
+          <w:bCs/>
+          <w:noProof/>
+        </w:rPr>
+        <w:lastRenderedPageBreak/>
         <w:t>Examples of generated lyrics</w:t>
       </w:r>
       <w:r>
@@ -2645,7 +2778,6 @@
         <w:rPr>
           <w:noProof/>
         </w:rPr>
-        <w:lastRenderedPageBreak/>
         <w:t>Song: the_bangles - eternal_flame. Starting word: '&lt;START&gt;'</w:t>
       </w:r>
     </w:p>
@@ -3149,6 +3281,7 @@
           <w:noProof/>
           <w:u w:val="single"/>
         </w:rPr>
+        <w:lastRenderedPageBreak/>
         <w:t>3</w:t>
       </w:r>
       <w:r>
@@ -3180,7 +3313,6 @@
         <w:rPr>
           <w:noProof/>
         </w:rPr>
-        <w:lastRenderedPageBreak/>
         <w:t>The second approach aimed to integrate melody information more dynamically by considering musical features that are temporally aligned with the words being generated.</w:t>
       </w:r>
     </w:p>
@@ -3891,6 +4023,7 @@
           <w:bCs/>
           <w:noProof/>
         </w:rPr>
+        <w:lastRenderedPageBreak/>
         <w:t>Advanced Model Architecture</w:t>
       </w:r>
     </w:p>
@@ -3908,7 +4041,6 @@
           <w:bCs/>
           <w:noProof/>
         </w:rPr>
-        <w:lastRenderedPageBreak/>
         <w:t>This model uses an LSTM with attention and incorporates time-specific musical features for both context and target words.</w:t>
       </w:r>
     </w:p>
@@ -4313,6 +4445,7 @@
           <w:bCs/>
           <w:noProof/>
         </w:rPr>
+        <w:lastRenderedPageBreak/>
         <w:t>Advanced Model Training</w:t>
       </w:r>
     </w:p>
@@ -4338,7 +4471,6 @@
           <w:lang w:val="ru-RU" w:eastAsia="ja-JP"/>
           <w14:ligatures w14:val="none"/>
         </w:rPr>
-        <w:lastRenderedPageBreak/>
         <w:t>Loss Function:</w:t>
       </w:r>
       <w:r>
@@ -4818,6 +4950,7 @@
           <w:bCs/>
           <w:noProof/>
         </w:rPr>
+        <w:lastRenderedPageBreak/>
         <w:t xml:space="preserve">Advanced </w:t>
       </w:r>
       <w:r>
@@ -4849,7 +4982,6 @@
           <w:b/>
           <w:bCs/>
         </w:rPr>
-        <w:lastRenderedPageBreak/>
         <w:t xml:space="preserve">Context Preparation: </w:t>
       </w:r>
       <w:r>
@@ -5263,6 +5395,7 @@
           <w:bCs/>
           <w:noProof/>
         </w:rPr>
+        <w:lastRenderedPageBreak/>
         <w:t>Examples of generated lyrics</w:t>
       </w:r>
       <w:r>
@@ -5284,7 +5417,6 @@
         <w:rPr>
           <w:noProof/>
         </w:rPr>
-        <w:lastRenderedPageBreak/>
         <w:t>Song: the_bangles - eternal_flame. Starting word: '&lt;START&gt;'</w:t>
       </w:r>
     </w:p>
@@ -5761,6 +5893,7 @@
           <w:bCs/>
           <w:u w:val="single"/>
         </w:rPr>
+        <w:lastRenderedPageBreak/>
         <w:t xml:space="preserve">4. </w:t>
       </w:r>
       <w:r>
@@ -5784,7 +5917,6 @@
           <w:rFonts w:cstheme="majorBidi"/>
           <w:noProof/>
         </w:rPr>
-        <w:lastRenderedPageBreak/>
         <w:drawing>
           <wp:anchor distT="0" distB="0" distL="114300" distR="114300" simplePos="0" relativeHeight="251658240" behindDoc="0" locked="0" layoutInCell="1" allowOverlap="1" wp14:anchorId="0A203593" wp14:editId="43CEFF2C">
             <wp:simplePos x="0" y="0"/>
@@ -13615,6 +13747,7 @@
   <w:style w:type="character" w:default="1" w:styleId="DefaultParagraphFont">
     <w:name w:val="Default Paragraph Font"/>
     <w:uiPriority w:val="1"/>
+    <w:semiHidden/>
     <w:unhideWhenUsed/>
   </w:style>
   <w:style w:type="table" w:default="1" w:styleId="TableNormal">

--- a/Assignment3/results/340915149_206216517.docx
+++ b/Assignment3/results/340915149_206216517.docx
@@ -908,10 +908,78 @@
     <w:p>
       <w:pPr>
         <w:pStyle w:val="ListParagraph"/>
-        <w:rPr>
-          <w:noProof/>
-        </w:rPr>
-      </w:pPr>
+        <w:numPr>
+          <w:ilvl w:val="1"/>
+          <w:numId w:val="37"/>
+        </w:numPr>
+        <w:rPr>
+          <w:noProof/>
+        </w:rPr>
+      </w:pPr>
+      <w:r>
+        <w:rPr>
+          <w:noProof/>
+        </w:rPr>
+        <w:t>For words present</w:t>
+      </w:r>
+      <w:r>
+        <w:rPr>
+          <w:noProof/>
+        </w:rPr>
+        <w:t>ed</w:t>
+      </w:r>
+      <w:r>
+        <w:rPr>
+          <w:noProof/>
+        </w:rPr>
+        <w:t xml:space="preserve"> in </w:t>
+      </w:r>
+      <w:r>
+        <w:rPr>
+          <w:noProof/>
+        </w:rPr>
+        <w:t>pretrained</w:t>
+      </w:r>
+      <w:r>
+        <w:rPr>
+          <w:noProof/>
+        </w:rPr>
+        <w:t xml:space="preserve"> Word2Vec model's vocabulary</w:t>
+      </w:r>
+      <w:r>
+        <w:rPr>
+          <w:noProof/>
+        </w:rPr>
+        <w:t xml:space="preserve"> (</w:t>
+      </w:r>
+      <w:r>
+        <w:rPr>
+          <w:b/>
+          <w:bCs/>
+          <w:noProof/>
+        </w:rPr>
+        <w:t>671</w:t>
+      </w:r>
+      <w:r>
+        <w:rPr>
+          <w:b/>
+          <w:bCs/>
+          <w:noProof/>
+        </w:rPr>
+        <w:t>3</w:t>
+      </w:r>
+      <w:r>
+        <w:rPr>
+          <w:noProof/>
+        </w:rPr>
+        <w:t xml:space="preserve"> words)</w:t>
+      </w:r>
+      <w:r>
+        <w:rPr>
+          <w:noProof/>
+        </w:rPr>
+        <w:t xml:space="preserve">, their respective vectors were used. </w:t>
+      </w:r>
     </w:p>
     <w:p>
       <w:pPr>
@@ -928,31 +996,25 @@
         <w:rPr>
           <w:noProof/>
         </w:rPr>
-        <w:t>For words present</w:t>
-      </w:r>
-      <w:r>
-        <w:rPr>
-          <w:noProof/>
-        </w:rPr>
-        <w:t>ed</w:t>
-      </w:r>
-      <w:r>
-        <w:rPr>
-          <w:noProof/>
-        </w:rPr>
-        <w:t xml:space="preserve"> in </w:t>
-      </w:r>
-      <w:r>
-        <w:rPr>
-          <w:noProof/>
-        </w:rPr>
-        <w:t>pretrained</w:t>
-      </w:r>
-      <w:r>
-        <w:rPr>
-          <w:noProof/>
-        </w:rPr>
-        <w:t xml:space="preserve"> Word2Vec model's vocabulary</w:t>
+        <w:t xml:space="preserve">The special tokens (&lt;NEXT LINE&gt;, &lt;START&gt;, </w:t>
+      </w:r>
+      <w:r>
+        <w:rPr>
+          <w:noProof/>
+        </w:rPr>
+        <w:t>etc.</w:t>
+      </w:r>
+      <w:r>
+        <w:rPr>
+          <w:noProof/>
+        </w:rPr>
+        <w:t>)</w:t>
+      </w:r>
+      <w:r>
+        <w:rPr>
+          <w:noProof/>
+        </w:rPr>
+        <w:t xml:space="preserve"> and words which were not presentend in model's vocabulary</w:t>
       </w:r>
       <w:r>
         <w:rPr>
@@ -966,15 +1028,15 @@
           <w:bCs/>
           <w:noProof/>
         </w:rPr>
-        <w:t>671</w:t>
-      </w:r>
-      <w:r>
-        <w:rPr>
-          <w:b/>
-          <w:bCs/>
-          <w:noProof/>
-        </w:rPr>
-        <w:t>3</w:t>
+        <w:t>67</w:t>
+      </w:r>
+      <w:r>
+        <w:rPr>
+          <w:b/>
+          <w:bCs/>
+          <w:noProof/>
+        </w:rPr>
+        <w:t>2</w:t>
       </w:r>
       <w:r>
         <w:rPr>
@@ -986,7 +1048,7 @@
         <w:rPr>
           <w:noProof/>
         </w:rPr>
-        <w:t xml:space="preserve">, their respective vectors were used. </w:t>
+        <w:t xml:space="preserve"> were initialized with random vectors drawn from a uniform distribution U(-0.25, 0.25). </w:t>
       </w:r>
     </w:p>
     <w:p>
@@ -1004,59 +1066,149 @@
         <w:rPr>
           <w:noProof/>
         </w:rPr>
-        <w:t xml:space="preserve">The special tokens (&lt;NEXT LINE&gt;, &lt;START&gt;, </w:t>
-      </w:r>
-      <w:r>
-        <w:rPr>
-          <w:noProof/>
-        </w:rPr>
-        <w:t>etc.</w:t>
-      </w:r>
-      <w:r>
-        <w:rPr>
-          <w:noProof/>
-        </w:rPr>
-        <w:t>)</w:t>
-      </w:r>
-      <w:r>
-        <w:rPr>
-          <w:noProof/>
-        </w:rPr>
-        <w:t xml:space="preserve"> and words which were not presentend in model's vocabulary</w:t>
-      </w:r>
-      <w:r>
-        <w:rPr>
-          <w:noProof/>
-        </w:rPr>
-        <w:t xml:space="preserve"> (</w:t>
-      </w:r>
-      <w:r>
-        <w:rPr>
-          <w:b/>
-          <w:bCs/>
-          <w:noProof/>
-        </w:rPr>
-        <w:t>67</w:t>
-      </w:r>
-      <w:r>
-        <w:rPr>
-          <w:b/>
-          <w:bCs/>
-          <w:noProof/>
-        </w:rPr>
-        <w:t>2</w:t>
-      </w:r>
-      <w:r>
-        <w:rPr>
-          <w:noProof/>
-        </w:rPr>
-        <w:t xml:space="preserve"> words)</w:t>
-      </w:r>
-      <w:r>
-        <w:rPr>
-          <w:noProof/>
-        </w:rPr>
-        <w:t xml:space="preserve"> were initialized with random vectors drawn from a uniform distribution U(-0.25, 0.25). </w:t>
+        <w:t xml:space="preserve">The &lt;PAD&gt; token's vector remained zeros. </w:t>
+      </w:r>
+    </w:p>
+    <w:p>
+      <w:pPr>
+        <w:pStyle w:val="ListParagraph"/>
+        <w:rPr>
+          <w:noProof/>
+        </w:rPr>
+      </w:pPr>
+    </w:p>
+    <w:p>
+      <w:pPr>
+        <w:pStyle w:val="ListParagraph"/>
+        <w:rPr>
+          <w:noProof/>
+        </w:rPr>
+      </w:pPr>
+      <w:r>
+        <w:rPr>
+          <w:noProof/>
+        </w:rPr>
+        <w:t>Th</w:t>
+      </w:r>
+      <w:r>
+        <w:rPr>
+          <w:noProof/>
+        </w:rPr>
+        <w:t>e</w:t>
+      </w:r>
+      <w:r>
+        <w:rPr>
+          <w:noProof/>
+        </w:rPr>
+        <w:t xml:space="preserve"> matrix</w:t>
+      </w:r>
+      <w:r>
+        <w:rPr>
+          <w:noProof/>
+        </w:rPr>
+        <w:t xml:space="preserve"> final shape (7385,300), it</w:t>
+      </w:r>
+      <w:r>
+        <w:rPr>
+          <w:noProof/>
+        </w:rPr>
+        <w:t xml:space="preserve"> was used to initialize the </w:t>
+      </w:r>
+      <w:r>
+        <w:rPr>
+          <w:noProof/>
+          <w:u w:val="single"/>
+        </w:rPr>
+        <w:t>embedding layer</w:t>
+      </w:r>
+      <w:r>
+        <w:rPr>
+          <w:noProof/>
+        </w:rPr>
+        <w:t xml:space="preserve"> in our neural network models.</w:t>
+      </w:r>
+    </w:p>
+    <w:p>
+      <w:pPr>
+        <w:rPr>
+          <w:b/>
+          <w:bCs/>
+          <w:noProof/>
+          <w:u w:val="single"/>
+        </w:rPr>
+      </w:pPr>
+      <w:r>
+        <w:rPr>
+          <w:b/>
+          <w:bCs/>
+          <w:noProof/>
+          <w:u w:val="single"/>
+        </w:rPr>
+        <w:t>2. Approach 1: Simple Model - Global Melody Features</w:t>
+      </w:r>
+    </w:p>
+    <w:p>
+      <w:pPr>
+        <w:rPr>
+          <w:noProof/>
+        </w:rPr>
+      </w:pPr>
+      <w:r>
+        <w:rPr>
+          <w:noProof/>
+        </w:rPr>
+        <w:t>The first approach involved a model that considers global features of the melody, providing a general musical context for lyrics generation.</w:t>
+      </w:r>
+    </w:p>
+    <w:p>
+      <w:pPr>
+        <w:rPr>
+          <w:b/>
+          <w:bCs/>
+          <w:noProof/>
+        </w:rPr>
+      </w:pPr>
+      <w:r>
+        <w:rPr>
+          <w:b/>
+          <w:bCs/>
+          <w:noProof/>
+        </w:rPr>
+        <w:t>2.1. Dataset for Simple Model</w:t>
+      </w:r>
+      <w:r>
+        <w:rPr>
+          <w:b/>
+          <w:bCs/>
+          <w:noProof/>
+        </w:rPr>
+        <w:t xml:space="preserve"> </w:t>
+      </w:r>
+    </w:p>
+    <w:p>
+      <w:pPr>
+        <w:pStyle w:val="ListParagraph"/>
+        <w:numPr>
+          <w:ilvl w:val="0"/>
+          <w:numId w:val="40"/>
+        </w:numPr>
+        <w:rPr>
+          <w:b/>
+          <w:bCs/>
+          <w:noProof/>
+        </w:rPr>
+      </w:pPr>
+      <w:r>
+        <w:rPr>
+          <w:noProof/>
+        </w:rPr>
+        <w:t>For this model, a fixed set of global features was extracted from each MIDI file</w:t>
+      </w:r>
+      <w:r>
+        <w:rPr>
+          <w:noProof/>
+        </w:rPr>
+        <w:t>:</w:t>
       </w:r>
     </w:p>
     <w:p>
@@ -1072,151 +1224,17 @@
       </w:pPr>
       <w:r>
         <w:rPr>
-          <w:noProof/>
-        </w:rPr>
-        <w:t xml:space="preserve">The &lt;PAD&gt; token's vector remained zeros. </w:t>
-      </w:r>
-    </w:p>
-    <w:p>
-      <w:pPr>
-        <w:pStyle w:val="ListParagraph"/>
-        <w:rPr>
-          <w:noProof/>
-        </w:rPr>
-      </w:pPr>
-    </w:p>
-    <w:p>
-      <w:pPr>
-        <w:pStyle w:val="ListParagraph"/>
-        <w:rPr>
-          <w:noProof/>
-        </w:rPr>
-      </w:pPr>
-      <w:r>
-        <w:rPr>
-          <w:noProof/>
-        </w:rPr>
-        <w:t>Th</w:t>
-      </w:r>
-      <w:r>
-        <w:rPr>
-          <w:noProof/>
-        </w:rPr>
-        <w:t>e</w:t>
-      </w:r>
-      <w:r>
-        <w:rPr>
-          <w:noProof/>
-        </w:rPr>
-        <w:t xml:space="preserve"> matrix</w:t>
-      </w:r>
-      <w:r>
-        <w:rPr>
-          <w:noProof/>
-        </w:rPr>
-        <w:t xml:space="preserve"> final shape (7385,300), it</w:t>
-      </w:r>
-      <w:r>
-        <w:rPr>
-          <w:noProof/>
-        </w:rPr>
-        <w:t xml:space="preserve"> was used to initialize the </w:t>
-      </w:r>
-      <w:r>
-        <w:rPr>
-          <w:noProof/>
-          <w:u w:val="single"/>
-        </w:rPr>
-        <w:t>embedding layer</w:t>
-      </w:r>
-      <w:r>
-        <w:rPr>
-          <w:noProof/>
-        </w:rPr>
-        <w:t xml:space="preserve"> in our neural network models.</w:t>
-      </w:r>
-    </w:p>
-    <w:p>
-      <w:pPr>
-        <w:rPr>
-          <w:b/>
-          <w:bCs/>
-          <w:noProof/>
-          <w:u w:val="single"/>
-        </w:rPr>
-      </w:pPr>
-      <w:r>
-        <w:rPr>
-          <w:b/>
-          <w:bCs/>
-          <w:noProof/>
-          <w:u w:val="single"/>
-        </w:rPr>
-        <w:t>2. Approach 1: Simple Model - Global Melody Features</w:t>
-      </w:r>
-    </w:p>
-    <w:p>
-      <w:pPr>
-        <w:rPr>
-          <w:noProof/>
-        </w:rPr>
-      </w:pPr>
-      <w:r>
-        <w:rPr>
-          <w:noProof/>
-        </w:rPr>
-        <w:t>The first approach involved a model that considers global features of the melody, providing a general musical context for lyrics generation.</w:t>
-      </w:r>
-    </w:p>
-    <w:p>
-      <w:pPr>
-        <w:rPr>
-          <w:b/>
-          <w:bCs/>
-          <w:noProof/>
-        </w:rPr>
-      </w:pPr>
-      <w:r>
-        <w:rPr>
-          <w:b/>
-          <w:bCs/>
-          <w:noProof/>
-        </w:rPr>
-        <w:t>2.1. Dataset for Simple Model</w:t>
-      </w:r>
-      <w:r>
-        <w:rPr>
-          <w:b/>
-          <w:bCs/>
-          <w:noProof/>
-        </w:rPr>
-        <w:t xml:space="preserve"> </w:t>
-      </w:r>
-    </w:p>
-    <w:p>
-      <w:pPr>
-        <w:pStyle w:val="ListParagraph"/>
-        <w:numPr>
-          <w:ilvl w:val="0"/>
-          <w:numId w:val="40"/>
-        </w:numPr>
-        <w:rPr>
-          <w:b/>
-          <w:bCs/>
-          <w:noProof/>
-        </w:rPr>
-      </w:pPr>
-      <w:r>
-        <w:rPr>
-          <w:noProof/>
-        </w:rPr>
-        <w:t>For this model, a fixed set of global features was extracted from each MIDI file</w:t>
-      </w:r>
-      <w:r>
-        <w:rPr>
-          <w:noProof/>
-        </w:rPr>
-        <w:t>:</w:t>
+          <w:b/>
+          <w:bCs/>
+          <w:noProof/>
+        </w:rPr>
+        <w:t>Tempo:</w:t>
+      </w:r>
+      <w:r>
+        <w:rPr>
+          <w:noProof/>
+        </w:rPr>
+        <w:t xml:space="preserve"> Mean tempo of the song (derived from tempo changes). </w:t>
       </w:r>
     </w:p>
     <w:p>
@@ -1236,13 +1254,13 @@
           <w:bCs/>
           <w:noProof/>
         </w:rPr>
-        <w:t>Tempo:</w:t>
-      </w:r>
-      <w:r>
-        <w:rPr>
-          <w:noProof/>
-        </w:rPr>
-        <w:t xml:space="preserve"> Mean tempo of the song (derived from tempo changes). </w:t>
+        <w:t>Average Pitch:</w:t>
+      </w:r>
+      <w:r>
+        <w:rPr>
+          <w:noProof/>
+        </w:rPr>
+        <w:t xml:space="preserve"> Mean pitch of all notes in the song. </w:t>
       </w:r>
     </w:p>
     <w:p>
@@ -1262,13 +1280,13 @@
           <w:bCs/>
           <w:noProof/>
         </w:rPr>
-        <w:t>Average Pitch:</w:t>
-      </w:r>
-      <w:r>
-        <w:rPr>
-          <w:noProof/>
-        </w:rPr>
-        <w:t xml:space="preserve"> Mean pitch of all notes in the song. </w:t>
+        <w:t>Pitch Standard Deviation:</w:t>
+      </w:r>
+      <w:r>
+        <w:rPr>
+          <w:noProof/>
+        </w:rPr>
+        <w:t xml:space="preserve"> Standard deviation of pitches. </w:t>
       </w:r>
     </w:p>
     <w:p>
@@ -1288,13 +1306,13 @@
           <w:bCs/>
           <w:noProof/>
         </w:rPr>
-        <w:t>Pitch Standard Deviation:</w:t>
-      </w:r>
-      <w:r>
-        <w:rPr>
-          <w:noProof/>
-        </w:rPr>
-        <w:t xml:space="preserve"> Standard deviation of pitches. </w:t>
+        <w:t>Pitch Range:</w:t>
+      </w:r>
+      <w:r>
+        <w:rPr>
+          <w:noProof/>
+        </w:rPr>
+        <w:t xml:space="preserve"> Difference between maximum and minimum pitch. </w:t>
       </w:r>
     </w:p>
     <w:p>
@@ -1314,13 +1332,13 @@
           <w:bCs/>
           <w:noProof/>
         </w:rPr>
-        <w:t>Pitch Range:</w:t>
-      </w:r>
-      <w:r>
-        <w:rPr>
-          <w:noProof/>
-        </w:rPr>
-        <w:t xml:space="preserve"> Difference between maximum and minimum pitch. </w:t>
+        <w:t>Average Duration:</w:t>
+      </w:r>
+      <w:r>
+        <w:rPr>
+          <w:noProof/>
+        </w:rPr>
+        <w:t xml:space="preserve"> Mean duration of notes. </w:t>
       </w:r>
     </w:p>
     <w:p>
@@ -1340,13 +1358,13 @@
           <w:bCs/>
           <w:noProof/>
         </w:rPr>
-        <w:t>Average Duration:</w:t>
-      </w:r>
-      <w:r>
-        <w:rPr>
-          <w:noProof/>
-        </w:rPr>
-        <w:t xml:space="preserve"> Mean duration of notes. </w:t>
+        <w:t>Average Velocity:</w:t>
+      </w:r>
+      <w:r>
+        <w:rPr>
+          <w:noProof/>
+        </w:rPr>
+        <w:t xml:space="preserve"> Mean velocity (loudness) of notes. </w:t>
       </w:r>
     </w:p>
     <w:p>
@@ -1366,32 +1384,6 @@
           <w:bCs/>
           <w:noProof/>
         </w:rPr>
-        <w:t>Average Velocity:</w:t>
-      </w:r>
-      <w:r>
-        <w:rPr>
-          <w:noProof/>
-        </w:rPr>
-        <w:t xml:space="preserve"> Mean velocity (loudness) of notes. </w:t>
-      </w:r>
-    </w:p>
-    <w:p>
-      <w:pPr>
-        <w:pStyle w:val="ListParagraph"/>
-        <w:numPr>
-          <w:ilvl w:val="1"/>
-          <w:numId w:val="37"/>
-        </w:numPr>
-        <w:rPr>
-          <w:noProof/>
-        </w:rPr>
-      </w:pPr>
-      <w:r>
-        <w:rPr>
-          <w:b/>
-          <w:bCs/>
-          <w:noProof/>
-        </w:rPr>
         <w:t>Note Density:</w:t>
       </w:r>
       <w:r>
@@ -1439,10 +1431,28 @@
     <w:p>
       <w:pPr>
         <w:pStyle w:val="ListParagraph"/>
-        <w:rPr>
-          <w:noProof/>
-        </w:rPr>
-      </w:pPr>
+        <w:numPr>
+          <w:ilvl w:val="0"/>
+          <w:numId w:val="37"/>
+        </w:numPr>
+        <w:rPr>
+          <w:noProof/>
+        </w:rPr>
+      </w:pPr>
+      <w:r>
+        <w:rPr>
+          <w:b/>
+          <w:bCs/>
+          <w:noProof/>
+        </w:rPr>
+        <w:t>Input-Target Pairs:</w:t>
+      </w:r>
+      <w:r>
+        <w:rPr>
+          <w:noProof/>
+        </w:rPr>
+        <w:t xml:space="preserve"> The entire song's token sequence was used to create input-target pairs. For each token word_i in the sequence, the input was word_i and the target was word_{i+1}.</w:t>
+      </w:r>
     </w:p>
     <w:p>
       <w:pPr>
@@ -1456,44 +1466,38 @@
         </w:rPr>
       </w:pPr>
       <w:r>
-        <w:rPr>
-          <w:b/>
-          <w:bCs/>
-          <w:noProof/>
-        </w:rPr>
-        <w:t>Input-Target Pairs:</w:t>
-      </w:r>
-      <w:r>
-        <w:rPr>
-          <w:noProof/>
-        </w:rPr>
-        <w:t xml:space="preserve"> The entire song's token sequence was used to create input-target pairs. For each token word_i in the sequence, the input was word_i and the target was word_{i+1}.</w:t>
-      </w:r>
-    </w:p>
-    <w:p>
-      <w:pPr>
-        <w:pStyle w:val="ListParagraph"/>
-        <w:rPr>
-          <w:noProof/>
-        </w:rPr>
-      </w:pPr>
-    </w:p>
-    <w:p>
-      <w:pPr>
-        <w:pStyle w:val="ListParagraph"/>
-        <w:numPr>
-          <w:ilvl w:val="0"/>
-          <w:numId w:val="39"/>
-        </w:numPr>
-        <w:rPr>
-          <w:noProof/>
-        </w:rPr>
-      </w:pPr>
-      <w:r>
-        <w:rPr>
-          <w:noProof/>
-        </w:rPr>
-        <w:t xml:space="preserve">The full dataset was split into training (80%) and validation (20%) sets. DataLoaders were created with a batch size of 64, and the training DataLoader shuffled the data. </w:t>
+        <w:t>The full dataset was split into training (80%) and validation (20%) sets.</w:t>
+      </w:r>
+      <w:r>
+        <w:br/>
+        <w:t xml:space="preserve">We experimented with smaller validation </w:t>
+      </w:r>
+      <w:r>
+        <w:t>splits but</w:t>
+      </w:r>
+      <w:r>
+        <w:t xml:space="preserve"> observed that evaluation on such subsets was unstable and did not accurately reflect the model's true performance.</w:t>
+      </w:r>
+      <w:r>
+        <w:t xml:space="preserve"> </w:t>
+      </w:r>
+      <w:proofErr w:type="spellStart"/>
+      <w:proofErr w:type="gramStart"/>
+      <w:r>
+        <w:t>DataLoaders</w:t>
+      </w:r>
+      <w:proofErr w:type="spellEnd"/>
+      <w:proofErr w:type="gramEnd"/>
+      <w:r>
+        <w:t xml:space="preserve"> were configured with a batch size of 64. The training </w:t>
+      </w:r>
+      <w:proofErr w:type="spellStart"/>
+      <w:r>
+        <w:t>DataLoader</w:t>
+      </w:r>
+      <w:proofErr w:type="spellEnd"/>
+      <w:r>
+        <w:t xml:space="preserve"> was set to shuffle the data to ensure better generalization.</w:t>
       </w:r>
     </w:p>
     <w:p>
@@ -1511,19 +1515,7 @@
         <w:rPr>
           <w:noProof/>
         </w:rPr>
-        <w:t>Train dataset size: 143243</w:t>
-      </w:r>
-      <w:r>
-        <w:rPr>
-          <w:noProof/>
-        </w:rPr>
-        <w:t xml:space="preserve"> </w:t>
-      </w:r>
-      <w:r>
-        <w:rPr>
-          <w:noProof/>
-        </w:rPr>
-        <w:t>samples.</w:t>
+        <w:t>Train dataset size: 143243 samples.</w:t>
       </w:r>
     </w:p>
     <w:p>

--- a/Assignment3/results/340915149_206216517.docx
+++ b/Assignment3/results/340915149_206216517.docx
@@ -1470,24 +1470,16 @@
       </w:r>
       <w:r>
         <w:br/>
-        <w:t xml:space="preserve">We experimented with smaller validation </w:t>
-      </w:r>
-      <w:r>
-        <w:t>splits but</w:t>
-      </w:r>
-      <w:r>
-        <w:t xml:space="preserve"> observed that evaluation on such subsets was unstable and did not accurately reflect the model's true performance.</w:t>
+        <w:t>We experimented with smaller validation splits but observed that evaluation on such subsets was unstable and did not accurately reflect the model's true performance.</w:t>
       </w:r>
       <w:r>
         <w:t xml:space="preserve"> </w:t>
       </w:r>
       <w:proofErr w:type="spellStart"/>
-      <w:proofErr w:type="gramStart"/>
       <w:r>
         <w:t>DataLoaders</w:t>
       </w:r>
       <w:proofErr w:type="spellEnd"/>
-      <w:proofErr w:type="gramEnd"/>
       <w:r>
         <w:t xml:space="preserve"> were configured with a batch size of 64. The training </w:t>
       </w:r>
@@ -1537,11 +1529,6 @@
       </w:r>
     </w:p>
     <w:p>
-      <w:pPr>
-        <w:rPr>
-          <w:noProof/>
-        </w:rPr>
-      </w:pPr>
       <w:r>
         <w:rPr>
           <w:b/>
@@ -1558,6 +1545,19 @@
           <w:noProof/>
         </w:rPr>
         <w:t>Simple Model Architecture</w:t>
+      </w:r>
+    </w:p>
+    <w:p>
+      <w:pPr>
+        <w:rPr>
+          <w:noProof/>
+        </w:rPr>
+      </w:pPr>
+      <w:r>
+        <w:rPr>
+          <w:noProof/>
+        </w:rPr>
+        <w:t>We chose LSTM instead of GRU because it remembers information over longer sequences better, which helps when working with both lyrics and melody. It also gives more control over what to keep or forget, making it better for handling complex patterns.</w:t>
       </w:r>
     </w:p>
     <w:p>
@@ -2098,31 +2098,21 @@
     </w:p>
     <w:p>
       <w:pPr>
-        <w:ind w:left="360"/>
-        <w:rPr>
-          <w:noProof/>
-        </w:rPr>
-      </w:pPr>
-    </w:p>
-    <w:p>
-      <w:pPr>
-        <w:ind w:left="360"/>
-        <w:rPr>
-          <w:noProof/>
-        </w:rPr>
-      </w:pPr>
-    </w:p>
-    <w:p>
-      <w:pPr>
-        <w:rPr>
-          <w:noProof/>
-        </w:rPr>
-      </w:pPr>
-      <w:r>
-        <w:rPr>
-          <w:noProof/>
-        </w:rPr>
-        <w:lastRenderedPageBreak/>
+        <w:rPr>
+          <w:noProof/>
+        </w:rPr>
+      </w:pPr>
+    </w:p>
+    <w:p>
+      <w:pPr>
+        <w:rPr>
+          <w:noProof/>
+        </w:rPr>
+      </w:pPr>
+      <w:r>
+        <w:rPr>
+          <w:noProof/>
+        </w:rPr>
         <w:drawing>
           <wp:anchor distT="0" distB="0" distL="114300" distR="114300" simplePos="0" relativeHeight="251659264" behindDoc="0" locked="0" layoutInCell="1" allowOverlap="1" wp14:anchorId="48249D82" wp14:editId="74ACF66F">
             <wp:simplePos x="0" y="0"/>
@@ -2510,21 +2500,7 @@
         <w:rPr>
           <w:rFonts w:cstheme="majorBidi"/>
         </w:rPr>
-        <w:t xml:space="preserve"> The next word is chosen by sampling from this distribution using </w:t>
-      </w:r>
-      <w:proofErr w:type="gramStart"/>
-      <w:r>
-        <w:rPr>
-          <w:rFonts w:cstheme="majorBidi"/>
-        </w:rPr>
-        <w:t>torch.multinomial</w:t>
-      </w:r>
-      <w:proofErr w:type="gramEnd"/>
-      <w:r>
-        <w:rPr>
-          <w:rFonts w:cstheme="majorBidi"/>
-        </w:rPr>
-        <w:t>. A temperature parameter (set to 0.9 for testing) was used to scale the logits before applying the softmax and sampling.</w:t>
+        <w:t xml:space="preserve"> The next word is chosen by sampling from this distribution using torch.multinomial. A temperature parameter (set to 0.9 for testing) was used to scale the logits before applying the softmax and sampling.</w:t>
       </w:r>
     </w:p>
     <w:p>
@@ -2558,21 +2534,7 @@
         <w:rPr>
           <w:rFonts w:cstheme="majorBidi"/>
         </w:rPr>
-        <w:t xml:space="preserve">The process continues until an &lt;END&gt; token is generated, or a </w:t>
-      </w:r>
-      <w:proofErr w:type="spellStart"/>
-      <w:r>
-        <w:rPr>
-          <w:rFonts w:cstheme="majorBidi"/>
-        </w:rPr>
-        <w:t>max_length</w:t>
-      </w:r>
-      <w:proofErr w:type="spellEnd"/>
-      <w:r>
-        <w:rPr>
-          <w:rFonts w:cstheme="majorBidi"/>
-        </w:rPr>
-        <w:t xml:space="preserve"> (set </w:t>
+        <w:t xml:space="preserve">The process continues until an &lt;END&gt; token is generated, or a max_length (set </w:t>
       </w:r>
       <w:r>
         <w:rPr>
@@ -2686,7 +2648,6 @@
         </w:rPr>
         <w:t xml:space="preserve">(\n). Consecutive newlines </w:t>
       </w:r>
-      <w:proofErr w:type="gramStart"/>
       <w:r>
         <w:rPr>
           <w:rFonts w:cstheme="majorBidi"/>
@@ -2699,7 +2660,6 @@
         </w:rPr>
         <w:t>collapsed</w:t>
       </w:r>
-      <w:proofErr w:type="gramEnd"/>
       <w:r>
         <w:rPr>
           <w:rFonts w:cstheme="majorBidi"/>
@@ -2748,7 +2708,6 @@
           <w:bCs/>
           <w:noProof/>
         </w:rPr>
-        <w:lastRenderedPageBreak/>
         <w:t>Examples of generated lyrics</w:t>
       </w:r>
       <w:r>
@@ -3073,15 +3032,6 @@
         </w:rPr>
         <w:t>…</w:t>
       </w:r>
-    </w:p>
-    <w:p>
-      <w:pPr>
-        <w:rPr>
-          <w:b/>
-          <w:bCs/>
-          <w:noProof/>
-        </w:rPr>
-      </w:pPr>
     </w:p>
     <w:p>
       <w:pPr>
@@ -4527,7 +4477,6 @@
         <w:t xml:space="preserve"> </w:t>
       </w:r>
       <w:proofErr w:type="spellStart"/>
-      <w:proofErr w:type="gramStart"/>
       <w:r>
         <w:rPr>
           <w:rFonts w:eastAsia="Times New Roman" w:cs="Courier New"/>
@@ -4538,7 +4487,6 @@
         <w:t>optim.Adam</w:t>
       </w:r>
       <w:proofErr w:type="spellEnd"/>
-      <w:proofErr w:type="gramEnd"/>
       <w:r>
         <w:rPr>
           <w:rFonts w:eastAsia="Times New Roman" w:cs="Times New Roman"/>
@@ -4645,20 +4593,9 @@
           <w:lang w:eastAsia="ja-JP"/>
           <w14:ligatures w14:val="none"/>
         </w:rPr>
-        <w:t>optim.lr_</w:t>
-      </w:r>
-      <w:proofErr w:type="gramStart"/>
-      <w:r>
-        <w:rPr>
-          <w:rFonts w:eastAsia="Times New Roman" w:cs="Courier New"/>
-          <w:kern w:val="0"/>
-          <w:lang w:eastAsia="ja-JP"/>
-          <w14:ligatures w14:val="none"/>
-        </w:rPr>
-        <w:t>scheduler.ReduceLROnPlateau</w:t>
+        <w:t>optim.lr_scheduler.ReduceLROnPlateau</w:t>
       </w:r>
       <w:proofErr w:type="spellEnd"/>
-      <w:proofErr w:type="gramEnd"/>
       <w:r>
         <w:rPr>
           <w:rFonts w:eastAsia="Times New Roman" w:cs="Times New Roman"/>
@@ -5015,21 +4952,7 @@
         <w:rPr>
           <w:rFonts w:cstheme="majorBidi"/>
         </w:rPr>
-        <w:t xml:space="preserve">The total duration of the MIDI and the max_length of lyrics to generate were used to estimate an average </w:t>
-      </w:r>
-      <w:proofErr w:type="spellStart"/>
-      <w:r>
-        <w:rPr>
-          <w:rFonts w:cstheme="majorBidi"/>
-        </w:rPr>
-        <w:t>word_duration</w:t>
-      </w:r>
-      <w:proofErr w:type="spellEnd"/>
-      <w:r>
-        <w:rPr>
-          <w:rFonts w:cstheme="majorBidi"/>
-        </w:rPr>
-        <w:t>.</w:t>
+        <w:t>The total duration of the MIDI and the max_length of lyrics to generate were used to estimate an average word_duration.</w:t>
       </w:r>
     </w:p>
     <w:p>
@@ -5109,7 +5032,6 @@
         <w:t xml:space="preserve">For the next word to be predicted, its timing (start and end) was estimated by advancing current_time by word_duration (with some added randomness: </w:t>
       </w:r>
       <w:proofErr w:type="spellStart"/>
-      <w:proofErr w:type="gramStart"/>
       <w:r>
         <w:rPr>
           <w:rFonts w:cstheme="majorBidi"/>
@@ -5117,7 +5039,6 @@
         <w:t>random.uniform</w:t>
       </w:r>
       <w:proofErr w:type="spellEnd"/>
-      <w:proofErr w:type="gramEnd"/>
       <w:r>
         <w:rPr>
           <w:rFonts w:cstheme="majorBidi"/>
@@ -5235,43 +5156,25 @@
           <w:rFonts w:cstheme="majorBidi"/>
         </w:rPr>
       </w:pPr>
-      <w:proofErr w:type="gramStart"/>
       <w:r>
         <w:rPr>
           <w:rFonts w:cstheme="majorBidi"/>
           <w:b/>
           <w:bCs/>
         </w:rPr>
-        <w:t>Formatting</w:t>
-      </w:r>
-      <w:proofErr w:type="gramEnd"/>
+        <w:t>Formatting:</w:t>
+      </w:r>
       <w:r>
         <w:rPr>
           <w:rFonts w:cstheme="majorBidi"/>
-          <w:b/>
-          <w:bCs/>
-        </w:rPr>
-        <w:t>:</w:t>
+        </w:rPr>
+        <w:t xml:space="preserve"> </w:t>
       </w:r>
       <w:r>
         <w:rPr>
           <w:rFonts w:cstheme="majorBidi"/>
         </w:rPr>
-        <w:t xml:space="preserve"> </w:t>
-      </w:r>
-      <w:proofErr w:type="gramStart"/>
-      <w:r>
-        <w:rPr>
-          <w:rFonts w:cstheme="majorBidi"/>
-        </w:rPr>
-        <w:t>Similar to</w:t>
-      </w:r>
-      <w:proofErr w:type="gramEnd"/>
-      <w:r>
-        <w:rPr>
-          <w:rFonts w:cstheme="majorBidi"/>
-        </w:rPr>
-        <w:t xml:space="preserve"> the simple model, lyrics were formatted to handle special tokens and newlines.</w:t>
+        <w:t>Similar to the simple model, lyrics were formatted to handle special tokens and newlines.</w:t>
       </w:r>
     </w:p>
     <w:p>
@@ -6144,27 +6047,7 @@
           <w:szCs w:val="22"/>
           <w:lang w:val="en-US"/>
         </w:rPr>
-        <w:t xml:space="preserve">,' which uses common words that were likely in our training data, generally received higher BLEU scores. In contrast, a song like 'Aqua - Barbie Girl,' which has unique or informal words (like 'hiya') that might not have been common in the training data, got lower BLEU scores. This shows that the models perform better when the song's vocabulary is </w:t>
-      </w:r>
-      <w:proofErr w:type="gramStart"/>
-      <w:r>
-        <w:rPr>
-          <w:rFonts w:asciiTheme="minorHAnsi" w:hAnsiTheme="minorHAnsi" w:cstheme="majorBidi"/>
-          <w:sz w:val="22"/>
-          <w:szCs w:val="22"/>
-          <w:lang w:val="en-US"/>
-        </w:rPr>
-        <w:t>similar to</w:t>
-      </w:r>
-      <w:proofErr w:type="gramEnd"/>
-      <w:r>
-        <w:rPr>
-          <w:rFonts w:asciiTheme="minorHAnsi" w:hAnsiTheme="minorHAnsi" w:cstheme="majorBidi"/>
-          <w:sz w:val="22"/>
-          <w:szCs w:val="22"/>
-          <w:lang w:val="en-US"/>
-        </w:rPr>
-        <w:t xml:space="preserve"> what they learned during training.</w:t>
+        <w:t>,' which uses common words that were likely in our training data, generally received higher BLEU scores. In contrast, a song like 'Aqua - Barbie Girl,' which has unique or informal words (like 'hiya') that might not have been common in the training data, got lower BLEU scores. This shows that the models perform better when the song's vocabulary is similar to what they learned during training.</w:t>
       </w:r>
     </w:p>
     <w:p>
@@ -6199,27 +6082,7 @@
           <w:szCs w:val="22"/>
           <w:lang w:val="en-US"/>
         </w:rPr>
-        <w:t xml:space="preserve"> There was a clear difference in how long the lyrics were. The Simple Model tended to write short lyrics, averaging about 52 words per song. The Advanced Model, however, wrote much longer lyrics, averaging around 120 words. Since the Advanced Model's longer lyrics also generally </w:t>
-      </w:r>
-      <w:proofErr w:type="gramStart"/>
-      <w:r>
-        <w:rPr>
-          <w:rFonts w:asciiTheme="minorHAnsi" w:hAnsiTheme="minorHAnsi" w:cstheme="majorBidi"/>
-          <w:sz w:val="22"/>
-          <w:szCs w:val="22"/>
-          <w:lang w:val="en-US"/>
-        </w:rPr>
-        <w:t>made</w:t>
-      </w:r>
-      <w:proofErr w:type="gramEnd"/>
-      <w:r>
-        <w:rPr>
-          <w:rFonts w:asciiTheme="minorHAnsi" w:hAnsiTheme="minorHAnsi" w:cstheme="majorBidi"/>
-          <w:sz w:val="22"/>
-          <w:szCs w:val="22"/>
-          <w:lang w:val="en-US"/>
-        </w:rPr>
-        <w:t xml:space="preserve"> more sense, this suggests it's better at continuing a lyrical idea and developing themes within a song.</w:t>
+        <w:t xml:space="preserve"> There was a clear difference in how long the lyrics were. The Simple Model tended to write short lyrics, averaging about 52 words per song. The Advanced Model, however, wrote much longer lyrics, averaging around 120 words. Since the Advanced Model's longer lyrics also generally made more sense, this suggests it's better at continuing a lyrical idea and developing themes within a song.</w:t>
       </w:r>
     </w:p>
     <w:p>
@@ -13739,7 +13602,6 @@
   <w:style w:type="character" w:default="1" w:styleId="DefaultParagraphFont">
     <w:name w:val="Default Paragraph Font"/>
     <w:uiPriority w:val="1"/>
-    <w:semiHidden/>
     <w:unhideWhenUsed/>
   </w:style>
   <w:style w:type="table" w:default="1" w:styleId="TableNormal">
